--- a/output/tables/READ/READ_cox_multi_MS4A1.docx
+++ b/output/tables/READ/READ_cox_multi_MS4A1.docx
@@ -25,7 +25,7 @@
         <w:ind w:left="60" w:right="60" w:firstLine="0" w:firstLineChars="0"/>
       </w:pPr>
       <w:r>
-        <w:t xml:space="preserve">Multivariable Cox regression for overall survival: MS4A1 expression, TCGA-READ (n = 150, events = 23, EPV = 5.8; exploratory)</w:t>
+        <w:t xml:space="preserve">Multivariable Cox regression for overall survival: MS4A1 expression, TCGA-READ (n = 102, events = 13, EPV = 2.6; exploratory)</w:t>
       </w:r>
     </w:p>
     <w:tbl xmlns:a="http://schemas.openxmlformats.org/drawingml/2006/main" xmlns:pic="http://schemas.openxmlformats.org/drawingml/2006/picture">
@@ -36,10 +36,10 @@
       </w:tblPr>
       <w:tblGrid>
         <w:gridCol w:w="2060"/>
-        <w:gridCol w:w="1145"/>
-        <w:gridCol w:w="681"/>
+        <w:gridCol w:w="1489"/>
+        <w:gridCol w:w="591"/>
         <w:gridCol w:w="931"/>
-        <w:gridCol w:w="1611"/>
+        <w:gridCol w:w="1701"/>
         <w:gridCol w:w="816"/>
         <w:gridCol w:w="1136"/>
       </w:tblGrid>
@@ -599,7 +599,7 @@
                 <w:szCs w:val="18"/>
                 <w:color w:val="000000"/>
               </w:rPr>
-              <w:t xml:space="preserve">75</w:t>
+              <w:t xml:space="preserve">47</w:t>
             </w:r>
           </w:p>
         </w:tc>
@@ -654,7 +654,7 @@
                 <w:szCs w:val="18"/>
                 <w:color w:val="000000"/>
               </w:rPr>
-              <w:t xml:space="preserve">17</w:t>
+              <w:t xml:space="preserve">10</w:t>
             </w:r>
           </w:p>
         </w:tc>
@@ -989,7 +989,7 @@
                 <w:szCs w:val="18"/>
                 <w:color w:val="000000"/>
               </w:rPr>
-              <w:t xml:space="preserve">75</w:t>
+              <w:t xml:space="preserve">55</w:t>
             </w:r>
           </w:p>
         </w:tc>
@@ -1044,7 +1044,7 @@
                 <w:szCs w:val="18"/>
                 <w:color w:val="000000"/>
               </w:rPr>
-              <w:t xml:space="preserve">6</w:t>
+              <w:t xml:space="preserve">3</w:t>
             </w:r>
           </w:p>
         </w:tc>
@@ -1099,7 +1099,7 @@
                 <w:szCs w:val="18"/>
                 <w:color w:val="000000"/>
               </w:rPr>
-              <w:t xml:space="preserve">0.34 (0.13–0.89)</w:t>
+              <w:t xml:space="preserve">0.13 (0.03–0.48)</w:t>
             </w:r>
           </w:p>
         </w:tc>
@@ -1154,7 +1154,7 @@
                 <w:szCs w:val="18"/>
                 <w:color w:val="000000"/>
               </w:rPr>
-              <w:t xml:space="preserve">0.028</w:t>
+              <w:t xml:space="preserve">0.002</w:t>
             </w:r>
           </w:p>
         </w:tc>
@@ -1269,7 +1269,7 @@
                 <w:szCs w:val="18"/>
                 <w:color w:val="000000"/>
               </w:rPr>
-              <w:t xml:space="preserve">Age (per 10 years)</w:t>
+              <w:t xml:space="preserve">Age group, years</w:t>
             </w:r>
           </w:p>
         </w:tc>
@@ -1324,227 +1324,227 @@
                 <w:szCs w:val="18"/>
                 <w:color w:val="000000"/>
               </w:rPr>
+              <w:t xml:space="preserve">≤65 (ref)</w:t>
+            </w:r>
+          </w:p>
+        </w:tc>
+        <w:tc>
+          <w:tcPr>
+            <w:tcBorders>
+              <w:bottom w:val="none" w:sz="0" w:space="0" w:color="000000"/>
+              <w:top w:val="none" w:sz="0" w:space="0" w:color="000000"/>
+              <w:left w:val="none" w:sz="0" w:space="0" w:color="000000"/>
+              <w:right w:val="none" w:sz="0" w:space="0" w:color="000000"/>
+            </w:tcBorders>
+            <w:shd w:val="clear" w:color="auto" w:fill="FFFFFF"/>
+            <w:tcMar>
+              <w:top w:w="0" w:type="dxa"/>
+              <w:bottom w:w="0" w:type="dxa"/>
+              <w:left w:w="0" w:type="dxa"/>
+              <w:right w:w="0" w:type="dxa"/>
+            </w:tcMar>
+            <w:vAlign w:val="center"/>
+          </w:tcPr>
+          <w:p>
+            <w:pPr>
+              <w:pStyle w:val="Normal"/>
+              <w:jc w:val="right"/>
+              <w:pBdr>
+                <w:bottom w:val="none" w:sz="0" w:space="0" w:color="000000"/>
+                <w:top w:val="none" w:sz="0" w:space="0" w:color="000000"/>
+                <w:left w:val="none" w:sz="0" w:space="0" w:color="000000"/>
+                <w:right w:val="none" w:sz="0" w:space="0" w:color="000000"/>
+              </w:pBdr>
+              <w:spacing w:after="100" w:before="100" w:line="240"/>
+              <w:ind w:left="100" w:right="100" w:firstLine="0" w:firstLineChars="0"/>
+              <w:rPr>
+                <w:rFonts w:ascii="Times New Roman" w:hAnsi="Times New Roman" w:eastAsia="Times New Roman" w:cs="Times New Roman"/>
+                <w:i w:val="false"/>
+                <w:b w:val="false"/>
+                <w:u w:val="none"/>
+                <w:strike w:val="false"/>
+                <w:sz w:val="18"/>
+                <w:szCs w:val="18"/>
+                <w:color w:val="000000"/>
+              </w:rPr>
+            </w:pPr>
+            <w:r>
+              <w:rPr>
+                <w:rFonts w:ascii="Times New Roman" w:hAnsi="Times New Roman" w:eastAsia="Times New Roman" w:cs="Times New Roman"/>
+                <w:i w:val="false"/>
+                <w:b w:val="false"/>
+                <w:u w:val="none"/>
+                <w:strike w:val="false"/>
+                <w:sz w:val="18"/>
+                <w:szCs w:val="18"/>
+                <w:color w:val="000000"/>
+              </w:rPr>
+              <w:t xml:space="preserve">54</w:t>
+            </w:r>
+          </w:p>
+        </w:tc>
+        <w:tc>
+          <w:tcPr>
+            <w:tcBorders>
+              <w:bottom w:val="none" w:sz="0" w:space="0" w:color="000000"/>
+              <w:top w:val="none" w:sz="0" w:space="0" w:color="000000"/>
+              <w:left w:val="none" w:sz="0" w:space="0" w:color="000000"/>
+              <w:right w:val="none" w:sz="0" w:space="0" w:color="000000"/>
+            </w:tcBorders>
+            <w:shd w:val="clear" w:color="auto" w:fill="FFFFFF"/>
+            <w:tcMar>
+              <w:top w:w="0" w:type="dxa"/>
+              <w:bottom w:w="0" w:type="dxa"/>
+              <w:left w:w="0" w:type="dxa"/>
+              <w:right w:w="0" w:type="dxa"/>
+            </w:tcMar>
+            <w:vAlign w:val="center"/>
+          </w:tcPr>
+          <w:p>
+            <w:pPr>
+              <w:pStyle w:val="Normal"/>
+              <w:jc w:val="right"/>
+              <w:pBdr>
+                <w:bottom w:val="none" w:sz="0" w:space="0" w:color="000000"/>
+                <w:top w:val="none" w:sz="0" w:space="0" w:color="000000"/>
+                <w:left w:val="none" w:sz="0" w:space="0" w:color="000000"/>
+                <w:right w:val="none" w:sz="0" w:space="0" w:color="000000"/>
+              </w:pBdr>
+              <w:spacing w:after="100" w:before="100" w:line="240"/>
+              <w:ind w:left="100" w:right="100" w:firstLine="0" w:firstLineChars="0"/>
+              <w:rPr>
+                <w:rFonts w:ascii="Times New Roman" w:hAnsi="Times New Roman" w:eastAsia="Times New Roman" w:cs="Times New Roman"/>
+                <w:i w:val="false"/>
+                <w:b w:val="false"/>
+                <w:u w:val="none"/>
+                <w:strike w:val="false"/>
+                <w:sz w:val="18"/>
+                <w:szCs w:val="18"/>
+                <w:color w:val="000000"/>
+              </w:rPr>
+            </w:pPr>
+            <w:r>
+              <w:rPr>
+                <w:rFonts w:ascii="Times New Roman" w:hAnsi="Times New Roman" w:eastAsia="Times New Roman" w:cs="Times New Roman"/>
+                <w:i w:val="false"/>
+                <w:b w:val="false"/>
+                <w:u w:val="none"/>
+                <w:strike w:val="false"/>
+                <w:sz w:val="18"/>
+                <w:szCs w:val="18"/>
+                <w:color w:val="000000"/>
+              </w:rPr>
+              <w:t xml:space="preserve">3</w:t>
+            </w:r>
+          </w:p>
+        </w:tc>
+        <w:tc>
+          <w:tcPr>
+            <w:tcBorders>
+              <w:bottom w:val="none" w:sz="0" w:space="0" w:color="000000"/>
+              <w:top w:val="none" w:sz="0" w:space="0" w:color="000000"/>
+              <w:left w:val="none" w:sz="0" w:space="0" w:color="000000"/>
+              <w:right w:val="none" w:sz="0" w:space="0" w:color="000000"/>
+            </w:tcBorders>
+            <w:shd w:val="clear" w:color="auto" w:fill="FFFFFF"/>
+            <w:tcMar>
+              <w:top w:w="0" w:type="dxa"/>
+              <w:bottom w:w="0" w:type="dxa"/>
+              <w:left w:w="0" w:type="dxa"/>
+              <w:right w:w="0" w:type="dxa"/>
+            </w:tcMar>
+            <w:vAlign w:val="center"/>
+          </w:tcPr>
+          <w:p>
+            <w:pPr>
+              <w:pStyle w:val="Normal"/>
+              <w:jc w:val="left"/>
+              <w:pBdr>
+                <w:bottom w:val="none" w:sz="0" w:space="0" w:color="000000"/>
+                <w:top w:val="none" w:sz="0" w:space="0" w:color="000000"/>
+                <w:left w:val="none" w:sz="0" w:space="0" w:color="000000"/>
+                <w:right w:val="none" w:sz="0" w:space="0" w:color="000000"/>
+              </w:pBdr>
+              <w:spacing w:after="100" w:before="100" w:line="240"/>
+              <w:ind w:left="100" w:right="100" w:firstLine="0" w:firstLineChars="0"/>
+              <w:rPr>
+                <w:rFonts w:ascii="Times New Roman" w:hAnsi="Times New Roman" w:eastAsia="Times New Roman" w:cs="Times New Roman"/>
+                <w:i w:val="false"/>
+                <w:b w:val="false"/>
+                <w:u w:val="none"/>
+                <w:strike w:val="false"/>
+                <w:sz w:val="18"/>
+                <w:szCs w:val="18"/>
+                <w:color w:val="000000"/>
+              </w:rPr>
+            </w:pPr>
+            <w:r>
+              <w:rPr>
+                <w:rFonts w:ascii="Times New Roman" w:hAnsi="Times New Roman" w:eastAsia="Times New Roman" w:cs="Times New Roman"/>
+                <w:i w:val="false"/>
+                <w:b w:val="false"/>
+                <w:u w:val="none"/>
+                <w:strike w:val="false"/>
+                <w:sz w:val="18"/>
+                <w:szCs w:val="18"/>
+                <w:color w:val="000000"/>
+              </w:rPr>
+              <w:t xml:space="preserve">Reference</w:t>
+            </w:r>
+          </w:p>
+        </w:tc>
+        <w:tc>
+          <w:tcPr>
+            <w:tcBorders>
+              <w:bottom w:val="none" w:sz="0" w:space="0" w:color="000000"/>
+              <w:top w:val="none" w:sz="0" w:space="0" w:color="000000"/>
+              <w:left w:val="none" w:sz="0" w:space="0" w:color="000000"/>
+              <w:right w:val="none" w:sz="0" w:space="0" w:color="000000"/>
+            </w:tcBorders>
+            <w:shd w:val="clear" w:color="auto" w:fill="FFFFFF"/>
+            <w:tcMar>
+              <w:top w:w="0" w:type="dxa"/>
+              <w:bottom w:w="0" w:type="dxa"/>
+              <w:left w:w="0" w:type="dxa"/>
+              <w:right w:w="0" w:type="dxa"/>
+            </w:tcMar>
+            <w:vAlign w:val="center"/>
+          </w:tcPr>
+          <w:p>
+            <w:pPr>
+              <w:pStyle w:val="Normal"/>
+              <w:jc w:val="left"/>
+              <w:pBdr>
+                <w:bottom w:val="none" w:sz="0" w:space="0" w:color="000000"/>
+                <w:top w:val="none" w:sz="0" w:space="0" w:color="000000"/>
+                <w:left w:val="none" w:sz="0" w:space="0" w:color="000000"/>
+                <w:right w:val="none" w:sz="0" w:space="0" w:color="000000"/>
+              </w:pBdr>
+              <w:spacing w:after="100" w:before="100" w:line="240"/>
+              <w:ind w:left="100" w:right="100" w:firstLine="0" w:firstLineChars="0"/>
+              <w:rPr>
+                <w:rFonts w:ascii="Times New Roman" w:hAnsi="Times New Roman" w:eastAsia="Times New Roman" w:cs="Times New Roman"/>
+                <w:i w:val="false"/>
+                <w:b w:val="false"/>
+                <w:u w:val="none"/>
+                <w:strike w:val="false"/>
+                <w:sz w:val="18"/>
+                <w:szCs w:val="18"/>
+                <w:color w:val="000000"/>
+              </w:rPr>
+            </w:pPr>
+            <w:r>
+              <w:rPr>
+                <w:rFonts w:ascii="Times New Roman" w:hAnsi="Times New Roman" w:eastAsia="Times New Roman" w:cs="Times New Roman"/>
+                <w:i w:val="false"/>
+                <w:b w:val="false"/>
+                <w:u w:val="none"/>
+                <w:strike w:val="false"/>
+                <w:sz w:val="18"/>
+                <w:szCs w:val="18"/>
+                <w:color w:val="000000"/>
+              </w:rPr>
               <w:t xml:space="preserve"/>
-            </w:r>
-          </w:p>
-        </w:tc>
-        <w:tc>
-          <w:tcPr>
-            <w:tcBorders>
-              <w:bottom w:val="none" w:sz="0" w:space="0" w:color="000000"/>
-              <w:top w:val="none" w:sz="0" w:space="0" w:color="000000"/>
-              <w:left w:val="none" w:sz="0" w:space="0" w:color="000000"/>
-              <w:right w:val="none" w:sz="0" w:space="0" w:color="000000"/>
-            </w:tcBorders>
-            <w:shd w:val="clear" w:color="auto" w:fill="FFFFFF"/>
-            <w:tcMar>
-              <w:top w:w="0" w:type="dxa"/>
-              <w:bottom w:w="0" w:type="dxa"/>
-              <w:left w:w="0" w:type="dxa"/>
-              <w:right w:w="0" w:type="dxa"/>
-            </w:tcMar>
-            <w:vAlign w:val="center"/>
-          </w:tcPr>
-          <w:p>
-            <w:pPr>
-              <w:pStyle w:val="Normal"/>
-              <w:jc w:val="right"/>
-              <w:pBdr>
-                <w:bottom w:val="none" w:sz="0" w:space="0" w:color="000000"/>
-                <w:top w:val="none" w:sz="0" w:space="0" w:color="000000"/>
-                <w:left w:val="none" w:sz="0" w:space="0" w:color="000000"/>
-                <w:right w:val="none" w:sz="0" w:space="0" w:color="000000"/>
-              </w:pBdr>
-              <w:spacing w:after="100" w:before="100" w:line="240"/>
-              <w:ind w:left="100" w:right="100" w:firstLine="0" w:firstLineChars="0"/>
-              <w:rPr>
-                <w:rFonts w:ascii="Times New Roman" w:hAnsi="Times New Roman" w:eastAsia="Times New Roman" w:cs="Times New Roman"/>
-                <w:i w:val="false"/>
-                <w:b w:val="false"/>
-                <w:u w:val="none"/>
-                <w:strike w:val="false"/>
-                <w:sz w:val="18"/>
-                <w:szCs w:val="18"/>
-                <w:color w:val="000000"/>
-              </w:rPr>
-            </w:pPr>
-            <w:r>
-              <w:rPr>
-                <w:rFonts w:ascii="Times New Roman" w:hAnsi="Times New Roman" w:eastAsia="Times New Roman" w:cs="Times New Roman"/>
-                <w:i w:val="false"/>
-                <w:b w:val="false"/>
-                <w:u w:val="none"/>
-                <w:strike w:val="false"/>
-                <w:sz w:val="18"/>
-                <w:szCs w:val="18"/>
-                <w:color w:val="000000"/>
-              </w:rPr>
-              <w:t xml:space="preserve">150</w:t>
-            </w:r>
-          </w:p>
-        </w:tc>
-        <w:tc>
-          <w:tcPr>
-            <w:tcBorders>
-              <w:bottom w:val="none" w:sz="0" w:space="0" w:color="000000"/>
-              <w:top w:val="none" w:sz="0" w:space="0" w:color="000000"/>
-              <w:left w:val="none" w:sz="0" w:space="0" w:color="000000"/>
-              <w:right w:val="none" w:sz="0" w:space="0" w:color="000000"/>
-            </w:tcBorders>
-            <w:shd w:val="clear" w:color="auto" w:fill="FFFFFF"/>
-            <w:tcMar>
-              <w:top w:w="0" w:type="dxa"/>
-              <w:bottom w:w="0" w:type="dxa"/>
-              <w:left w:w="0" w:type="dxa"/>
-              <w:right w:w="0" w:type="dxa"/>
-            </w:tcMar>
-            <w:vAlign w:val="center"/>
-          </w:tcPr>
-          <w:p>
-            <w:pPr>
-              <w:pStyle w:val="Normal"/>
-              <w:jc w:val="right"/>
-              <w:pBdr>
-                <w:bottom w:val="none" w:sz="0" w:space="0" w:color="000000"/>
-                <w:top w:val="none" w:sz="0" w:space="0" w:color="000000"/>
-                <w:left w:val="none" w:sz="0" w:space="0" w:color="000000"/>
-                <w:right w:val="none" w:sz="0" w:space="0" w:color="000000"/>
-              </w:pBdr>
-              <w:spacing w:after="100" w:before="100" w:line="240"/>
-              <w:ind w:left="100" w:right="100" w:firstLine="0" w:firstLineChars="0"/>
-              <w:rPr>
-                <w:rFonts w:ascii="Times New Roman" w:hAnsi="Times New Roman" w:eastAsia="Times New Roman" w:cs="Times New Roman"/>
-                <w:i w:val="false"/>
-                <w:b w:val="false"/>
-                <w:u w:val="none"/>
-                <w:strike w:val="false"/>
-                <w:sz w:val="18"/>
-                <w:szCs w:val="18"/>
-                <w:color w:val="000000"/>
-              </w:rPr>
-            </w:pPr>
-            <w:r>
-              <w:rPr>
-                <w:rFonts w:ascii="Times New Roman" w:hAnsi="Times New Roman" w:eastAsia="Times New Roman" w:cs="Times New Roman"/>
-                <w:i w:val="false"/>
-                <w:b w:val="false"/>
-                <w:u w:val="none"/>
-                <w:strike w:val="false"/>
-                <w:sz w:val="18"/>
-                <w:szCs w:val="18"/>
-                <w:color w:val="000000"/>
-              </w:rPr>
-              <w:t xml:space="preserve">23</w:t>
-            </w:r>
-          </w:p>
-        </w:tc>
-        <w:tc>
-          <w:tcPr>
-            <w:tcBorders>
-              <w:bottom w:val="none" w:sz="0" w:space="0" w:color="000000"/>
-              <w:top w:val="none" w:sz="0" w:space="0" w:color="000000"/>
-              <w:left w:val="none" w:sz="0" w:space="0" w:color="000000"/>
-              <w:right w:val="none" w:sz="0" w:space="0" w:color="000000"/>
-            </w:tcBorders>
-            <w:shd w:val="clear" w:color="auto" w:fill="FFFFFF"/>
-            <w:tcMar>
-              <w:top w:w="0" w:type="dxa"/>
-              <w:bottom w:w="0" w:type="dxa"/>
-              <w:left w:w="0" w:type="dxa"/>
-              <w:right w:w="0" w:type="dxa"/>
-            </w:tcMar>
-            <w:vAlign w:val="center"/>
-          </w:tcPr>
-          <w:p>
-            <w:pPr>
-              <w:pStyle w:val="Normal"/>
-              <w:jc w:val="left"/>
-              <w:pBdr>
-                <w:bottom w:val="none" w:sz="0" w:space="0" w:color="000000"/>
-                <w:top w:val="none" w:sz="0" w:space="0" w:color="000000"/>
-                <w:left w:val="none" w:sz="0" w:space="0" w:color="000000"/>
-                <w:right w:val="none" w:sz="0" w:space="0" w:color="000000"/>
-              </w:pBdr>
-              <w:spacing w:after="100" w:before="100" w:line="240"/>
-              <w:ind w:left="100" w:right="100" w:firstLine="0" w:firstLineChars="0"/>
-              <w:rPr>
-                <w:rFonts w:ascii="Times New Roman" w:hAnsi="Times New Roman" w:eastAsia="Times New Roman" w:cs="Times New Roman"/>
-                <w:i w:val="false"/>
-                <w:b w:val="false"/>
-                <w:u w:val="none"/>
-                <w:strike w:val="false"/>
-                <w:sz w:val="18"/>
-                <w:szCs w:val="18"/>
-                <w:color w:val="000000"/>
-              </w:rPr>
-            </w:pPr>
-            <w:r>
-              <w:rPr>
-                <w:rFonts w:ascii="Times New Roman" w:hAnsi="Times New Roman" w:eastAsia="Times New Roman" w:cs="Times New Roman"/>
-                <w:i w:val="false"/>
-                <w:b w:val="false"/>
-                <w:u w:val="none"/>
-                <w:strike w:val="false"/>
-                <w:sz w:val="18"/>
-                <w:szCs w:val="18"/>
-                <w:color w:val="000000"/>
-              </w:rPr>
-              <w:t xml:space="preserve">2.20 (1.31–3.68)</w:t>
-            </w:r>
-          </w:p>
-        </w:tc>
-        <w:tc>
-          <w:tcPr>
-            <w:tcBorders>
-              <w:bottom w:val="none" w:sz="0" w:space="0" w:color="000000"/>
-              <w:top w:val="none" w:sz="0" w:space="0" w:color="000000"/>
-              <w:left w:val="none" w:sz="0" w:space="0" w:color="000000"/>
-              <w:right w:val="none" w:sz="0" w:space="0" w:color="000000"/>
-            </w:tcBorders>
-            <w:shd w:val="clear" w:color="auto" w:fill="FFFFFF"/>
-            <w:tcMar>
-              <w:top w:w="0" w:type="dxa"/>
-              <w:bottom w:w="0" w:type="dxa"/>
-              <w:left w:w="0" w:type="dxa"/>
-              <w:right w:w="0" w:type="dxa"/>
-            </w:tcMar>
-            <w:vAlign w:val="center"/>
-          </w:tcPr>
-          <w:p>
-            <w:pPr>
-              <w:pStyle w:val="Normal"/>
-              <w:jc w:val="left"/>
-              <w:pBdr>
-                <w:bottom w:val="none" w:sz="0" w:space="0" w:color="000000"/>
-                <w:top w:val="none" w:sz="0" w:space="0" w:color="000000"/>
-                <w:left w:val="none" w:sz="0" w:space="0" w:color="000000"/>
-                <w:right w:val="none" w:sz="0" w:space="0" w:color="000000"/>
-              </w:pBdr>
-              <w:spacing w:after="100" w:before="100" w:line="240"/>
-              <w:ind w:left="100" w:right="100" w:firstLine="0" w:firstLineChars="0"/>
-              <w:rPr>
-                <w:rFonts w:ascii="Times New Roman" w:hAnsi="Times New Roman" w:eastAsia="Times New Roman" w:cs="Times New Roman"/>
-                <w:i w:val="false"/>
-                <w:b w:val="false"/>
-                <w:u w:val="none"/>
-                <w:strike w:val="false"/>
-                <w:sz w:val="18"/>
-                <w:szCs w:val="18"/>
-                <w:color w:val="000000"/>
-              </w:rPr>
-            </w:pPr>
-            <w:r>
-              <w:rPr>
-                <w:rFonts w:ascii="Times New Roman" w:hAnsi="Times New Roman" w:eastAsia="Times New Roman" w:cs="Times New Roman"/>
-                <w:i w:val="false"/>
-                <w:b w:val="false"/>
-                <w:u w:val="none"/>
-                <w:strike w:val="false"/>
-                <w:sz w:val="18"/>
-                <w:szCs w:val="18"/>
-                <w:color w:val="000000"/>
-              </w:rPr>
-              <w:t xml:space="preserve">0.003</w:t>
             </w:r>
           </w:p>
         </w:tc>
@@ -1659,7 +1659,7 @@
                 <w:szCs w:val="18"/>
                 <w:color w:val="000000"/>
               </w:rPr>
-              <w:t xml:space="preserve">Sex</w:t>
+              <w:t xml:space="preserve"/>
             </w:r>
           </w:p>
         </w:tc>
@@ -1714,7 +1714,7 @@
                 <w:szCs w:val="18"/>
                 <w:color w:val="000000"/>
               </w:rPr>
-              <w:t xml:space="preserve">Male (ref)</w:t>
+              <w:t xml:space="preserve">≥66</w:t>
             </w:r>
           </w:p>
         </w:tc>
@@ -1769,7 +1769,7 @@
                 <w:szCs w:val="18"/>
                 <w:color w:val="000000"/>
               </w:rPr>
-              <w:t xml:space="preserve">83</w:t>
+              <w:t xml:space="preserve">48</w:t>
             </w:r>
           </w:p>
         </w:tc>
@@ -1824,7 +1824,7 @@
                 <w:szCs w:val="18"/>
                 <w:color w:val="000000"/>
               </w:rPr>
-              <w:t xml:space="preserve">12</w:t>
+              <w:t xml:space="preserve">10</w:t>
             </w:r>
           </w:p>
         </w:tc>
@@ -1879,7 +1879,7 @@
                 <w:szCs w:val="18"/>
                 <w:color w:val="000000"/>
               </w:rPr>
-              <w:t xml:space="preserve">Reference</w:t>
+              <w:t xml:space="preserve">4.31 (1.15–16.15)</w:t>
             </w:r>
           </w:p>
         </w:tc>
@@ -1934,7 +1934,7 @@
                 <w:szCs w:val="18"/>
                 <w:color w:val="000000"/>
               </w:rPr>
-              <w:t xml:space="preserve"/>
+              <w:t xml:space="preserve">0.030</w:t>
             </w:r>
           </w:p>
         </w:tc>
@@ -2049,282 +2049,282 @@
                 <w:szCs w:val="18"/>
                 <w:color w:val="000000"/>
               </w:rPr>
+              <w:t xml:space="preserve">Sex</w:t>
+            </w:r>
+          </w:p>
+        </w:tc>
+        <w:tc>
+          <w:tcPr>
+            <w:tcBorders>
+              <w:bottom w:val="none" w:sz="0" w:space="0" w:color="000000"/>
+              <w:top w:val="none" w:sz="0" w:space="0" w:color="000000"/>
+              <w:left w:val="none" w:sz="0" w:space="0" w:color="000000"/>
+              <w:right w:val="none" w:sz="0" w:space="0" w:color="000000"/>
+            </w:tcBorders>
+            <w:shd w:val="clear" w:color="auto" w:fill="FFFFFF"/>
+            <w:tcMar>
+              <w:top w:w="0" w:type="dxa"/>
+              <w:bottom w:w="0" w:type="dxa"/>
+              <w:left w:w="0" w:type="dxa"/>
+              <w:right w:w="0" w:type="dxa"/>
+            </w:tcMar>
+            <w:vAlign w:val="center"/>
+          </w:tcPr>
+          <w:p>
+            <w:pPr>
+              <w:pStyle w:val="Normal"/>
+              <w:jc w:val="left"/>
+              <w:pBdr>
+                <w:bottom w:val="none" w:sz="0" w:space="0" w:color="000000"/>
+                <w:top w:val="none" w:sz="0" w:space="0" w:color="000000"/>
+                <w:left w:val="none" w:sz="0" w:space="0" w:color="000000"/>
+                <w:right w:val="none" w:sz="0" w:space="0" w:color="000000"/>
+              </w:pBdr>
+              <w:spacing w:after="100" w:before="100" w:line="240"/>
+              <w:ind w:left="100" w:right="100" w:firstLine="0" w:firstLineChars="0"/>
+              <w:rPr>
+                <w:rFonts w:ascii="Times New Roman" w:hAnsi="Times New Roman" w:eastAsia="Times New Roman" w:cs="Times New Roman"/>
+                <w:i w:val="false"/>
+                <w:b w:val="false"/>
+                <w:u w:val="none"/>
+                <w:strike w:val="false"/>
+                <w:sz w:val="18"/>
+                <w:szCs w:val="18"/>
+                <w:color w:val="000000"/>
+              </w:rPr>
+            </w:pPr>
+            <w:r>
+              <w:rPr>
+                <w:rFonts w:ascii="Times New Roman" w:hAnsi="Times New Roman" w:eastAsia="Times New Roman" w:cs="Times New Roman"/>
+                <w:i w:val="false"/>
+                <w:b w:val="false"/>
+                <w:u w:val="none"/>
+                <w:strike w:val="false"/>
+                <w:sz w:val="18"/>
+                <w:szCs w:val="18"/>
+                <w:color w:val="000000"/>
+              </w:rPr>
+              <w:t xml:space="preserve">Male (ref)</w:t>
+            </w:r>
+          </w:p>
+        </w:tc>
+        <w:tc>
+          <w:tcPr>
+            <w:tcBorders>
+              <w:bottom w:val="none" w:sz="0" w:space="0" w:color="000000"/>
+              <w:top w:val="none" w:sz="0" w:space="0" w:color="000000"/>
+              <w:left w:val="none" w:sz="0" w:space="0" w:color="000000"/>
+              <w:right w:val="none" w:sz="0" w:space="0" w:color="000000"/>
+            </w:tcBorders>
+            <w:shd w:val="clear" w:color="auto" w:fill="FFFFFF"/>
+            <w:tcMar>
+              <w:top w:w="0" w:type="dxa"/>
+              <w:bottom w:w="0" w:type="dxa"/>
+              <w:left w:w="0" w:type="dxa"/>
+              <w:right w:w="0" w:type="dxa"/>
+            </w:tcMar>
+            <w:vAlign w:val="center"/>
+          </w:tcPr>
+          <w:p>
+            <w:pPr>
+              <w:pStyle w:val="Normal"/>
+              <w:jc w:val="right"/>
+              <w:pBdr>
+                <w:bottom w:val="none" w:sz="0" w:space="0" w:color="000000"/>
+                <w:top w:val="none" w:sz="0" w:space="0" w:color="000000"/>
+                <w:left w:val="none" w:sz="0" w:space="0" w:color="000000"/>
+                <w:right w:val="none" w:sz="0" w:space="0" w:color="000000"/>
+              </w:pBdr>
+              <w:spacing w:after="100" w:before="100" w:line="240"/>
+              <w:ind w:left="100" w:right="100" w:firstLine="0" w:firstLineChars="0"/>
+              <w:rPr>
+                <w:rFonts w:ascii="Times New Roman" w:hAnsi="Times New Roman" w:eastAsia="Times New Roman" w:cs="Times New Roman"/>
+                <w:i w:val="false"/>
+                <w:b w:val="false"/>
+                <w:u w:val="none"/>
+                <w:strike w:val="false"/>
+                <w:sz w:val="18"/>
+                <w:szCs w:val="18"/>
+                <w:color w:val="000000"/>
+              </w:rPr>
+            </w:pPr>
+            <w:r>
+              <w:rPr>
+                <w:rFonts w:ascii="Times New Roman" w:hAnsi="Times New Roman" w:eastAsia="Times New Roman" w:cs="Times New Roman"/>
+                <w:i w:val="false"/>
+                <w:b w:val="false"/>
+                <w:u w:val="none"/>
+                <w:strike w:val="false"/>
+                <w:sz w:val="18"/>
+                <w:szCs w:val="18"/>
+                <w:color w:val="000000"/>
+              </w:rPr>
+              <w:t xml:space="preserve">61</w:t>
+            </w:r>
+          </w:p>
+        </w:tc>
+        <w:tc>
+          <w:tcPr>
+            <w:tcBorders>
+              <w:bottom w:val="none" w:sz="0" w:space="0" w:color="000000"/>
+              <w:top w:val="none" w:sz="0" w:space="0" w:color="000000"/>
+              <w:left w:val="none" w:sz="0" w:space="0" w:color="000000"/>
+              <w:right w:val="none" w:sz="0" w:space="0" w:color="000000"/>
+            </w:tcBorders>
+            <w:shd w:val="clear" w:color="auto" w:fill="FFFFFF"/>
+            <w:tcMar>
+              <w:top w:w="0" w:type="dxa"/>
+              <w:bottom w:w="0" w:type="dxa"/>
+              <w:left w:w="0" w:type="dxa"/>
+              <w:right w:w="0" w:type="dxa"/>
+            </w:tcMar>
+            <w:vAlign w:val="center"/>
+          </w:tcPr>
+          <w:p>
+            <w:pPr>
+              <w:pStyle w:val="Normal"/>
+              <w:jc w:val="right"/>
+              <w:pBdr>
+                <w:bottom w:val="none" w:sz="0" w:space="0" w:color="000000"/>
+                <w:top w:val="none" w:sz="0" w:space="0" w:color="000000"/>
+                <w:left w:val="none" w:sz="0" w:space="0" w:color="000000"/>
+                <w:right w:val="none" w:sz="0" w:space="0" w:color="000000"/>
+              </w:pBdr>
+              <w:spacing w:after="100" w:before="100" w:line="240"/>
+              <w:ind w:left="100" w:right="100" w:firstLine="0" w:firstLineChars="0"/>
+              <w:rPr>
+                <w:rFonts w:ascii="Times New Roman" w:hAnsi="Times New Roman" w:eastAsia="Times New Roman" w:cs="Times New Roman"/>
+                <w:i w:val="false"/>
+                <w:b w:val="false"/>
+                <w:u w:val="none"/>
+                <w:strike w:val="false"/>
+                <w:sz w:val="18"/>
+                <w:szCs w:val="18"/>
+                <w:color w:val="000000"/>
+              </w:rPr>
+            </w:pPr>
+            <w:r>
+              <w:rPr>
+                <w:rFonts w:ascii="Times New Roman" w:hAnsi="Times New Roman" w:eastAsia="Times New Roman" w:cs="Times New Roman"/>
+                <w:i w:val="false"/>
+                <w:b w:val="false"/>
+                <w:u w:val="none"/>
+                <w:strike w:val="false"/>
+                <w:sz w:val="18"/>
+                <w:szCs w:val="18"/>
+                <w:color w:val="000000"/>
+              </w:rPr>
+              <w:t xml:space="preserve">9</w:t>
+            </w:r>
+          </w:p>
+        </w:tc>
+        <w:tc>
+          <w:tcPr>
+            <w:tcBorders>
+              <w:bottom w:val="none" w:sz="0" w:space="0" w:color="000000"/>
+              <w:top w:val="none" w:sz="0" w:space="0" w:color="000000"/>
+              <w:left w:val="none" w:sz="0" w:space="0" w:color="000000"/>
+              <w:right w:val="none" w:sz="0" w:space="0" w:color="000000"/>
+            </w:tcBorders>
+            <w:shd w:val="clear" w:color="auto" w:fill="FFFFFF"/>
+            <w:tcMar>
+              <w:top w:w="0" w:type="dxa"/>
+              <w:bottom w:w="0" w:type="dxa"/>
+              <w:left w:w="0" w:type="dxa"/>
+              <w:right w:w="0" w:type="dxa"/>
+            </w:tcMar>
+            <w:vAlign w:val="center"/>
+          </w:tcPr>
+          <w:p>
+            <w:pPr>
+              <w:pStyle w:val="Normal"/>
+              <w:jc w:val="left"/>
+              <w:pBdr>
+                <w:bottom w:val="none" w:sz="0" w:space="0" w:color="000000"/>
+                <w:top w:val="none" w:sz="0" w:space="0" w:color="000000"/>
+                <w:left w:val="none" w:sz="0" w:space="0" w:color="000000"/>
+                <w:right w:val="none" w:sz="0" w:space="0" w:color="000000"/>
+              </w:pBdr>
+              <w:spacing w:after="100" w:before="100" w:line="240"/>
+              <w:ind w:left="100" w:right="100" w:firstLine="0" w:firstLineChars="0"/>
+              <w:rPr>
+                <w:rFonts w:ascii="Times New Roman" w:hAnsi="Times New Roman" w:eastAsia="Times New Roman" w:cs="Times New Roman"/>
+                <w:i w:val="false"/>
+                <w:b w:val="false"/>
+                <w:u w:val="none"/>
+                <w:strike w:val="false"/>
+                <w:sz w:val="18"/>
+                <w:szCs w:val="18"/>
+                <w:color w:val="000000"/>
+              </w:rPr>
+            </w:pPr>
+            <w:r>
+              <w:rPr>
+                <w:rFonts w:ascii="Times New Roman" w:hAnsi="Times New Roman" w:eastAsia="Times New Roman" w:cs="Times New Roman"/>
+                <w:i w:val="false"/>
+                <w:b w:val="false"/>
+                <w:u w:val="none"/>
+                <w:strike w:val="false"/>
+                <w:sz w:val="18"/>
+                <w:szCs w:val="18"/>
+                <w:color w:val="000000"/>
+              </w:rPr>
+              <w:t xml:space="preserve">Reference</w:t>
+            </w:r>
+          </w:p>
+        </w:tc>
+        <w:tc>
+          <w:tcPr>
+            <w:tcBorders>
+              <w:bottom w:val="none" w:sz="0" w:space="0" w:color="000000"/>
+              <w:top w:val="none" w:sz="0" w:space="0" w:color="000000"/>
+              <w:left w:val="none" w:sz="0" w:space="0" w:color="000000"/>
+              <w:right w:val="none" w:sz="0" w:space="0" w:color="000000"/>
+            </w:tcBorders>
+            <w:shd w:val="clear" w:color="auto" w:fill="FFFFFF"/>
+            <w:tcMar>
+              <w:top w:w="0" w:type="dxa"/>
+              <w:bottom w:w="0" w:type="dxa"/>
+              <w:left w:w="0" w:type="dxa"/>
+              <w:right w:w="0" w:type="dxa"/>
+            </w:tcMar>
+            <w:vAlign w:val="center"/>
+          </w:tcPr>
+          <w:p>
+            <w:pPr>
+              <w:pStyle w:val="Normal"/>
+              <w:jc w:val="left"/>
+              <w:pBdr>
+                <w:bottom w:val="none" w:sz="0" w:space="0" w:color="000000"/>
+                <w:top w:val="none" w:sz="0" w:space="0" w:color="000000"/>
+                <w:left w:val="none" w:sz="0" w:space="0" w:color="000000"/>
+                <w:right w:val="none" w:sz="0" w:space="0" w:color="000000"/>
+              </w:pBdr>
+              <w:spacing w:after="100" w:before="100" w:line="240"/>
+              <w:ind w:left="100" w:right="100" w:firstLine="0" w:firstLineChars="0"/>
+              <w:rPr>
+                <w:rFonts w:ascii="Times New Roman" w:hAnsi="Times New Roman" w:eastAsia="Times New Roman" w:cs="Times New Roman"/>
+                <w:i w:val="false"/>
+                <w:b w:val="false"/>
+                <w:u w:val="none"/>
+                <w:strike w:val="false"/>
+                <w:sz w:val="18"/>
+                <w:szCs w:val="18"/>
+                <w:color w:val="000000"/>
+              </w:rPr>
+            </w:pPr>
+            <w:r>
+              <w:rPr>
+                <w:rFonts w:ascii="Times New Roman" w:hAnsi="Times New Roman" w:eastAsia="Times New Roman" w:cs="Times New Roman"/>
+                <w:i w:val="false"/>
+                <w:b w:val="false"/>
+                <w:u w:val="none"/>
+                <w:strike w:val="false"/>
+                <w:sz w:val="18"/>
+                <w:szCs w:val="18"/>
+                <w:color w:val="000000"/>
+              </w:rPr>
               <w:t xml:space="preserve"/>
-            </w:r>
-          </w:p>
-        </w:tc>
-        <w:tc>
-          <w:tcPr>
-            <w:tcBorders>
-              <w:bottom w:val="none" w:sz="0" w:space="0" w:color="000000"/>
-              <w:top w:val="none" w:sz="0" w:space="0" w:color="000000"/>
-              <w:left w:val="none" w:sz="0" w:space="0" w:color="000000"/>
-              <w:right w:val="none" w:sz="0" w:space="0" w:color="000000"/>
-            </w:tcBorders>
-            <w:shd w:val="clear" w:color="auto" w:fill="FFFFFF"/>
-            <w:tcMar>
-              <w:top w:w="0" w:type="dxa"/>
-              <w:bottom w:w="0" w:type="dxa"/>
-              <w:left w:w="0" w:type="dxa"/>
-              <w:right w:w="0" w:type="dxa"/>
-            </w:tcMar>
-            <w:vAlign w:val="center"/>
-          </w:tcPr>
-          <w:p>
-            <w:pPr>
-              <w:pStyle w:val="Normal"/>
-              <w:jc w:val="left"/>
-              <w:pBdr>
-                <w:bottom w:val="none" w:sz="0" w:space="0" w:color="000000"/>
-                <w:top w:val="none" w:sz="0" w:space="0" w:color="000000"/>
-                <w:left w:val="none" w:sz="0" w:space="0" w:color="000000"/>
-                <w:right w:val="none" w:sz="0" w:space="0" w:color="000000"/>
-              </w:pBdr>
-              <w:spacing w:after="100" w:before="100" w:line="240"/>
-              <w:ind w:left="100" w:right="100" w:firstLine="0" w:firstLineChars="0"/>
-              <w:rPr>
-                <w:rFonts w:ascii="Times New Roman" w:hAnsi="Times New Roman" w:eastAsia="Times New Roman" w:cs="Times New Roman"/>
-                <w:i w:val="false"/>
-                <w:b w:val="false"/>
-                <w:u w:val="none"/>
-                <w:strike w:val="false"/>
-                <w:sz w:val="18"/>
-                <w:szCs w:val="18"/>
-                <w:color w:val="000000"/>
-              </w:rPr>
-            </w:pPr>
-            <w:r>
-              <w:rPr>
-                <w:rFonts w:ascii="Times New Roman" w:hAnsi="Times New Roman" w:eastAsia="Times New Roman" w:cs="Times New Roman"/>
-                <w:i w:val="false"/>
-                <w:b w:val="false"/>
-                <w:u w:val="none"/>
-                <w:strike w:val="false"/>
-                <w:sz w:val="18"/>
-                <w:szCs w:val="18"/>
-                <w:color w:val="000000"/>
-              </w:rPr>
-              <w:t xml:space="preserve">Female</w:t>
-            </w:r>
-          </w:p>
-        </w:tc>
-        <w:tc>
-          <w:tcPr>
-            <w:tcBorders>
-              <w:bottom w:val="none" w:sz="0" w:space="0" w:color="000000"/>
-              <w:top w:val="none" w:sz="0" w:space="0" w:color="000000"/>
-              <w:left w:val="none" w:sz="0" w:space="0" w:color="000000"/>
-              <w:right w:val="none" w:sz="0" w:space="0" w:color="000000"/>
-            </w:tcBorders>
-            <w:shd w:val="clear" w:color="auto" w:fill="FFFFFF"/>
-            <w:tcMar>
-              <w:top w:w="0" w:type="dxa"/>
-              <w:bottom w:w="0" w:type="dxa"/>
-              <w:left w:w="0" w:type="dxa"/>
-              <w:right w:w="0" w:type="dxa"/>
-            </w:tcMar>
-            <w:vAlign w:val="center"/>
-          </w:tcPr>
-          <w:p>
-            <w:pPr>
-              <w:pStyle w:val="Normal"/>
-              <w:jc w:val="right"/>
-              <w:pBdr>
-                <w:bottom w:val="none" w:sz="0" w:space="0" w:color="000000"/>
-                <w:top w:val="none" w:sz="0" w:space="0" w:color="000000"/>
-                <w:left w:val="none" w:sz="0" w:space="0" w:color="000000"/>
-                <w:right w:val="none" w:sz="0" w:space="0" w:color="000000"/>
-              </w:pBdr>
-              <w:spacing w:after="100" w:before="100" w:line="240"/>
-              <w:ind w:left="100" w:right="100" w:firstLine="0" w:firstLineChars="0"/>
-              <w:rPr>
-                <w:rFonts w:ascii="Times New Roman" w:hAnsi="Times New Roman" w:eastAsia="Times New Roman" w:cs="Times New Roman"/>
-                <w:i w:val="false"/>
-                <w:b w:val="false"/>
-                <w:u w:val="none"/>
-                <w:strike w:val="false"/>
-                <w:sz w:val="18"/>
-                <w:szCs w:val="18"/>
-                <w:color w:val="000000"/>
-              </w:rPr>
-            </w:pPr>
-            <w:r>
-              <w:rPr>
-                <w:rFonts w:ascii="Times New Roman" w:hAnsi="Times New Roman" w:eastAsia="Times New Roman" w:cs="Times New Roman"/>
-                <w:i w:val="false"/>
-                <w:b w:val="false"/>
-                <w:u w:val="none"/>
-                <w:strike w:val="false"/>
-                <w:sz w:val="18"/>
-                <w:szCs w:val="18"/>
-                <w:color w:val="000000"/>
-              </w:rPr>
-              <w:t xml:space="preserve">67</w:t>
-            </w:r>
-          </w:p>
-        </w:tc>
-        <w:tc>
-          <w:tcPr>
-            <w:tcBorders>
-              <w:bottom w:val="none" w:sz="0" w:space="0" w:color="000000"/>
-              <w:top w:val="none" w:sz="0" w:space="0" w:color="000000"/>
-              <w:left w:val="none" w:sz="0" w:space="0" w:color="000000"/>
-              <w:right w:val="none" w:sz="0" w:space="0" w:color="000000"/>
-            </w:tcBorders>
-            <w:shd w:val="clear" w:color="auto" w:fill="FFFFFF"/>
-            <w:tcMar>
-              <w:top w:w="0" w:type="dxa"/>
-              <w:bottom w:w="0" w:type="dxa"/>
-              <w:left w:w="0" w:type="dxa"/>
-              <w:right w:w="0" w:type="dxa"/>
-            </w:tcMar>
-            <w:vAlign w:val="center"/>
-          </w:tcPr>
-          <w:p>
-            <w:pPr>
-              <w:pStyle w:val="Normal"/>
-              <w:jc w:val="right"/>
-              <w:pBdr>
-                <w:bottom w:val="none" w:sz="0" w:space="0" w:color="000000"/>
-                <w:top w:val="none" w:sz="0" w:space="0" w:color="000000"/>
-                <w:left w:val="none" w:sz="0" w:space="0" w:color="000000"/>
-                <w:right w:val="none" w:sz="0" w:space="0" w:color="000000"/>
-              </w:pBdr>
-              <w:spacing w:after="100" w:before="100" w:line="240"/>
-              <w:ind w:left="100" w:right="100" w:firstLine="0" w:firstLineChars="0"/>
-              <w:rPr>
-                <w:rFonts w:ascii="Times New Roman" w:hAnsi="Times New Roman" w:eastAsia="Times New Roman" w:cs="Times New Roman"/>
-                <w:i w:val="false"/>
-                <w:b w:val="false"/>
-                <w:u w:val="none"/>
-                <w:strike w:val="false"/>
-                <w:sz w:val="18"/>
-                <w:szCs w:val="18"/>
-                <w:color w:val="000000"/>
-              </w:rPr>
-            </w:pPr>
-            <w:r>
-              <w:rPr>
-                <w:rFonts w:ascii="Times New Roman" w:hAnsi="Times New Roman" w:eastAsia="Times New Roman" w:cs="Times New Roman"/>
-                <w:i w:val="false"/>
-                <w:b w:val="false"/>
-                <w:u w:val="none"/>
-                <w:strike w:val="false"/>
-                <w:sz w:val="18"/>
-                <w:szCs w:val="18"/>
-                <w:color w:val="000000"/>
-              </w:rPr>
-              <w:t xml:space="preserve">11</w:t>
-            </w:r>
-          </w:p>
-        </w:tc>
-        <w:tc>
-          <w:tcPr>
-            <w:tcBorders>
-              <w:bottom w:val="none" w:sz="0" w:space="0" w:color="000000"/>
-              <w:top w:val="none" w:sz="0" w:space="0" w:color="000000"/>
-              <w:left w:val="none" w:sz="0" w:space="0" w:color="000000"/>
-              <w:right w:val="none" w:sz="0" w:space="0" w:color="000000"/>
-            </w:tcBorders>
-            <w:shd w:val="clear" w:color="auto" w:fill="FFFFFF"/>
-            <w:tcMar>
-              <w:top w:w="0" w:type="dxa"/>
-              <w:bottom w:w="0" w:type="dxa"/>
-              <w:left w:w="0" w:type="dxa"/>
-              <w:right w:w="0" w:type="dxa"/>
-            </w:tcMar>
-            <w:vAlign w:val="center"/>
-          </w:tcPr>
-          <w:p>
-            <w:pPr>
-              <w:pStyle w:val="Normal"/>
-              <w:jc w:val="left"/>
-              <w:pBdr>
-                <w:bottom w:val="none" w:sz="0" w:space="0" w:color="000000"/>
-                <w:top w:val="none" w:sz="0" w:space="0" w:color="000000"/>
-                <w:left w:val="none" w:sz="0" w:space="0" w:color="000000"/>
-                <w:right w:val="none" w:sz="0" w:space="0" w:color="000000"/>
-              </w:pBdr>
-              <w:spacing w:after="100" w:before="100" w:line="240"/>
-              <w:ind w:left="100" w:right="100" w:firstLine="0" w:firstLineChars="0"/>
-              <w:rPr>
-                <w:rFonts w:ascii="Times New Roman" w:hAnsi="Times New Roman" w:eastAsia="Times New Roman" w:cs="Times New Roman"/>
-                <w:i w:val="false"/>
-                <w:b w:val="false"/>
-                <w:u w:val="none"/>
-                <w:strike w:val="false"/>
-                <w:sz w:val="18"/>
-                <w:szCs w:val="18"/>
-                <w:color w:val="000000"/>
-              </w:rPr>
-            </w:pPr>
-            <w:r>
-              <w:rPr>
-                <w:rFonts w:ascii="Times New Roman" w:hAnsi="Times New Roman" w:eastAsia="Times New Roman" w:cs="Times New Roman"/>
-                <w:i w:val="false"/>
-                <w:b w:val="false"/>
-                <w:u w:val="none"/>
-                <w:strike w:val="false"/>
-                <w:sz w:val="18"/>
-                <w:szCs w:val="18"/>
-                <w:color w:val="000000"/>
-              </w:rPr>
-              <w:t xml:space="preserve">0.81 (0.34–1.93)</w:t>
-            </w:r>
-          </w:p>
-        </w:tc>
-        <w:tc>
-          <w:tcPr>
-            <w:tcBorders>
-              <w:bottom w:val="none" w:sz="0" w:space="0" w:color="000000"/>
-              <w:top w:val="none" w:sz="0" w:space="0" w:color="000000"/>
-              <w:left w:val="none" w:sz="0" w:space="0" w:color="000000"/>
-              <w:right w:val="none" w:sz="0" w:space="0" w:color="000000"/>
-            </w:tcBorders>
-            <w:shd w:val="clear" w:color="auto" w:fill="FFFFFF"/>
-            <w:tcMar>
-              <w:top w:w="0" w:type="dxa"/>
-              <w:bottom w:w="0" w:type="dxa"/>
-              <w:left w:w="0" w:type="dxa"/>
-              <w:right w:w="0" w:type="dxa"/>
-            </w:tcMar>
-            <w:vAlign w:val="center"/>
-          </w:tcPr>
-          <w:p>
-            <w:pPr>
-              <w:pStyle w:val="Normal"/>
-              <w:jc w:val="left"/>
-              <w:pBdr>
-                <w:bottom w:val="none" w:sz="0" w:space="0" w:color="000000"/>
-                <w:top w:val="none" w:sz="0" w:space="0" w:color="000000"/>
-                <w:left w:val="none" w:sz="0" w:space="0" w:color="000000"/>
-                <w:right w:val="none" w:sz="0" w:space="0" w:color="000000"/>
-              </w:pBdr>
-              <w:spacing w:after="100" w:before="100" w:line="240"/>
-              <w:ind w:left="100" w:right="100" w:firstLine="0" w:firstLineChars="0"/>
-              <w:rPr>
-                <w:rFonts w:ascii="Times New Roman" w:hAnsi="Times New Roman" w:eastAsia="Times New Roman" w:cs="Times New Roman"/>
-                <w:i w:val="false"/>
-                <w:b w:val="false"/>
-                <w:u w:val="none"/>
-                <w:strike w:val="false"/>
-                <w:sz w:val="18"/>
-                <w:szCs w:val="18"/>
-                <w:color w:val="000000"/>
-              </w:rPr>
-            </w:pPr>
-            <w:r>
-              <w:rPr>
-                <w:rFonts w:ascii="Times New Roman" w:hAnsi="Times New Roman" w:eastAsia="Times New Roman" w:cs="Times New Roman"/>
-                <w:i w:val="false"/>
-                <w:b w:val="false"/>
-                <w:u w:val="none"/>
-                <w:strike w:val="false"/>
-                <w:sz w:val="18"/>
-                <w:szCs w:val="18"/>
-                <w:color w:val="000000"/>
-              </w:rPr>
-              <w:t xml:space="preserve">0.633</w:t>
             </w:r>
           </w:p>
         </w:tc>
@@ -2439,6 +2439,396 @@
                 <w:szCs w:val="18"/>
                 <w:color w:val="000000"/>
               </w:rPr>
+              <w:t xml:space="preserve"/>
+            </w:r>
+          </w:p>
+        </w:tc>
+        <w:tc>
+          <w:tcPr>
+            <w:tcBorders>
+              <w:bottom w:val="none" w:sz="0" w:space="0" w:color="000000"/>
+              <w:top w:val="none" w:sz="0" w:space="0" w:color="000000"/>
+              <w:left w:val="none" w:sz="0" w:space="0" w:color="000000"/>
+              <w:right w:val="none" w:sz="0" w:space="0" w:color="000000"/>
+            </w:tcBorders>
+            <w:shd w:val="clear" w:color="auto" w:fill="FFFFFF"/>
+            <w:tcMar>
+              <w:top w:w="0" w:type="dxa"/>
+              <w:bottom w:w="0" w:type="dxa"/>
+              <w:left w:w="0" w:type="dxa"/>
+              <w:right w:w="0" w:type="dxa"/>
+            </w:tcMar>
+            <w:vAlign w:val="center"/>
+          </w:tcPr>
+          <w:p>
+            <w:pPr>
+              <w:pStyle w:val="Normal"/>
+              <w:jc w:val="left"/>
+              <w:pBdr>
+                <w:bottom w:val="none" w:sz="0" w:space="0" w:color="000000"/>
+                <w:top w:val="none" w:sz="0" w:space="0" w:color="000000"/>
+                <w:left w:val="none" w:sz="0" w:space="0" w:color="000000"/>
+                <w:right w:val="none" w:sz="0" w:space="0" w:color="000000"/>
+              </w:pBdr>
+              <w:spacing w:after="100" w:before="100" w:line="240"/>
+              <w:ind w:left="100" w:right="100" w:firstLine="0" w:firstLineChars="0"/>
+              <w:rPr>
+                <w:rFonts w:ascii="Times New Roman" w:hAnsi="Times New Roman" w:eastAsia="Times New Roman" w:cs="Times New Roman"/>
+                <w:i w:val="false"/>
+                <w:b w:val="false"/>
+                <w:u w:val="none"/>
+                <w:strike w:val="false"/>
+                <w:sz w:val="18"/>
+                <w:szCs w:val="18"/>
+                <w:color w:val="000000"/>
+              </w:rPr>
+            </w:pPr>
+            <w:r>
+              <w:rPr>
+                <w:rFonts w:ascii="Times New Roman" w:hAnsi="Times New Roman" w:eastAsia="Times New Roman" w:cs="Times New Roman"/>
+                <w:i w:val="false"/>
+                <w:b w:val="false"/>
+                <w:u w:val="none"/>
+                <w:strike w:val="false"/>
+                <w:sz w:val="18"/>
+                <w:szCs w:val="18"/>
+                <w:color w:val="000000"/>
+              </w:rPr>
+              <w:t xml:space="preserve">Female</w:t>
+            </w:r>
+          </w:p>
+        </w:tc>
+        <w:tc>
+          <w:tcPr>
+            <w:tcBorders>
+              <w:bottom w:val="none" w:sz="0" w:space="0" w:color="000000"/>
+              <w:top w:val="none" w:sz="0" w:space="0" w:color="000000"/>
+              <w:left w:val="none" w:sz="0" w:space="0" w:color="000000"/>
+              <w:right w:val="none" w:sz="0" w:space="0" w:color="000000"/>
+            </w:tcBorders>
+            <w:shd w:val="clear" w:color="auto" w:fill="FFFFFF"/>
+            <w:tcMar>
+              <w:top w:w="0" w:type="dxa"/>
+              <w:bottom w:w="0" w:type="dxa"/>
+              <w:left w:w="0" w:type="dxa"/>
+              <w:right w:w="0" w:type="dxa"/>
+            </w:tcMar>
+            <w:vAlign w:val="center"/>
+          </w:tcPr>
+          <w:p>
+            <w:pPr>
+              <w:pStyle w:val="Normal"/>
+              <w:jc w:val="right"/>
+              <w:pBdr>
+                <w:bottom w:val="none" w:sz="0" w:space="0" w:color="000000"/>
+                <w:top w:val="none" w:sz="0" w:space="0" w:color="000000"/>
+                <w:left w:val="none" w:sz="0" w:space="0" w:color="000000"/>
+                <w:right w:val="none" w:sz="0" w:space="0" w:color="000000"/>
+              </w:pBdr>
+              <w:spacing w:after="100" w:before="100" w:line="240"/>
+              <w:ind w:left="100" w:right="100" w:firstLine="0" w:firstLineChars="0"/>
+              <w:rPr>
+                <w:rFonts w:ascii="Times New Roman" w:hAnsi="Times New Roman" w:eastAsia="Times New Roman" w:cs="Times New Roman"/>
+                <w:i w:val="false"/>
+                <w:b w:val="false"/>
+                <w:u w:val="none"/>
+                <w:strike w:val="false"/>
+                <w:sz w:val="18"/>
+                <w:szCs w:val="18"/>
+                <w:color w:val="000000"/>
+              </w:rPr>
+            </w:pPr>
+            <w:r>
+              <w:rPr>
+                <w:rFonts w:ascii="Times New Roman" w:hAnsi="Times New Roman" w:eastAsia="Times New Roman" w:cs="Times New Roman"/>
+                <w:i w:val="false"/>
+                <w:b w:val="false"/>
+                <w:u w:val="none"/>
+                <w:strike w:val="false"/>
+                <w:sz w:val="18"/>
+                <w:szCs w:val="18"/>
+                <w:color w:val="000000"/>
+              </w:rPr>
+              <w:t xml:space="preserve">41</w:t>
+            </w:r>
+          </w:p>
+        </w:tc>
+        <w:tc>
+          <w:tcPr>
+            <w:tcBorders>
+              <w:bottom w:val="none" w:sz="0" w:space="0" w:color="000000"/>
+              <w:top w:val="none" w:sz="0" w:space="0" w:color="000000"/>
+              <w:left w:val="none" w:sz="0" w:space="0" w:color="000000"/>
+              <w:right w:val="none" w:sz="0" w:space="0" w:color="000000"/>
+            </w:tcBorders>
+            <w:shd w:val="clear" w:color="auto" w:fill="FFFFFF"/>
+            <w:tcMar>
+              <w:top w:w="0" w:type="dxa"/>
+              <w:bottom w:w="0" w:type="dxa"/>
+              <w:left w:w="0" w:type="dxa"/>
+              <w:right w:w="0" w:type="dxa"/>
+            </w:tcMar>
+            <w:vAlign w:val="center"/>
+          </w:tcPr>
+          <w:p>
+            <w:pPr>
+              <w:pStyle w:val="Normal"/>
+              <w:jc w:val="right"/>
+              <w:pBdr>
+                <w:bottom w:val="none" w:sz="0" w:space="0" w:color="000000"/>
+                <w:top w:val="none" w:sz="0" w:space="0" w:color="000000"/>
+                <w:left w:val="none" w:sz="0" w:space="0" w:color="000000"/>
+                <w:right w:val="none" w:sz="0" w:space="0" w:color="000000"/>
+              </w:pBdr>
+              <w:spacing w:after="100" w:before="100" w:line="240"/>
+              <w:ind w:left="100" w:right="100" w:firstLine="0" w:firstLineChars="0"/>
+              <w:rPr>
+                <w:rFonts w:ascii="Times New Roman" w:hAnsi="Times New Roman" w:eastAsia="Times New Roman" w:cs="Times New Roman"/>
+                <w:i w:val="false"/>
+                <w:b w:val="false"/>
+                <w:u w:val="none"/>
+                <w:strike w:val="false"/>
+                <w:sz w:val="18"/>
+                <w:szCs w:val="18"/>
+                <w:color w:val="000000"/>
+              </w:rPr>
+            </w:pPr>
+            <w:r>
+              <w:rPr>
+                <w:rFonts w:ascii="Times New Roman" w:hAnsi="Times New Roman" w:eastAsia="Times New Roman" w:cs="Times New Roman"/>
+                <w:i w:val="false"/>
+                <w:b w:val="false"/>
+                <w:u w:val="none"/>
+                <w:strike w:val="false"/>
+                <w:sz w:val="18"/>
+                <w:szCs w:val="18"/>
+                <w:color w:val="000000"/>
+              </w:rPr>
+              <w:t xml:space="preserve">4</w:t>
+            </w:r>
+          </w:p>
+        </w:tc>
+        <w:tc>
+          <w:tcPr>
+            <w:tcBorders>
+              <w:bottom w:val="none" w:sz="0" w:space="0" w:color="000000"/>
+              <w:top w:val="none" w:sz="0" w:space="0" w:color="000000"/>
+              <w:left w:val="none" w:sz="0" w:space="0" w:color="000000"/>
+              <w:right w:val="none" w:sz="0" w:space="0" w:color="000000"/>
+            </w:tcBorders>
+            <w:shd w:val="clear" w:color="auto" w:fill="FFFFFF"/>
+            <w:tcMar>
+              <w:top w:w="0" w:type="dxa"/>
+              <w:bottom w:w="0" w:type="dxa"/>
+              <w:left w:w="0" w:type="dxa"/>
+              <w:right w:w="0" w:type="dxa"/>
+            </w:tcMar>
+            <w:vAlign w:val="center"/>
+          </w:tcPr>
+          <w:p>
+            <w:pPr>
+              <w:pStyle w:val="Normal"/>
+              <w:jc w:val="left"/>
+              <w:pBdr>
+                <w:bottom w:val="none" w:sz="0" w:space="0" w:color="000000"/>
+                <w:top w:val="none" w:sz="0" w:space="0" w:color="000000"/>
+                <w:left w:val="none" w:sz="0" w:space="0" w:color="000000"/>
+                <w:right w:val="none" w:sz="0" w:space="0" w:color="000000"/>
+              </w:pBdr>
+              <w:spacing w:after="100" w:before="100" w:line="240"/>
+              <w:ind w:left="100" w:right="100" w:firstLine="0" w:firstLineChars="0"/>
+              <w:rPr>
+                <w:rFonts w:ascii="Times New Roman" w:hAnsi="Times New Roman" w:eastAsia="Times New Roman" w:cs="Times New Roman"/>
+                <w:i w:val="false"/>
+                <w:b w:val="false"/>
+                <w:u w:val="none"/>
+                <w:strike w:val="false"/>
+                <w:sz w:val="18"/>
+                <w:szCs w:val="18"/>
+                <w:color w:val="000000"/>
+              </w:rPr>
+            </w:pPr>
+            <w:r>
+              <w:rPr>
+                <w:rFonts w:ascii="Times New Roman" w:hAnsi="Times New Roman" w:eastAsia="Times New Roman" w:cs="Times New Roman"/>
+                <w:i w:val="false"/>
+                <w:b w:val="false"/>
+                <w:u w:val="none"/>
+                <w:strike w:val="false"/>
+                <w:sz w:val="18"/>
+                <w:szCs w:val="18"/>
+                <w:color w:val="000000"/>
+              </w:rPr>
+              <w:t xml:space="preserve">0.62 (0.18–2.17)</w:t>
+            </w:r>
+          </w:p>
+        </w:tc>
+        <w:tc>
+          <w:tcPr>
+            <w:tcBorders>
+              <w:bottom w:val="none" w:sz="0" w:space="0" w:color="000000"/>
+              <w:top w:val="none" w:sz="0" w:space="0" w:color="000000"/>
+              <w:left w:val="none" w:sz="0" w:space="0" w:color="000000"/>
+              <w:right w:val="none" w:sz="0" w:space="0" w:color="000000"/>
+            </w:tcBorders>
+            <w:shd w:val="clear" w:color="auto" w:fill="FFFFFF"/>
+            <w:tcMar>
+              <w:top w:w="0" w:type="dxa"/>
+              <w:bottom w:w="0" w:type="dxa"/>
+              <w:left w:w="0" w:type="dxa"/>
+              <w:right w:w="0" w:type="dxa"/>
+            </w:tcMar>
+            <w:vAlign w:val="center"/>
+          </w:tcPr>
+          <w:p>
+            <w:pPr>
+              <w:pStyle w:val="Normal"/>
+              <w:jc w:val="left"/>
+              <w:pBdr>
+                <w:bottom w:val="none" w:sz="0" w:space="0" w:color="000000"/>
+                <w:top w:val="none" w:sz="0" w:space="0" w:color="000000"/>
+                <w:left w:val="none" w:sz="0" w:space="0" w:color="000000"/>
+                <w:right w:val="none" w:sz="0" w:space="0" w:color="000000"/>
+              </w:pBdr>
+              <w:spacing w:after="100" w:before="100" w:line="240"/>
+              <w:ind w:left="100" w:right="100" w:firstLine="0" w:firstLineChars="0"/>
+              <w:rPr>
+                <w:rFonts w:ascii="Times New Roman" w:hAnsi="Times New Roman" w:eastAsia="Times New Roman" w:cs="Times New Roman"/>
+                <w:i w:val="false"/>
+                <w:b w:val="false"/>
+                <w:u w:val="none"/>
+                <w:strike w:val="false"/>
+                <w:sz w:val="18"/>
+                <w:szCs w:val="18"/>
+                <w:color w:val="000000"/>
+              </w:rPr>
+            </w:pPr>
+            <w:r>
+              <w:rPr>
+                <w:rFonts w:ascii="Times New Roman" w:hAnsi="Times New Roman" w:eastAsia="Times New Roman" w:cs="Times New Roman"/>
+                <w:i w:val="false"/>
+                <w:b w:val="false"/>
+                <w:u w:val="none"/>
+                <w:strike w:val="false"/>
+                <w:sz w:val="18"/>
+                <w:szCs w:val="18"/>
+                <w:color w:val="000000"/>
+              </w:rPr>
+              <w:t xml:space="preserve">0.459</w:t>
+            </w:r>
+          </w:p>
+        </w:tc>
+        <w:tc>
+          <w:tcPr>
+            <w:tcBorders>
+              <w:bottom w:val="none" w:sz="0" w:space="0" w:color="000000"/>
+              <w:top w:val="none" w:sz="0" w:space="0" w:color="000000"/>
+              <w:left w:val="none" w:sz="0" w:space="0" w:color="000000"/>
+              <w:right w:val="none" w:sz="0" w:space="0" w:color="000000"/>
+            </w:tcBorders>
+            <w:shd w:val="clear" w:color="auto" w:fill="FFFFFF"/>
+            <w:tcMar>
+              <w:top w:w="0" w:type="dxa"/>
+              <w:bottom w:w="0" w:type="dxa"/>
+              <w:left w:w="0" w:type="dxa"/>
+              <w:right w:w="0" w:type="dxa"/>
+            </w:tcMar>
+            <w:vAlign w:val="center"/>
+          </w:tcPr>
+          <w:p>
+            <w:pPr>
+              <w:pStyle w:val="Normal"/>
+              <w:jc w:val="left"/>
+              <w:pBdr>
+                <w:bottom w:val="none" w:sz="0" w:space="0" w:color="000000"/>
+                <w:top w:val="none" w:sz="0" w:space="0" w:color="000000"/>
+                <w:left w:val="none" w:sz="0" w:space="0" w:color="000000"/>
+                <w:right w:val="none" w:sz="0" w:space="0" w:color="000000"/>
+              </w:pBdr>
+              <w:spacing w:after="100" w:before="100" w:line="240"/>
+              <w:ind w:left="100" w:right="100" w:firstLine="0" w:firstLineChars="0"/>
+              <w:rPr>
+                <w:rFonts w:ascii="Times New Roman" w:hAnsi="Times New Roman" w:eastAsia="Times New Roman" w:cs="Times New Roman"/>
+                <w:i w:val="false"/>
+                <w:b w:val="false"/>
+                <w:u w:val="none"/>
+                <w:strike w:val="false"/>
+                <w:sz w:val="18"/>
+                <w:szCs w:val="18"/>
+                <w:color w:val="000000"/>
+              </w:rPr>
+            </w:pPr>
+            <w:r>
+              <w:rPr>
+                <w:rFonts w:ascii="Times New Roman" w:hAnsi="Times New Roman" w:eastAsia="Times New Roman" w:cs="Times New Roman"/>
+                <w:i w:val="false"/>
+                <w:b w:val="false"/>
+                <w:u w:val="none"/>
+                <w:strike w:val="false"/>
+                <w:sz w:val="18"/>
+                <w:szCs w:val="18"/>
+                <w:color w:val="000000"/>
+              </w:rPr>
+              <w:t xml:space="preserve"/>
+            </w:r>
+          </w:p>
+        </w:tc>
+      </w:tr>
+      <w:tr>
+        <w:trPr>
+          <w:trHeight w:val="560" w:hRule="auto"/>
+        </w:trPr>
+        <w:tc>
+          <w:tcPr>
+            <w:tcBorders>
+              <w:bottom w:val="none" w:sz="0" w:space="0" w:color="000000"/>
+              <w:top w:val="none" w:sz="0" w:space="0" w:color="000000"/>
+              <w:left w:val="none" w:sz="0" w:space="0" w:color="000000"/>
+              <w:right w:val="none" w:sz="0" w:space="0" w:color="000000"/>
+            </w:tcBorders>
+            <w:shd w:val="clear" w:color="auto" w:fill="FFFFFF"/>
+            <w:tcMar>
+              <w:top w:w="0" w:type="dxa"/>
+              <w:bottom w:w="0" w:type="dxa"/>
+              <w:left w:w="0" w:type="dxa"/>
+              <w:right w:w="0" w:type="dxa"/>
+            </w:tcMar>
+            <w:vAlign w:val="center"/>
+          </w:tcPr>
+          <w:p>
+            <w:pPr>
+              <w:pStyle w:val="Normal"/>
+              <w:jc w:val="left"/>
+              <w:pBdr>
+                <w:bottom w:val="none" w:sz="0" w:space="0" w:color="000000"/>
+                <w:top w:val="none" w:sz="0" w:space="0" w:color="000000"/>
+                <w:left w:val="none" w:sz="0" w:space="0" w:color="000000"/>
+                <w:right w:val="none" w:sz="0" w:space="0" w:color="000000"/>
+              </w:pBdr>
+              <w:spacing w:after="100" w:before="100" w:line="240"/>
+              <w:ind w:left="100" w:right="100" w:firstLine="0" w:firstLineChars="0"/>
+              <w:rPr>
+                <w:rFonts w:ascii="Times New Roman" w:hAnsi="Times New Roman" w:eastAsia="Times New Roman" w:cs="Times New Roman"/>
+                <w:i w:val="false"/>
+                <w:b w:val="false"/>
+                <w:u w:val="none"/>
+                <w:strike w:val="false"/>
+                <w:sz w:val="18"/>
+                <w:szCs w:val="18"/>
+                <w:color w:val="000000"/>
+              </w:rPr>
+            </w:pPr>
+            <w:r>
+              <w:rPr>
+                <w:rFonts w:ascii="Times New Roman" w:hAnsi="Times New Roman" w:eastAsia="Times New Roman" w:cs="Times New Roman"/>
+                <w:i w:val="false"/>
+                <w:b w:val="false"/>
+                <w:u w:val="none"/>
+                <w:strike w:val="false"/>
+                <w:sz w:val="18"/>
+                <w:szCs w:val="18"/>
+                <w:color w:val="000000"/>
+              </w:rPr>
               <w:t xml:space="preserve">Pathologic stage group</w:t>
             </w:r>
           </w:p>
@@ -2549,7 +2939,787 @@
                 <w:szCs w:val="18"/>
                 <w:color w:val="000000"/>
               </w:rPr>
-              <w:t xml:space="preserve">79</w:t>
+              <w:t xml:space="preserve">50</w:t>
+            </w:r>
+          </w:p>
+        </w:tc>
+        <w:tc>
+          <w:tcPr>
+            <w:tcBorders>
+              <w:bottom w:val="none" w:sz="0" w:space="0" w:color="000000"/>
+              <w:top w:val="none" w:sz="0" w:space="0" w:color="000000"/>
+              <w:left w:val="none" w:sz="0" w:space="0" w:color="000000"/>
+              <w:right w:val="none" w:sz="0" w:space="0" w:color="000000"/>
+            </w:tcBorders>
+            <w:shd w:val="clear" w:color="auto" w:fill="FFFFFF"/>
+            <w:tcMar>
+              <w:top w:w="0" w:type="dxa"/>
+              <w:bottom w:w="0" w:type="dxa"/>
+              <w:left w:w="0" w:type="dxa"/>
+              <w:right w:w="0" w:type="dxa"/>
+            </w:tcMar>
+            <w:vAlign w:val="center"/>
+          </w:tcPr>
+          <w:p>
+            <w:pPr>
+              <w:pStyle w:val="Normal"/>
+              <w:jc w:val="right"/>
+              <w:pBdr>
+                <w:bottom w:val="none" w:sz="0" w:space="0" w:color="000000"/>
+                <w:top w:val="none" w:sz="0" w:space="0" w:color="000000"/>
+                <w:left w:val="none" w:sz="0" w:space="0" w:color="000000"/>
+                <w:right w:val="none" w:sz="0" w:space="0" w:color="000000"/>
+              </w:pBdr>
+              <w:spacing w:after="100" w:before="100" w:line="240"/>
+              <w:ind w:left="100" w:right="100" w:firstLine="0" w:firstLineChars="0"/>
+              <w:rPr>
+                <w:rFonts w:ascii="Times New Roman" w:hAnsi="Times New Roman" w:eastAsia="Times New Roman" w:cs="Times New Roman"/>
+                <w:i w:val="false"/>
+                <w:b w:val="false"/>
+                <w:u w:val="none"/>
+                <w:strike w:val="false"/>
+                <w:sz w:val="18"/>
+                <w:szCs w:val="18"/>
+                <w:color w:val="000000"/>
+              </w:rPr>
+            </w:pPr>
+            <w:r>
+              <w:rPr>
+                <w:rFonts w:ascii="Times New Roman" w:hAnsi="Times New Roman" w:eastAsia="Times New Roman" w:cs="Times New Roman"/>
+                <w:i w:val="false"/>
+                <w:b w:val="false"/>
+                <w:u w:val="none"/>
+                <w:strike w:val="false"/>
+                <w:sz w:val="18"/>
+                <w:szCs w:val="18"/>
+                <w:color w:val="000000"/>
+              </w:rPr>
+              <w:t xml:space="preserve">5</w:t>
+            </w:r>
+          </w:p>
+        </w:tc>
+        <w:tc>
+          <w:tcPr>
+            <w:tcBorders>
+              <w:bottom w:val="none" w:sz="0" w:space="0" w:color="000000"/>
+              <w:top w:val="none" w:sz="0" w:space="0" w:color="000000"/>
+              <w:left w:val="none" w:sz="0" w:space="0" w:color="000000"/>
+              <w:right w:val="none" w:sz="0" w:space="0" w:color="000000"/>
+            </w:tcBorders>
+            <w:shd w:val="clear" w:color="auto" w:fill="FFFFFF"/>
+            <w:tcMar>
+              <w:top w:w="0" w:type="dxa"/>
+              <w:bottom w:w="0" w:type="dxa"/>
+              <w:left w:w="0" w:type="dxa"/>
+              <w:right w:w="0" w:type="dxa"/>
+            </w:tcMar>
+            <w:vAlign w:val="center"/>
+          </w:tcPr>
+          <w:p>
+            <w:pPr>
+              <w:pStyle w:val="Normal"/>
+              <w:jc w:val="left"/>
+              <w:pBdr>
+                <w:bottom w:val="none" w:sz="0" w:space="0" w:color="000000"/>
+                <w:top w:val="none" w:sz="0" w:space="0" w:color="000000"/>
+                <w:left w:val="none" w:sz="0" w:space="0" w:color="000000"/>
+                <w:right w:val="none" w:sz="0" w:space="0" w:color="000000"/>
+              </w:pBdr>
+              <w:spacing w:after="100" w:before="100" w:line="240"/>
+              <w:ind w:left="100" w:right="100" w:firstLine="0" w:firstLineChars="0"/>
+              <w:rPr>
+                <w:rFonts w:ascii="Times New Roman" w:hAnsi="Times New Roman" w:eastAsia="Times New Roman" w:cs="Times New Roman"/>
+                <w:i w:val="false"/>
+                <w:b w:val="false"/>
+                <w:u w:val="none"/>
+                <w:strike w:val="false"/>
+                <w:sz w:val="18"/>
+                <w:szCs w:val="18"/>
+                <w:color w:val="000000"/>
+              </w:rPr>
+            </w:pPr>
+            <w:r>
+              <w:rPr>
+                <w:rFonts w:ascii="Times New Roman" w:hAnsi="Times New Roman" w:eastAsia="Times New Roman" w:cs="Times New Roman"/>
+                <w:i w:val="false"/>
+                <w:b w:val="false"/>
+                <w:u w:val="none"/>
+                <w:strike w:val="false"/>
+                <w:sz w:val="18"/>
+                <w:szCs w:val="18"/>
+                <w:color w:val="000000"/>
+              </w:rPr>
+              <w:t xml:space="preserve">Reference</w:t>
+            </w:r>
+          </w:p>
+        </w:tc>
+        <w:tc>
+          <w:tcPr>
+            <w:tcBorders>
+              <w:bottom w:val="none" w:sz="0" w:space="0" w:color="000000"/>
+              <w:top w:val="none" w:sz="0" w:space="0" w:color="000000"/>
+              <w:left w:val="none" w:sz="0" w:space="0" w:color="000000"/>
+              <w:right w:val="none" w:sz="0" w:space="0" w:color="000000"/>
+            </w:tcBorders>
+            <w:shd w:val="clear" w:color="auto" w:fill="FFFFFF"/>
+            <w:tcMar>
+              <w:top w:w="0" w:type="dxa"/>
+              <w:bottom w:w="0" w:type="dxa"/>
+              <w:left w:w="0" w:type="dxa"/>
+              <w:right w:w="0" w:type="dxa"/>
+            </w:tcMar>
+            <w:vAlign w:val="center"/>
+          </w:tcPr>
+          <w:p>
+            <w:pPr>
+              <w:pStyle w:val="Normal"/>
+              <w:jc w:val="left"/>
+              <w:pBdr>
+                <w:bottom w:val="none" w:sz="0" w:space="0" w:color="000000"/>
+                <w:top w:val="none" w:sz="0" w:space="0" w:color="000000"/>
+                <w:left w:val="none" w:sz="0" w:space="0" w:color="000000"/>
+                <w:right w:val="none" w:sz="0" w:space="0" w:color="000000"/>
+              </w:pBdr>
+              <w:spacing w:after="100" w:before="100" w:line="240"/>
+              <w:ind w:left="100" w:right="100" w:firstLine="0" w:firstLineChars="0"/>
+              <w:rPr>
+                <w:rFonts w:ascii="Times New Roman" w:hAnsi="Times New Roman" w:eastAsia="Times New Roman" w:cs="Times New Roman"/>
+                <w:i w:val="false"/>
+                <w:b w:val="false"/>
+                <w:u w:val="none"/>
+                <w:strike w:val="false"/>
+                <w:sz w:val="18"/>
+                <w:szCs w:val="18"/>
+                <w:color w:val="000000"/>
+              </w:rPr>
+            </w:pPr>
+            <w:r>
+              <w:rPr>
+                <w:rFonts w:ascii="Times New Roman" w:hAnsi="Times New Roman" w:eastAsia="Times New Roman" w:cs="Times New Roman"/>
+                <w:i w:val="false"/>
+                <w:b w:val="false"/>
+                <w:u w:val="none"/>
+                <w:strike w:val="false"/>
+                <w:sz w:val="18"/>
+                <w:szCs w:val="18"/>
+                <w:color w:val="000000"/>
+              </w:rPr>
+              <w:t xml:space="preserve"/>
+            </w:r>
+          </w:p>
+        </w:tc>
+        <w:tc>
+          <w:tcPr>
+            <w:tcBorders>
+              <w:bottom w:val="none" w:sz="0" w:space="0" w:color="000000"/>
+              <w:top w:val="none" w:sz="0" w:space="0" w:color="000000"/>
+              <w:left w:val="none" w:sz="0" w:space="0" w:color="000000"/>
+              <w:right w:val="none" w:sz="0" w:space="0" w:color="000000"/>
+            </w:tcBorders>
+            <w:shd w:val="clear" w:color="auto" w:fill="FFFFFF"/>
+            <w:tcMar>
+              <w:top w:w="0" w:type="dxa"/>
+              <w:bottom w:w="0" w:type="dxa"/>
+              <w:left w:w="0" w:type="dxa"/>
+              <w:right w:w="0" w:type="dxa"/>
+            </w:tcMar>
+            <w:vAlign w:val="center"/>
+          </w:tcPr>
+          <w:p>
+            <w:pPr>
+              <w:pStyle w:val="Normal"/>
+              <w:jc w:val="left"/>
+              <w:pBdr>
+                <w:bottom w:val="none" w:sz="0" w:space="0" w:color="000000"/>
+                <w:top w:val="none" w:sz="0" w:space="0" w:color="000000"/>
+                <w:left w:val="none" w:sz="0" w:space="0" w:color="000000"/>
+                <w:right w:val="none" w:sz="0" w:space="0" w:color="000000"/>
+              </w:pBdr>
+              <w:spacing w:after="100" w:before="100" w:line="240"/>
+              <w:ind w:left="100" w:right="100" w:firstLine="0" w:firstLineChars="0"/>
+              <w:rPr>
+                <w:rFonts w:ascii="Times New Roman" w:hAnsi="Times New Roman" w:eastAsia="Times New Roman" w:cs="Times New Roman"/>
+                <w:i w:val="false"/>
+                <w:b w:val="false"/>
+                <w:u w:val="none"/>
+                <w:strike w:val="false"/>
+                <w:sz w:val="18"/>
+                <w:szCs w:val="18"/>
+                <w:color w:val="000000"/>
+              </w:rPr>
+            </w:pPr>
+            <w:r>
+              <w:rPr>
+                <w:rFonts w:ascii="Times New Roman" w:hAnsi="Times New Roman" w:eastAsia="Times New Roman" w:cs="Times New Roman"/>
+                <w:i w:val="false"/>
+                <w:b w:val="false"/>
+                <w:u w:val="none"/>
+                <w:strike w:val="false"/>
+                <w:sz w:val="18"/>
+                <w:szCs w:val="18"/>
+                <w:color w:val="000000"/>
+              </w:rPr>
+              <w:t xml:space="preserve"/>
+            </w:r>
+          </w:p>
+        </w:tc>
+      </w:tr>
+      <w:tr>
+        <w:trPr>
+          <w:trHeight w:val="560" w:hRule="auto"/>
+        </w:trPr>
+        <w:tc>
+          <w:tcPr>
+            <w:tcBorders>
+              <w:bottom w:val="none" w:sz="0" w:space="0" w:color="000000"/>
+              <w:top w:val="none" w:sz="0" w:space="0" w:color="000000"/>
+              <w:left w:val="none" w:sz="0" w:space="0" w:color="000000"/>
+              <w:right w:val="none" w:sz="0" w:space="0" w:color="000000"/>
+            </w:tcBorders>
+            <w:shd w:val="clear" w:color="auto" w:fill="FFFFFF"/>
+            <w:tcMar>
+              <w:top w:w="0" w:type="dxa"/>
+              <w:bottom w:w="0" w:type="dxa"/>
+              <w:left w:w="0" w:type="dxa"/>
+              <w:right w:w="0" w:type="dxa"/>
+            </w:tcMar>
+            <w:vAlign w:val="center"/>
+          </w:tcPr>
+          <w:p>
+            <w:pPr>
+              <w:pStyle w:val="Normal"/>
+              <w:jc w:val="left"/>
+              <w:pBdr>
+                <w:bottom w:val="none" w:sz="0" w:space="0" w:color="000000"/>
+                <w:top w:val="none" w:sz="0" w:space="0" w:color="000000"/>
+                <w:left w:val="none" w:sz="0" w:space="0" w:color="000000"/>
+                <w:right w:val="none" w:sz="0" w:space="0" w:color="000000"/>
+              </w:pBdr>
+              <w:spacing w:after="100" w:before="100" w:line="240"/>
+              <w:ind w:left="100" w:right="100" w:firstLine="0" w:firstLineChars="0"/>
+              <w:rPr>
+                <w:rFonts w:ascii="Times New Roman" w:hAnsi="Times New Roman" w:eastAsia="Times New Roman" w:cs="Times New Roman"/>
+                <w:i w:val="false"/>
+                <w:b w:val="false"/>
+                <w:u w:val="none"/>
+                <w:strike w:val="false"/>
+                <w:sz w:val="18"/>
+                <w:szCs w:val="18"/>
+                <w:color w:val="000000"/>
+              </w:rPr>
+            </w:pPr>
+            <w:r>
+              <w:rPr>
+                <w:rFonts w:ascii="Times New Roman" w:hAnsi="Times New Roman" w:eastAsia="Times New Roman" w:cs="Times New Roman"/>
+                <w:i w:val="false"/>
+                <w:b w:val="false"/>
+                <w:u w:val="none"/>
+                <w:strike w:val="false"/>
+                <w:sz w:val="18"/>
+                <w:szCs w:val="18"/>
+                <w:color w:val="000000"/>
+              </w:rPr>
+              <w:t xml:space="preserve"/>
+            </w:r>
+          </w:p>
+        </w:tc>
+        <w:tc>
+          <w:tcPr>
+            <w:tcBorders>
+              <w:bottom w:val="none" w:sz="0" w:space="0" w:color="000000"/>
+              <w:top w:val="none" w:sz="0" w:space="0" w:color="000000"/>
+              <w:left w:val="none" w:sz="0" w:space="0" w:color="000000"/>
+              <w:right w:val="none" w:sz="0" w:space="0" w:color="000000"/>
+            </w:tcBorders>
+            <w:shd w:val="clear" w:color="auto" w:fill="FFFFFF"/>
+            <w:tcMar>
+              <w:top w:w="0" w:type="dxa"/>
+              <w:bottom w:w="0" w:type="dxa"/>
+              <w:left w:w="0" w:type="dxa"/>
+              <w:right w:w="0" w:type="dxa"/>
+            </w:tcMar>
+            <w:vAlign w:val="center"/>
+          </w:tcPr>
+          <w:p>
+            <w:pPr>
+              <w:pStyle w:val="Normal"/>
+              <w:jc w:val="left"/>
+              <w:pBdr>
+                <w:bottom w:val="none" w:sz="0" w:space="0" w:color="000000"/>
+                <w:top w:val="none" w:sz="0" w:space="0" w:color="000000"/>
+                <w:left w:val="none" w:sz="0" w:space="0" w:color="000000"/>
+                <w:right w:val="none" w:sz="0" w:space="0" w:color="000000"/>
+              </w:pBdr>
+              <w:spacing w:after="100" w:before="100" w:line="240"/>
+              <w:ind w:left="100" w:right="100" w:firstLine="0" w:firstLineChars="0"/>
+              <w:rPr>
+                <w:rFonts w:ascii="Times New Roman" w:hAnsi="Times New Roman" w:eastAsia="Times New Roman" w:cs="Times New Roman"/>
+                <w:i w:val="false"/>
+                <w:b w:val="false"/>
+                <w:u w:val="none"/>
+                <w:strike w:val="false"/>
+                <w:sz w:val="18"/>
+                <w:szCs w:val="18"/>
+                <w:color w:val="000000"/>
+              </w:rPr>
+            </w:pPr>
+            <w:r>
+              <w:rPr>
+                <w:rFonts w:ascii="Times New Roman" w:hAnsi="Times New Roman" w:eastAsia="Times New Roman" w:cs="Times New Roman"/>
+                <w:i w:val="false"/>
+                <w:b w:val="false"/>
+                <w:u w:val="none"/>
+                <w:strike w:val="false"/>
+                <w:sz w:val="18"/>
+                <w:szCs w:val="18"/>
+                <w:color w:val="000000"/>
+              </w:rPr>
+              <w:t xml:space="preserve">III–IV</w:t>
+            </w:r>
+          </w:p>
+        </w:tc>
+        <w:tc>
+          <w:tcPr>
+            <w:tcBorders>
+              <w:bottom w:val="none" w:sz="0" w:space="0" w:color="000000"/>
+              <w:top w:val="none" w:sz="0" w:space="0" w:color="000000"/>
+              <w:left w:val="none" w:sz="0" w:space="0" w:color="000000"/>
+              <w:right w:val="none" w:sz="0" w:space="0" w:color="000000"/>
+            </w:tcBorders>
+            <w:shd w:val="clear" w:color="auto" w:fill="FFFFFF"/>
+            <w:tcMar>
+              <w:top w:w="0" w:type="dxa"/>
+              <w:bottom w:w="0" w:type="dxa"/>
+              <w:left w:w="0" w:type="dxa"/>
+              <w:right w:w="0" w:type="dxa"/>
+            </w:tcMar>
+            <w:vAlign w:val="center"/>
+          </w:tcPr>
+          <w:p>
+            <w:pPr>
+              <w:pStyle w:val="Normal"/>
+              <w:jc w:val="right"/>
+              <w:pBdr>
+                <w:bottom w:val="none" w:sz="0" w:space="0" w:color="000000"/>
+                <w:top w:val="none" w:sz="0" w:space="0" w:color="000000"/>
+                <w:left w:val="none" w:sz="0" w:space="0" w:color="000000"/>
+                <w:right w:val="none" w:sz="0" w:space="0" w:color="000000"/>
+              </w:pBdr>
+              <w:spacing w:after="100" w:before="100" w:line="240"/>
+              <w:ind w:left="100" w:right="100" w:firstLine="0" w:firstLineChars="0"/>
+              <w:rPr>
+                <w:rFonts w:ascii="Times New Roman" w:hAnsi="Times New Roman" w:eastAsia="Times New Roman" w:cs="Times New Roman"/>
+                <w:i w:val="false"/>
+                <w:b w:val="false"/>
+                <w:u w:val="none"/>
+                <w:strike w:val="false"/>
+                <w:sz w:val="18"/>
+                <w:szCs w:val="18"/>
+                <w:color w:val="000000"/>
+              </w:rPr>
+            </w:pPr>
+            <w:r>
+              <w:rPr>
+                <w:rFonts w:ascii="Times New Roman" w:hAnsi="Times New Roman" w:eastAsia="Times New Roman" w:cs="Times New Roman"/>
+                <w:i w:val="false"/>
+                <w:b w:val="false"/>
+                <w:u w:val="none"/>
+                <w:strike w:val="false"/>
+                <w:sz w:val="18"/>
+                <w:szCs w:val="18"/>
+                <w:color w:val="000000"/>
+              </w:rPr>
+              <w:t xml:space="preserve">52</w:t>
+            </w:r>
+          </w:p>
+        </w:tc>
+        <w:tc>
+          <w:tcPr>
+            <w:tcBorders>
+              <w:bottom w:val="none" w:sz="0" w:space="0" w:color="000000"/>
+              <w:top w:val="none" w:sz="0" w:space="0" w:color="000000"/>
+              <w:left w:val="none" w:sz="0" w:space="0" w:color="000000"/>
+              <w:right w:val="none" w:sz="0" w:space="0" w:color="000000"/>
+            </w:tcBorders>
+            <w:shd w:val="clear" w:color="auto" w:fill="FFFFFF"/>
+            <w:tcMar>
+              <w:top w:w="0" w:type="dxa"/>
+              <w:bottom w:w="0" w:type="dxa"/>
+              <w:left w:w="0" w:type="dxa"/>
+              <w:right w:w="0" w:type="dxa"/>
+            </w:tcMar>
+            <w:vAlign w:val="center"/>
+          </w:tcPr>
+          <w:p>
+            <w:pPr>
+              <w:pStyle w:val="Normal"/>
+              <w:jc w:val="right"/>
+              <w:pBdr>
+                <w:bottom w:val="none" w:sz="0" w:space="0" w:color="000000"/>
+                <w:top w:val="none" w:sz="0" w:space="0" w:color="000000"/>
+                <w:left w:val="none" w:sz="0" w:space="0" w:color="000000"/>
+                <w:right w:val="none" w:sz="0" w:space="0" w:color="000000"/>
+              </w:pBdr>
+              <w:spacing w:after="100" w:before="100" w:line="240"/>
+              <w:ind w:left="100" w:right="100" w:firstLine="0" w:firstLineChars="0"/>
+              <w:rPr>
+                <w:rFonts w:ascii="Times New Roman" w:hAnsi="Times New Roman" w:eastAsia="Times New Roman" w:cs="Times New Roman"/>
+                <w:i w:val="false"/>
+                <w:b w:val="false"/>
+                <w:u w:val="none"/>
+                <w:strike w:val="false"/>
+                <w:sz w:val="18"/>
+                <w:szCs w:val="18"/>
+                <w:color w:val="000000"/>
+              </w:rPr>
+            </w:pPr>
+            <w:r>
+              <w:rPr>
+                <w:rFonts w:ascii="Times New Roman" w:hAnsi="Times New Roman" w:eastAsia="Times New Roman" w:cs="Times New Roman"/>
+                <w:i w:val="false"/>
+                <w:b w:val="false"/>
+                <w:u w:val="none"/>
+                <w:strike w:val="false"/>
+                <w:sz w:val="18"/>
+                <w:szCs w:val="18"/>
+                <w:color w:val="000000"/>
+              </w:rPr>
+              <w:t xml:space="preserve">8</w:t>
+            </w:r>
+          </w:p>
+        </w:tc>
+        <w:tc>
+          <w:tcPr>
+            <w:tcBorders>
+              <w:bottom w:val="none" w:sz="0" w:space="0" w:color="000000"/>
+              <w:top w:val="none" w:sz="0" w:space="0" w:color="000000"/>
+              <w:left w:val="none" w:sz="0" w:space="0" w:color="000000"/>
+              <w:right w:val="none" w:sz="0" w:space="0" w:color="000000"/>
+            </w:tcBorders>
+            <w:shd w:val="clear" w:color="auto" w:fill="FFFFFF"/>
+            <w:tcMar>
+              <w:top w:w="0" w:type="dxa"/>
+              <w:bottom w:w="0" w:type="dxa"/>
+              <w:left w:w="0" w:type="dxa"/>
+              <w:right w:w="0" w:type="dxa"/>
+            </w:tcMar>
+            <w:vAlign w:val="center"/>
+          </w:tcPr>
+          <w:p>
+            <w:pPr>
+              <w:pStyle w:val="Normal"/>
+              <w:jc w:val="left"/>
+              <w:pBdr>
+                <w:bottom w:val="none" w:sz="0" w:space="0" w:color="000000"/>
+                <w:top w:val="none" w:sz="0" w:space="0" w:color="000000"/>
+                <w:left w:val="none" w:sz="0" w:space="0" w:color="000000"/>
+                <w:right w:val="none" w:sz="0" w:space="0" w:color="000000"/>
+              </w:pBdr>
+              <w:spacing w:after="100" w:before="100" w:line="240"/>
+              <w:ind w:left="100" w:right="100" w:firstLine="0" w:firstLineChars="0"/>
+              <w:rPr>
+                <w:rFonts w:ascii="Times New Roman" w:hAnsi="Times New Roman" w:eastAsia="Times New Roman" w:cs="Times New Roman"/>
+                <w:i w:val="false"/>
+                <w:b w:val="false"/>
+                <w:u w:val="none"/>
+                <w:strike w:val="false"/>
+                <w:sz w:val="18"/>
+                <w:szCs w:val="18"/>
+                <w:color w:val="000000"/>
+              </w:rPr>
+            </w:pPr>
+            <w:r>
+              <w:rPr>
+                <w:rFonts w:ascii="Times New Roman" w:hAnsi="Times New Roman" w:eastAsia="Times New Roman" w:cs="Times New Roman"/>
+                <w:i w:val="false"/>
+                <w:b w:val="false"/>
+                <w:u w:val="none"/>
+                <w:strike w:val="false"/>
+                <w:sz w:val="18"/>
+                <w:szCs w:val="18"/>
+                <w:color w:val="000000"/>
+              </w:rPr>
+              <w:t xml:space="preserve">1.75 (0.50–6.10)</w:t>
+            </w:r>
+          </w:p>
+        </w:tc>
+        <w:tc>
+          <w:tcPr>
+            <w:tcBorders>
+              <w:bottom w:val="none" w:sz="0" w:space="0" w:color="000000"/>
+              <w:top w:val="none" w:sz="0" w:space="0" w:color="000000"/>
+              <w:left w:val="none" w:sz="0" w:space="0" w:color="000000"/>
+              <w:right w:val="none" w:sz="0" w:space="0" w:color="000000"/>
+            </w:tcBorders>
+            <w:shd w:val="clear" w:color="auto" w:fill="FFFFFF"/>
+            <w:tcMar>
+              <w:top w:w="0" w:type="dxa"/>
+              <w:bottom w:w="0" w:type="dxa"/>
+              <w:left w:w="0" w:type="dxa"/>
+              <w:right w:w="0" w:type="dxa"/>
+            </w:tcMar>
+            <w:vAlign w:val="center"/>
+          </w:tcPr>
+          <w:p>
+            <w:pPr>
+              <w:pStyle w:val="Normal"/>
+              <w:jc w:val="left"/>
+              <w:pBdr>
+                <w:bottom w:val="none" w:sz="0" w:space="0" w:color="000000"/>
+                <w:top w:val="none" w:sz="0" w:space="0" w:color="000000"/>
+                <w:left w:val="none" w:sz="0" w:space="0" w:color="000000"/>
+                <w:right w:val="none" w:sz="0" w:space="0" w:color="000000"/>
+              </w:pBdr>
+              <w:spacing w:after="100" w:before="100" w:line="240"/>
+              <w:ind w:left="100" w:right="100" w:firstLine="0" w:firstLineChars="0"/>
+              <w:rPr>
+                <w:rFonts w:ascii="Times New Roman" w:hAnsi="Times New Roman" w:eastAsia="Times New Roman" w:cs="Times New Roman"/>
+                <w:i w:val="false"/>
+                <w:b w:val="false"/>
+                <w:u w:val="none"/>
+                <w:strike w:val="false"/>
+                <w:sz w:val="18"/>
+                <w:szCs w:val="18"/>
+                <w:color w:val="000000"/>
+              </w:rPr>
+            </w:pPr>
+            <w:r>
+              <w:rPr>
+                <w:rFonts w:ascii="Times New Roman" w:hAnsi="Times New Roman" w:eastAsia="Times New Roman" w:cs="Times New Roman"/>
+                <w:i w:val="false"/>
+                <w:b w:val="false"/>
+                <w:u w:val="none"/>
+                <w:strike w:val="false"/>
+                <w:sz w:val="18"/>
+                <w:szCs w:val="18"/>
+                <w:color w:val="000000"/>
+              </w:rPr>
+              <w:t xml:space="preserve">0.381</w:t>
+            </w:r>
+          </w:p>
+        </w:tc>
+        <w:tc>
+          <w:tcPr>
+            <w:tcBorders>
+              <w:bottom w:val="none" w:sz="0" w:space="0" w:color="000000"/>
+              <w:top w:val="none" w:sz="0" w:space="0" w:color="000000"/>
+              <w:left w:val="none" w:sz="0" w:space="0" w:color="000000"/>
+              <w:right w:val="none" w:sz="0" w:space="0" w:color="000000"/>
+            </w:tcBorders>
+            <w:shd w:val="clear" w:color="auto" w:fill="FFFFFF"/>
+            <w:tcMar>
+              <w:top w:w="0" w:type="dxa"/>
+              <w:bottom w:w="0" w:type="dxa"/>
+              <w:left w:w="0" w:type="dxa"/>
+              <w:right w:w="0" w:type="dxa"/>
+            </w:tcMar>
+            <w:vAlign w:val="center"/>
+          </w:tcPr>
+          <w:p>
+            <w:pPr>
+              <w:pStyle w:val="Normal"/>
+              <w:jc w:val="left"/>
+              <w:pBdr>
+                <w:bottom w:val="none" w:sz="0" w:space="0" w:color="000000"/>
+                <w:top w:val="none" w:sz="0" w:space="0" w:color="000000"/>
+                <w:left w:val="none" w:sz="0" w:space="0" w:color="000000"/>
+                <w:right w:val="none" w:sz="0" w:space="0" w:color="000000"/>
+              </w:pBdr>
+              <w:spacing w:after="100" w:before="100" w:line="240"/>
+              <w:ind w:left="100" w:right="100" w:firstLine="0" w:firstLineChars="0"/>
+              <w:rPr>
+                <w:rFonts w:ascii="Times New Roman" w:hAnsi="Times New Roman" w:eastAsia="Times New Roman" w:cs="Times New Roman"/>
+                <w:i w:val="false"/>
+                <w:b w:val="false"/>
+                <w:u w:val="none"/>
+                <w:strike w:val="false"/>
+                <w:sz w:val="18"/>
+                <w:szCs w:val="18"/>
+                <w:color w:val="000000"/>
+              </w:rPr>
+            </w:pPr>
+            <w:r>
+              <w:rPr>
+                <w:rFonts w:ascii="Times New Roman" w:hAnsi="Times New Roman" w:eastAsia="Times New Roman" w:cs="Times New Roman"/>
+                <w:i w:val="false"/>
+                <w:b w:val="false"/>
+                <w:u w:val="none"/>
+                <w:strike w:val="false"/>
+                <w:sz w:val="18"/>
+                <w:szCs w:val="18"/>
+                <w:color w:val="000000"/>
+              </w:rPr>
+              <w:t xml:space="preserve"/>
+            </w:r>
+          </w:p>
+        </w:tc>
+      </w:tr>
+      <w:tr>
+        <w:trPr>
+          <w:trHeight w:val="560" w:hRule="auto"/>
+        </w:trPr>
+        <w:tc>
+          <w:tcPr>
+            <w:tcBorders>
+              <w:bottom w:val="none" w:sz="0" w:space="0" w:color="000000"/>
+              <w:top w:val="none" w:sz="0" w:space="0" w:color="000000"/>
+              <w:left w:val="none" w:sz="0" w:space="0" w:color="000000"/>
+              <w:right w:val="none" w:sz="0" w:space="0" w:color="000000"/>
+            </w:tcBorders>
+            <w:shd w:val="clear" w:color="auto" w:fill="FFFFFF"/>
+            <w:tcMar>
+              <w:top w:w="0" w:type="dxa"/>
+              <w:bottom w:w="0" w:type="dxa"/>
+              <w:left w:w="0" w:type="dxa"/>
+              <w:right w:w="0" w:type="dxa"/>
+            </w:tcMar>
+            <w:vAlign w:val="center"/>
+          </w:tcPr>
+          <w:p>
+            <w:pPr>
+              <w:pStyle w:val="Normal"/>
+              <w:jc w:val="left"/>
+              <w:pBdr>
+                <w:bottom w:val="none" w:sz="0" w:space="0" w:color="000000"/>
+                <w:top w:val="none" w:sz="0" w:space="0" w:color="000000"/>
+                <w:left w:val="none" w:sz="0" w:space="0" w:color="000000"/>
+                <w:right w:val="none" w:sz="0" w:space="0" w:color="000000"/>
+              </w:pBdr>
+              <w:spacing w:after="100" w:before="100" w:line="240"/>
+              <w:ind w:left="100" w:right="100" w:firstLine="0" w:firstLineChars="0"/>
+              <w:rPr>
+                <w:rFonts w:ascii="Times New Roman" w:hAnsi="Times New Roman" w:eastAsia="Times New Roman" w:cs="Times New Roman"/>
+                <w:i w:val="false"/>
+                <w:b w:val="false"/>
+                <w:u w:val="none"/>
+                <w:strike w:val="false"/>
+                <w:sz w:val="18"/>
+                <w:szCs w:val="18"/>
+                <w:color w:val="000000"/>
+              </w:rPr>
+            </w:pPr>
+            <w:r>
+              <w:rPr>
+                <w:rFonts w:ascii="Times New Roman" w:hAnsi="Times New Roman" w:eastAsia="Times New Roman" w:cs="Times New Roman"/>
+                <w:i w:val="false"/>
+                <w:b w:val="false"/>
+                <w:u w:val="none"/>
+                <w:strike w:val="false"/>
+                <w:sz w:val="18"/>
+                <w:szCs w:val="18"/>
+                <w:color w:val="000000"/>
+              </w:rPr>
+              <w:t xml:space="preserve">Pretreatment CEA</w:t>
+            </w:r>
+          </w:p>
+        </w:tc>
+        <w:tc>
+          <w:tcPr>
+            <w:tcBorders>
+              <w:bottom w:val="none" w:sz="0" w:space="0" w:color="000000"/>
+              <w:top w:val="none" w:sz="0" w:space="0" w:color="000000"/>
+              <w:left w:val="none" w:sz="0" w:space="0" w:color="000000"/>
+              <w:right w:val="none" w:sz="0" w:space="0" w:color="000000"/>
+            </w:tcBorders>
+            <w:shd w:val="clear" w:color="auto" w:fill="FFFFFF"/>
+            <w:tcMar>
+              <w:top w:w="0" w:type="dxa"/>
+              <w:bottom w:w="0" w:type="dxa"/>
+              <w:left w:w="0" w:type="dxa"/>
+              <w:right w:w="0" w:type="dxa"/>
+            </w:tcMar>
+            <w:vAlign w:val="center"/>
+          </w:tcPr>
+          <w:p>
+            <w:pPr>
+              <w:pStyle w:val="Normal"/>
+              <w:jc w:val="left"/>
+              <w:pBdr>
+                <w:bottom w:val="none" w:sz="0" w:space="0" w:color="000000"/>
+                <w:top w:val="none" w:sz="0" w:space="0" w:color="000000"/>
+                <w:left w:val="none" w:sz="0" w:space="0" w:color="000000"/>
+                <w:right w:val="none" w:sz="0" w:space="0" w:color="000000"/>
+              </w:pBdr>
+              <w:spacing w:after="100" w:before="100" w:line="240"/>
+              <w:ind w:left="100" w:right="100" w:firstLine="0" w:firstLineChars="0"/>
+              <w:rPr>
+                <w:rFonts w:ascii="Times New Roman" w:hAnsi="Times New Roman" w:eastAsia="Times New Roman" w:cs="Times New Roman"/>
+                <w:i w:val="false"/>
+                <w:b w:val="false"/>
+                <w:u w:val="none"/>
+                <w:strike w:val="false"/>
+                <w:sz w:val="18"/>
+                <w:szCs w:val="18"/>
+                <w:color w:val="000000"/>
+              </w:rPr>
+            </w:pPr>
+            <w:r>
+              <w:rPr>
+                <w:rFonts w:ascii="Times New Roman" w:hAnsi="Times New Roman" w:eastAsia="Times New Roman" w:cs="Times New Roman"/>
+                <w:i w:val="false"/>
+                <w:b w:val="false"/>
+                <w:u w:val="none"/>
+                <w:strike w:val="false"/>
+                <w:sz w:val="18"/>
+                <w:szCs w:val="18"/>
+                <w:color w:val="000000"/>
+              </w:rPr>
+              <w:t xml:space="preserve">≤5 ng/mL (ref)</w:t>
+            </w:r>
+          </w:p>
+        </w:tc>
+        <w:tc>
+          <w:tcPr>
+            <w:tcBorders>
+              <w:bottom w:val="none" w:sz="0" w:space="0" w:color="000000"/>
+              <w:top w:val="none" w:sz="0" w:space="0" w:color="000000"/>
+              <w:left w:val="none" w:sz="0" w:space="0" w:color="000000"/>
+              <w:right w:val="none" w:sz="0" w:space="0" w:color="000000"/>
+            </w:tcBorders>
+            <w:shd w:val="clear" w:color="auto" w:fill="FFFFFF"/>
+            <w:tcMar>
+              <w:top w:w="0" w:type="dxa"/>
+              <w:bottom w:w="0" w:type="dxa"/>
+              <w:left w:w="0" w:type="dxa"/>
+              <w:right w:w="0" w:type="dxa"/>
+            </w:tcMar>
+            <w:vAlign w:val="center"/>
+          </w:tcPr>
+          <w:p>
+            <w:pPr>
+              <w:pStyle w:val="Normal"/>
+              <w:jc w:val="right"/>
+              <w:pBdr>
+                <w:bottom w:val="none" w:sz="0" w:space="0" w:color="000000"/>
+                <w:top w:val="none" w:sz="0" w:space="0" w:color="000000"/>
+                <w:left w:val="none" w:sz="0" w:space="0" w:color="000000"/>
+                <w:right w:val="none" w:sz="0" w:space="0" w:color="000000"/>
+              </w:pBdr>
+              <w:spacing w:after="100" w:before="100" w:line="240"/>
+              <w:ind w:left="100" w:right="100" w:firstLine="0" w:firstLineChars="0"/>
+              <w:rPr>
+                <w:rFonts w:ascii="Times New Roman" w:hAnsi="Times New Roman" w:eastAsia="Times New Roman" w:cs="Times New Roman"/>
+                <w:i w:val="false"/>
+                <w:b w:val="false"/>
+                <w:u w:val="none"/>
+                <w:strike w:val="false"/>
+                <w:sz w:val="18"/>
+                <w:szCs w:val="18"/>
+                <w:color w:val="000000"/>
+              </w:rPr>
+            </w:pPr>
+            <w:r>
+              <w:rPr>
+                <w:rFonts w:ascii="Times New Roman" w:hAnsi="Times New Roman" w:eastAsia="Times New Roman" w:cs="Times New Roman"/>
+                <w:i w:val="false"/>
+                <w:b w:val="false"/>
+                <w:u w:val="none"/>
+                <w:strike w:val="false"/>
+                <w:sz w:val="18"/>
+                <w:szCs w:val="18"/>
+                <w:color w:val="000000"/>
+              </w:rPr>
+              <w:t xml:space="preserve">61</w:t>
             </w:r>
           </w:p>
         </w:tc>
@@ -2884,7 +4054,7 @@
                 <w:szCs w:val="18"/>
                 <w:color w:val="000000"/>
               </w:rPr>
-              <w:t xml:space="preserve">III–IV</w:t>
+              <w:t xml:space="preserve">&gt;5 ng/mL</w:t>
             </w:r>
           </w:p>
         </w:tc>
@@ -2939,7 +4109,7 @@
                 <w:szCs w:val="18"/>
                 <w:color w:val="000000"/>
               </w:rPr>
-              <w:t xml:space="preserve">71</w:t>
+              <w:t xml:space="preserve">41</w:t>
             </w:r>
           </w:p>
         </w:tc>
@@ -2994,7 +4164,7 @@
                 <w:szCs w:val="18"/>
                 <w:color w:val="000000"/>
               </w:rPr>
-              <w:t xml:space="preserve">16</w:t>
+              <w:t xml:space="preserve">6</w:t>
             </w:r>
           </w:p>
         </w:tc>
@@ -3049,7 +4219,7 @@
                 <w:szCs w:val="18"/>
                 <w:color w:val="000000"/>
               </w:rPr>
-              <w:t xml:space="preserve">2.63 (1.07–6.52)</w:t>
+              <w:t xml:space="preserve">1.68 (0.48–5.84)</w:t>
             </w:r>
           </w:p>
         </w:tc>
@@ -3104,7 +4274,7 @@
                 <w:szCs w:val="18"/>
                 <w:color w:val="000000"/>
               </w:rPr>
-              <w:t xml:space="preserve">0.036</w:t>
+              <w:t xml:space="preserve">0.416</w:t>
             </w:r>
           </w:p>
         </w:tc>

--- a/output/tables/READ/READ_cox_multi_MS4A1.docx
+++ b/output/tables/READ/READ_cox_multi_MS4A1.docx
@@ -37,9 +37,9 @@
       <w:tblGrid>
         <w:gridCol w:w="2060"/>
         <w:gridCol w:w="1489"/>
-        <w:gridCol w:w="591"/>
+        <w:gridCol w:w="681"/>
         <w:gridCol w:w="931"/>
-        <w:gridCol w:w="1701"/>
+        <w:gridCol w:w="1611"/>
         <w:gridCol w:w="816"/>
         <w:gridCol w:w="1136"/>
       </w:tblGrid>
@@ -1099,7 +1099,7 @@
                 <w:szCs w:val="18"/>
                 <w:color w:val="000000"/>
               </w:rPr>
-              <w:t xml:space="preserve">0.13 (0.03–0.48)</w:t>
+              <w:t xml:space="preserve">0.13 (0.03–0.52)</w:t>
             </w:r>
           </w:p>
         </w:tc>
@@ -1154,7 +1154,7 @@
                 <w:szCs w:val="18"/>
                 <w:color w:val="000000"/>
               </w:rPr>
-              <w:t xml:space="preserve">0.002</w:t>
+              <w:t xml:space="preserve">0.004</w:t>
             </w:r>
           </w:p>
         </w:tc>
@@ -1269,7 +1269,7 @@
                 <w:szCs w:val="18"/>
                 <w:color w:val="000000"/>
               </w:rPr>
-              <w:t xml:space="preserve">Age group, years</w:t>
+              <w:t xml:space="preserve">Age (per 10 years)</w:t>
             </w:r>
           </w:p>
         </w:tc>
@@ -1324,7 +1324,7 @@
                 <w:szCs w:val="18"/>
                 <w:color w:val="000000"/>
               </w:rPr>
-              <w:t xml:space="preserve">≤65 (ref)</w:t>
+              <w:t xml:space="preserve"/>
             </w:r>
           </w:p>
         </w:tc>
@@ -1379,7 +1379,7 @@
                 <w:szCs w:val="18"/>
                 <w:color w:val="000000"/>
               </w:rPr>
-              <w:t xml:space="preserve">54</w:t>
+              <w:t xml:space="preserve">102</w:t>
             </w:r>
           </w:p>
         </w:tc>
@@ -1434,7 +1434,7 @@
                 <w:szCs w:val="18"/>
                 <w:color w:val="000000"/>
               </w:rPr>
-              <w:t xml:space="preserve">3</w:t>
+              <w:t xml:space="preserve">13</w:t>
             </w:r>
           </w:p>
         </w:tc>
@@ -1489,7 +1489,7 @@
                 <w:szCs w:val="18"/>
                 <w:color w:val="000000"/>
               </w:rPr>
-              <w:t xml:space="preserve">Reference</w:t>
+              <w:t xml:space="preserve">1.10 (1.03–1.18)</w:t>
             </w:r>
           </w:p>
         </w:tc>
@@ -1544,7 +1544,7 @@
                 <w:szCs w:val="18"/>
                 <w:color w:val="000000"/>
               </w:rPr>
-              <w:t xml:space="preserve"/>
+              <w:t xml:space="preserve">0.006</w:t>
             </w:r>
           </w:p>
         </w:tc>
@@ -1659,282 +1659,282 @@
                 <w:szCs w:val="18"/>
                 <w:color w:val="000000"/>
               </w:rPr>
+              <w:t xml:space="preserve">Sex</w:t>
+            </w:r>
+          </w:p>
+        </w:tc>
+        <w:tc>
+          <w:tcPr>
+            <w:tcBorders>
+              <w:bottom w:val="none" w:sz="0" w:space="0" w:color="000000"/>
+              <w:top w:val="none" w:sz="0" w:space="0" w:color="000000"/>
+              <w:left w:val="none" w:sz="0" w:space="0" w:color="000000"/>
+              <w:right w:val="none" w:sz="0" w:space="0" w:color="000000"/>
+            </w:tcBorders>
+            <w:shd w:val="clear" w:color="auto" w:fill="FFFFFF"/>
+            <w:tcMar>
+              <w:top w:w="0" w:type="dxa"/>
+              <w:bottom w:w="0" w:type="dxa"/>
+              <w:left w:w="0" w:type="dxa"/>
+              <w:right w:w="0" w:type="dxa"/>
+            </w:tcMar>
+            <w:vAlign w:val="center"/>
+          </w:tcPr>
+          <w:p>
+            <w:pPr>
+              <w:pStyle w:val="Normal"/>
+              <w:jc w:val="left"/>
+              <w:pBdr>
+                <w:bottom w:val="none" w:sz="0" w:space="0" w:color="000000"/>
+                <w:top w:val="none" w:sz="0" w:space="0" w:color="000000"/>
+                <w:left w:val="none" w:sz="0" w:space="0" w:color="000000"/>
+                <w:right w:val="none" w:sz="0" w:space="0" w:color="000000"/>
+              </w:pBdr>
+              <w:spacing w:after="100" w:before="100" w:line="240"/>
+              <w:ind w:left="100" w:right="100" w:firstLine="0" w:firstLineChars="0"/>
+              <w:rPr>
+                <w:rFonts w:ascii="Times New Roman" w:hAnsi="Times New Roman" w:eastAsia="Times New Roman" w:cs="Times New Roman"/>
+                <w:i w:val="false"/>
+                <w:b w:val="false"/>
+                <w:u w:val="none"/>
+                <w:strike w:val="false"/>
+                <w:sz w:val="18"/>
+                <w:szCs w:val="18"/>
+                <w:color w:val="000000"/>
+              </w:rPr>
+            </w:pPr>
+            <w:r>
+              <w:rPr>
+                <w:rFonts w:ascii="Times New Roman" w:hAnsi="Times New Roman" w:eastAsia="Times New Roman" w:cs="Times New Roman"/>
+                <w:i w:val="false"/>
+                <w:b w:val="false"/>
+                <w:u w:val="none"/>
+                <w:strike w:val="false"/>
+                <w:sz w:val="18"/>
+                <w:szCs w:val="18"/>
+                <w:color w:val="000000"/>
+              </w:rPr>
+              <w:t xml:space="preserve">Male (ref)</w:t>
+            </w:r>
+          </w:p>
+        </w:tc>
+        <w:tc>
+          <w:tcPr>
+            <w:tcBorders>
+              <w:bottom w:val="none" w:sz="0" w:space="0" w:color="000000"/>
+              <w:top w:val="none" w:sz="0" w:space="0" w:color="000000"/>
+              <w:left w:val="none" w:sz="0" w:space="0" w:color="000000"/>
+              <w:right w:val="none" w:sz="0" w:space="0" w:color="000000"/>
+            </w:tcBorders>
+            <w:shd w:val="clear" w:color="auto" w:fill="FFFFFF"/>
+            <w:tcMar>
+              <w:top w:w="0" w:type="dxa"/>
+              <w:bottom w:w="0" w:type="dxa"/>
+              <w:left w:w="0" w:type="dxa"/>
+              <w:right w:w="0" w:type="dxa"/>
+            </w:tcMar>
+            <w:vAlign w:val="center"/>
+          </w:tcPr>
+          <w:p>
+            <w:pPr>
+              <w:pStyle w:val="Normal"/>
+              <w:jc w:val="right"/>
+              <w:pBdr>
+                <w:bottom w:val="none" w:sz="0" w:space="0" w:color="000000"/>
+                <w:top w:val="none" w:sz="0" w:space="0" w:color="000000"/>
+                <w:left w:val="none" w:sz="0" w:space="0" w:color="000000"/>
+                <w:right w:val="none" w:sz="0" w:space="0" w:color="000000"/>
+              </w:pBdr>
+              <w:spacing w:after="100" w:before="100" w:line="240"/>
+              <w:ind w:left="100" w:right="100" w:firstLine="0" w:firstLineChars="0"/>
+              <w:rPr>
+                <w:rFonts w:ascii="Times New Roman" w:hAnsi="Times New Roman" w:eastAsia="Times New Roman" w:cs="Times New Roman"/>
+                <w:i w:val="false"/>
+                <w:b w:val="false"/>
+                <w:u w:val="none"/>
+                <w:strike w:val="false"/>
+                <w:sz w:val="18"/>
+                <w:szCs w:val="18"/>
+                <w:color w:val="000000"/>
+              </w:rPr>
+            </w:pPr>
+            <w:r>
+              <w:rPr>
+                <w:rFonts w:ascii="Times New Roman" w:hAnsi="Times New Roman" w:eastAsia="Times New Roman" w:cs="Times New Roman"/>
+                <w:i w:val="false"/>
+                <w:b w:val="false"/>
+                <w:u w:val="none"/>
+                <w:strike w:val="false"/>
+                <w:sz w:val="18"/>
+                <w:szCs w:val="18"/>
+                <w:color w:val="000000"/>
+              </w:rPr>
+              <w:t xml:space="preserve">61</w:t>
+            </w:r>
+          </w:p>
+        </w:tc>
+        <w:tc>
+          <w:tcPr>
+            <w:tcBorders>
+              <w:bottom w:val="none" w:sz="0" w:space="0" w:color="000000"/>
+              <w:top w:val="none" w:sz="0" w:space="0" w:color="000000"/>
+              <w:left w:val="none" w:sz="0" w:space="0" w:color="000000"/>
+              <w:right w:val="none" w:sz="0" w:space="0" w:color="000000"/>
+            </w:tcBorders>
+            <w:shd w:val="clear" w:color="auto" w:fill="FFFFFF"/>
+            <w:tcMar>
+              <w:top w:w="0" w:type="dxa"/>
+              <w:bottom w:w="0" w:type="dxa"/>
+              <w:left w:w="0" w:type="dxa"/>
+              <w:right w:w="0" w:type="dxa"/>
+            </w:tcMar>
+            <w:vAlign w:val="center"/>
+          </w:tcPr>
+          <w:p>
+            <w:pPr>
+              <w:pStyle w:val="Normal"/>
+              <w:jc w:val="right"/>
+              <w:pBdr>
+                <w:bottom w:val="none" w:sz="0" w:space="0" w:color="000000"/>
+                <w:top w:val="none" w:sz="0" w:space="0" w:color="000000"/>
+                <w:left w:val="none" w:sz="0" w:space="0" w:color="000000"/>
+                <w:right w:val="none" w:sz="0" w:space="0" w:color="000000"/>
+              </w:pBdr>
+              <w:spacing w:after="100" w:before="100" w:line="240"/>
+              <w:ind w:left="100" w:right="100" w:firstLine="0" w:firstLineChars="0"/>
+              <w:rPr>
+                <w:rFonts w:ascii="Times New Roman" w:hAnsi="Times New Roman" w:eastAsia="Times New Roman" w:cs="Times New Roman"/>
+                <w:i w:val="false"/>
+                <w:b w:val="false"/>
+                <w:u w:val="none"/>
+                <w:strike w:val="false"/>
+                <w:sz w:val="18"/>
+                <w:szCs w:val="18"/>
+                <w:color w:val="000000"/>
+              </w:rPr>
+            </w:pPr>
+            <w:r>
+              <w:rPr>
+                <w:rFonts w:ascii="Times New Roman" w:hAnsi="Times New Roman" w:eastAsia="Times New Roman" w:cs="Times New Roman"/>
+                <w:i w:val="false"/>
+                <w:b w:val="false"/>
+                <w:u w:val="none"/>
+                <w:strike w:val="false"/>
+                <w:sz w:val="18"/>
+                <w:szCs w:val="18"/>
+                <w:color w:val="000000"/>
+              </w:rPr>
+              <w:t xml:space="preserve">9</w:t>
+            </w:r>
+          </w:p>
+        </w:tc>
+        <w:tc>
+          <w:tcPr>
+            <w:tcBorders>
+              <w:bottom w:val="none" w:sz="0" w:space="0" w:color="000000"/>
+              <w:top w:val="none" w:sz="0" w:space="0" w:color="000000"/>
+              <w:left w:val="none" w:sz="0" w:space="0" w:color="000000"/>
+              <w:right w:val="none" w:sz="0" w:space="0" w:color="000000"/>
+            </w:tcBorders>
+            <w:shd w:val="clear" w:color="auto" w:fill="FFFFFF"/>
+            <w:tcMar>
+              <w:top w:w="0" w:type="dxa"/>
+              <w:bottom w:w="0" w:type="dxa"/>
+              <w:left w:w="0" w:type="dxa"/>
+              <w:right w:w="0" w:type="dxa"/>
+            </w:tcMar>
+            <w:vAlign w:val="center"/>
+          </w:tcPr>
+          <w:p>
+            <w:pPr>
+              <w:pStyle w:val="Normal"/>
+              <w:jc w:val="left"/>
+              <w:pBdr>
+                <w:bottom w:val="none" w:sz="0" w:space="0" w:color="000000"/>
+                <w:top w:val="none" w:sz="0" w:space="0" w:color="000000"/>
+                <w:left w:val="none" w:sz="0" w:space="0" w:color="000000"/>
+                <w:right w:val="none" w:sz="0" w:space="0" w:color="000000"/>
+              </w:pBdr>
+              <w:spacing w:after="100" w:before="100" w:line="240"/>
+              <w:ind w:left="100" w:right="100" w:firstLine="0" w:firstLineChars="0"/>
+              <w:rPr>
+                <w:rFonts w:ascii="Times New Roman" w:hAnsi="Times New Roman" w:eastAsia="Times New Roman" w:cs="Times New Roman"/>
+                <w:i w:val="false"/>
+                <w:b w:val="false"/>
+                <w:u w:val="none"/>
+                <w:strike w:val="false"/>
+                <w:sz w:val="18"/>
+                <w:szCs w:val="18"/>
+                <w:color w:val="000000"/>
+              </w:rPr>
+            </w:pPr>
+            <w:r>
+              <w:rPr>
+                <w:rFonts w:ascii="Times New Roman" w:hAnsi="Times New Roman" w:eastAsia="Times New Roman" w:cs="Times New Roman"/>
+                <w:i w:val="false"/>
+                <w:b w:val="false"/>
+                <w:u w:val="none"/>
+                <w:strike w:val="false"/>
+                <w:sz w:val="18"/>
+                <w:szCs w:val="18"/>
+                <w:color w:val="000000"/>
+              </w:rPr>
+              <w:t xml:space="preserve">Reference</w:t>
+            </w:r>
+          </w:p>
+        </w:tc>
+        <w:tc>
+          <w:tcPr>
+            <w:tcBorders>
+              <w:bottom w:val="none" w:sz="0" w:space="0" w:color="000000"/>
+              <w:top w:val="none" w:sz="0" w:space="0" w:color="000000"/>
+              <w:left w:val="none" w:sz="0" w:space="0" w:color="000000"/>
+              <w:right w:val="none" w:sz="0" w:space="0" w:color="000000"/>
+            </w:tcBorders>
+            <w:shd w:val="clear" w:color="auto" w:fill="FFFFFF"/>
+            <w:tcMar>
+              <w:top w:w="0" w:type="dxa"/>
+              <w:bottom w:w="0" w:type="dxa"/>
+              <w:left w:w="0" w:type="dxa"/>
+              <w:right w:w="0" w:type="dxa"/>
+            </w:tcMar>
+            <w:vAlign w:val="center"/>
+          </w:tcPr>
+          <w:p>
+            <w:pPr>
+              <w:pStyle w:val="Normal"/>
+              <w:jc w:val="left"/>
+              <w:pBdr>
+                <w:bottom w:val="none" w:sz="0" w:space="0" w:color="000000"/>
+                <w:top w:val="none" w:sz="0" w:space="0" w:color="000000"/>
+                <w:left w:val="none" w:sz="0" w:space="0" w:color="000000"/>
+                <w:right w:val="none" w:sz="0" w:space="0" w:color="000000"/>
+              </w:pBdr>
+              <w:spacing w:after="100" w:before="100" w:line="240"/>
+              <w:ind w:left="100" w:right="100" w:firstLine="0" w:firstLineChars="0"/>
+              <w:rPr>
+                <w:rFonts w:ascii="Times New Roman" w:hAnsi="Times New Roman" w:eastAsia="Times New Roman" w:cs="Times New Roman"/>
+                <w:i w:val="false"/>
+                <w:b w:val="false"/>
+                <w:u w:val="none"/>
+                <w:strike w:val="false"/>
+                <w:sz w:val="18"/>
+                <w:szCs w:val="18"/>
+                <w:color w:val="000000"/>
+              </w:rPr>
+            </w:pPr>
+            <w:r>
+              <w:rPr>
+                <w:rFonts w:ascii="Times New Roman" w:hAnsi="Times New Roman" w:eastAsia="Times New Roman" w:cs="Times New Roman"/>
+                <w:i w:val="false"/>
+                <w:b w:val="false"/>
+                <w:u w:val="none"/>
+                <w:strike w:val="false"/>
+                <w:sz w:val="18"/>
+                <w:szCs w:val="18"/>
+                <w:color w:val="000000"/>
+              </w:rPr>
               <w:t xml:space="preserve"/>
-            </w:r>
-          </w:p>
-        </w:tc>
-        <w:tc>
-          <w:tcPr>
-            <w:tcBorders>
-              <w:bottom w:val="none" w:sz="0" w:space="0" w:color="000000"/>
-              <w:top w:val="none" w:sz="0" w:space="0" w:color="000000"/>
-              <w:left w:val="none" w:sz="0" w:space="0" w:color="000000"/>
-              <w:right w:val="none" w:sz="0" w:space="0" w:color="000000"/>
-            </w:tcBorders>
-            <w:shd w:val="clear" w:color="auto" w:fill="FFFFFF"/>
-            <w:tcMar>
-              <w:top w:w="0" w:type="dxa"/>
-              <w:bottom w:w="0" w:type="dxa"/>
-              <w:left w:w="0" w:type="dxa"/>
-              <w:right w:w="0" w:type="dxa"/>
-            </w:tcMar>
-            <w:vAlign w:val="center"/>
-          </w:tcPr>
-          <w:p>
-            <w:pPr>
-              <w:pStyle w:val="Normal"/>
-              <w:jc w:val="left"/>
-              <w:pBdr>
-                <w:bottom w:val="none" w:sz="0" w:space="0" w:color="000000"/>
-                <w:top w:val="none" w:sz="0" w:space="0" w:color="000000"/>
-                <w:left w:val="none" w:sz="0" w:space="0" w:color="000000"/>
-                <w:right w:val="none" w:sz="0" w:space="0" w:color="000000"/>
-              </w:pBdr>
-              <w:spacing w:after="100" w:before="100" w:line="240"/>
-              <w:ind w:left="100" w:right="100" w:firstLine="0" w:firstLineChars="0"/>
-              <w:rPr>
-                <w:rFonts w:ascii="Times New Roman" w:hAnsi="Times New Roman" w:eastAsia="Times New Roman" w:cs="Times New Roman"/>
-                <w:i w:val="false"/>
-                <w:b w:val="false"/>
-                <w:u w:val="none"/>
-                <w:strike w:val="false"/>
-                <w:sz w:val="18"/>
-                <w:szCs w:val="18"/>
-                <w:color w:val="000000"/>
-              </w:rPr>
-            </w:pPr>
-            <w:r>
-              <w:rPr>
-                <w:rFonts w:ascii="Times New Roman" w:hAnsi="Times New Roman" w:eastAsia="Times New Roman" w:cs="Times New Roman"/>
-                <w:i w:val="false"/>
-                <w:b w:val="false"/>
-                <w:u w:val="none"/>
-                <w:strike w:val="false"/>
-                <w:sz w:val="18"/>
-                <w:szCs w:val="18"/>
-                <w:color w:val="000000"/>
-              </w:rPr>
-              <w:t xml:space="preserve">≥66</w:t>
-            </w:r>
-          </w:p>
-        </w:tc>
-        <w:tc>
-          <w:tcPr>
-            <w:tcBorders>
-              <w:bottom w:val="none" w:sz="0" w:space="0" w:color="000000"/>
-              <w:top w:val="none" w:sz="0" w:space="0" w:color="000000"/>
-              <w:left w:val="none" w:sz="0" w:space="0" w:color="000000"/>
-              <w:right w:val="none" w:sz="0" w:space="0" w:color="000000"/>
-            </w:tcBorders>
-            <w:shd w:val="clear" w:color="auto" w:fill="FFFFFF"/>
-            <w:tcMar>
-              <w:top w:w="0" w:type="dxa"/>
-              <w:bottom w:w="0" w:type="dxa"/>
-              <w:left w:w="0" w:type="dxa"/>
-              <w:right w:w="0" w:type="dxa"/>
-            </w:tcMar>
-            <w:vAlign w:val="center"/>
-          </w:tcPr>
-          <w:p>
-            <w:pPr>
-              <w:pStyle w:val="Normal"/>
-              <w:jc w:val="right"/>
-              <w:pBdr>
-                <w:bottom w:val="none" w:sz="0" w:space="0" w:color="000000"/>
-                <w:top w:val="none" w:sz="0" w:space="0" w:color="000000"/>
-                <w:left w:val="none" w:sz="0" w:space="0" w:color="000000"/>
-                <w:right w:val="none" w:sz="0" w:space="0" w:color="000000"/>
-              </w:pBdr>
-              <w:spacing w:after="100" w:before="100" w:line="240"/>
-              <w:ind w:left="100" w:right="100" w:firstLine="0" w:firstLineChars="0"/>
-              <w:rPr>
-                <w:rFonts w:ascii="Times New Roman" w:hAnsi="Times New Roman" w:eastAsia="Times New Roman" w:cs="Times New Roman"/>
-                <w:i w:val="false"/>
-                <w:b w:val="false"/>
-                <w:u w:val="none"/>
-                <w:strike w:val="false"/>
-                <w:sz w:val="18"/>
-                <w:szCs w:val="18"/>
-                <w:color w:val="000000"/>
-              </w:rPr>
-            </w:pPr>
-            <w:r>
-              <w:rPr>
-                <w:rFonts w:ascii="Times New Roman" w:hAnsi="Times New Roman" w:eastAsia="Times New Roman" w:cs="Times New Roman"/>
-                <w:i w:val="false"/>
-                <w:b w:val="false"/>
-                <w:u w:val="none"/>
-                <w:strike w:val="false"/>
-                <w:sz w:val="18"/>
-                <w:szCs w:val="18"/>
-                <w:color w:val="000000"/>
-              </w:rPr>
-              <w:t xml:space="preserve">48</w:t>
-            </w:r>
-          </w:p>
-        </w:tc>
-        <w:tc>
-          <w:tcPr>
-            <w:tcBorders>
-              <w:bottom w:val="none" w:sz="0" w:space="0" w:color="000000"/>
-              <w:top w:val="none" w:sz="0" w:space="0" w:color="000000"/>
-              <w:left w:val="none" w:sz="0" w:space="0" w:color="000000"/>
-              <w:right w:val="none" w:sz="0" w:space="0" w:color="000000"/>
-            </w:tcBorders>
-            <w:shd w:val="clear" w:color="auto" w:fill="FFFFFF"/>
-            <w:tcMar>
-              <w:top w:w="0" w:type="dxa"/>
-              <w:bottom w:w="0" w:type="dxa"/>
-              <w:left w:w="0" w:type="dxa"/>
-              <w:right w:w="0" w:type="dxa"/>
-            </w:tcMar>
-            <w:vAlign w:val="center"/>
-          </w:tcPr>
-          <w:p>
-            <w:pPr>
-              <w:pStyle w:val="Normal"/>
-              <w:jc w:val="right"/>
-              <w:pBdr>
-                <w:bottom w:val="none" w:sz="0" w:space="0" w:color="000000"/>
-                <w:top w:val="none" w:sz="0" w:space="0" w:color="000000"/>
-                <w:left w:val="none" w:sz="0" w:space="0" w:color="000000"/>
-                <w:right w:val="none" w:sz="0" w:space="0" w:color="000000"/>
-              </w:pBdr>
-              <w:spacing w:after="100" w:before="100" w:line="240"/>
-              <w:ind w:left="100" w:right="100" w:firstLine="0" w:firstLineChars="0"/>
-              <w:rPr>
-                <w:rFonts w:ascii="Times New Roman" w:hAnsi="Times New Roman" w:eastAsia="Times New Roman" w:cs="Times New Roman"/>
-                <w:i w:val="false"/>
-                <w:b w:val="false"/>
-                <w:u w:val="none"/>
-                <w:strike w:val="false"/>
-                <w:sz w:val="18"/>
-                <w:szCs w:val="18"/>
-                <w:color w:val="000000"/>
-              </w:rPr>
-            </w:pPr>
-            <w:r>
-              <w:rPr>
-                <w:rFonts w:ascii="Times New Roman" w:hAnsi="Times New Roman" w:eastAsia="Times New Roman" w:cs="Times New Roman"/>
-                <w:i w:val="false"/>
-                <w:b w:val="false"/>
-                <w:u w:val="none"/>
-                <w:strike w:val="false"/>
-                <w:sz w:val="18"/>
-                <w:szCs w:val="18"/>
-                <w:color w:val="000000"/>
-              </w:rPr>
-              <w:t xml:space="preserve">10</w:t>
-            </w:r>
-          </w:p>
-        </w:tc>
-        <w:tc>
-          <w:tcPr>
-            <w:tcBorders>
-              <w:bottom w:val="none" w:sz="0" w:space="0" w:color="000000"/>
-              <w:top w:val="none" w:sz="0" w:space="0" w:color="000000"/>
-              <w:left w:val="none" w:sz="0" w:space="0" w:color="000000"/>
-              <w:right w:val="none" w:sz="0" w:space="0" w:color="000000"/>
-            </w:tcBorders>
-            <w:shd w:val="clear" w:color="auto" w:fill="FFFFFF"/>
-            <w:tcMar>
-              <w:top w:w="0" w:type="dxa"/>
-              <w:bottom w:w="0" w:type="dxa"/>
-              <w:left w:w="0" w:type="dxa"/>
-              <w:right w:w="0" w:type="dxa"/>
-            </w:tcMar>
-            <w:vAlign w:val="center"/>
-          </w:tcPr>
-          <w:p>
-            <w:pPr>
-              <w:pStyle w:val="Normal"/>
-              <w:jc w:val="left"/>
-              <w:pBdr>
-                <w:bottom w:val="none" w:sz="0" w:space="0" w:color="000000"/>
-                <w:top w:val="none" w:sz="0" w:space="0" w:color="000000"/>
-                <w:left w:val="none" w:sz="0" w:space="0" w:color="000000"/>
-                <w:right w:val="none" w:sz="0" w:space="0" w:color="000000"/>
-              </w:pBdr>
-              <w:spacing w:after="100" w:before="100" w:line="240"/>
-              <w:ind w:left="100" w:right="100" w:firstLine="0" w:firstLineChars="0"/>
-              <w:rPr>
-                <w:rFonts w:ascii="Times New Roman" w:hAnsi="Times New Roman" w:eastAsia="Times New Roman" w:cs="Times New Roman"/>
-                <w:i w:val="false"/>
-                <w:b w:val="false"/>
-                <w:u w:val="none"/>
-                <w:strike w:val="false"/>
-                <w:sz w:val="18"/>
-                <w:szCs w:val="18"/>
-                <w:color w:val="000000"/>
-              </w:rPr>
-            </w:pPr>
-            <w:r>
-              <w:rPr>
-                <w:rFonts w:ascii="Times New Roman" w:hAnsi="Times New Roman" w:eastAsia="Times New Roman" w:cs="Times New Roman"/>
-                <w:i w:val="false"/>
-                <w:b w:val="false"/>
-                <w:u w:val="none"/>
-                <w:strike w:val="false"/>
-                <w:sz w:val="18"/>
-                <w:szCs w:val="18"/>
-                <w:color w:val="000000"/>
-              </w:rPr>
-              <w:t xml:space="preserve">4.31 (1.15–16.15)</w:t>
-            </w:r>
-          </w:p>
-        </w:tc>
-        <w:tc>
-          <w:tcPr>
-            <w:tcBorders>
-              <w:bottom w:val="none" w:sz="0" w:space="0" w:color="000000"/>
-              <w:top w:val="none" w:sz="0" w:space="0" w:color="000000"/>
-              <w:left w:val="none" w:sz="0" w:space="0" w:color="000000"/>
-              <w:right w:val="none" w:sz="0" w:space="0" w:color="000000"/>
-            </w:tcBorders>
-            <w:shd w:val="clear" w:color="auto" w:fill="FFFFFF"/>
-            <w:tcMar>
-              <w:top w:w="0" w:type="dxa"/>
-              <w:bottom w:w="0" w:type="dxa"/>
-              <w:left w:w="0" w:type="dxa"/>
-              <w:right w:w="0" w:type="dxa"/>
-            </w:tcMar>
-            <w:vAlign w:val="center"/>
-          </w:tcPr>
-          <w:p>
-            <w:pPr>
-              <w:pStyle w:val="Normal"/>
-              <w:jc w:val="left"/>
-              <w:pBdr>
-                <w:bottom w:val="none" w:sz="0" w:space="0" w:color="000000"/>
-                <w:top w:val="none" w:sz="0" w:space="0" w:color="000000"/>
-                <w:left w:val="none" w:sz="0" w:space="0" w:color="000000"/>
-                <w:right w:val="none" w:sz="0" w:space="0" w:color="000000"/>
-              </w:pBdr>
-              <w:spacing w:after="100" w:before="100" w:line="240"/>
-              <w:ind w:left="100" w:right="100" w:firstLine="0" w:firstLineChars="0"/>
-              <w:rPr>
-                <w:rFonts w:ascii="Times New Roman" w:hAnsi="Times New Roman" w:eastAsia="Times New Roman" w:cs="Times New Roman"/>
-                <w:i w:val="false"/>
-                <w:b w:val="false"/>
-                <w:u w:val="none"/>
-                <w:strike w:val="false"/>
-                <w:sz w:val="18"/>
-                <w:szCs w:val="18"/>
-                <w:color w:val="000000"/>
-              </w:rPr>
-            </w:pPr>
-            <w:r>
-              <w:rPr>
-                <w:rFonts w:ascii="Times New Roman" w:hAnsi="Times New Roman" w:eastAsia="Times New Roman" w:cs="Times New Roman"/>
-                <w:i w:val="false"/>
-                <w:b w:val="false"/>
-                <w:u w:val="none"/>
-                <w:strike w:val="false"/>
-                <w:sz w:val="18"/>
-                <w:szCs w:val="18"/>
-                <w:color w:val="000000"/>
-              </w:rPr>
-              <w:t xml:space="preserve">0.030</w:t>
             </w:r>
           </w:p>
         </w:tc>
@@ -2049,7 +2049,7 @@
                 <w:szCs w:val="18"/>
                 <w:color w:val="000000"/>
               </w:rPr>
-              <w:t xml:space="preserve">Sex</w:t>
+              <w:t xml:space="preserve"/>
             </w:r>
           </w:p>
         </w:tc>
@@ -2104,7 +2104,7 @@
                 <w:szCs w:val="18"/>
                 <w:color w:val="000000"/>
               </w:rPr>
-              <w:t xml:space="preserve">Male (ref)</w:t>
+              <w:t xml:space="preserve">Female</w:t>
             </w:r>
           </w:p>
         </w:tc>
@@ -2159,7 +2159,7 @@
                 <w:szCs w:val="18"/>
                 <w:color w:val="000000"/>
               </w:rPr>
-              <w:t xml:space="preserve">61</w:t>
+              <w:t xml:space="preserve">41</w:t>
             </w:r>
           </w:p>
         </w:tc>
@@ -2214,7 +2214,7 @@
                 <w:szCs w:val="18"/>
                 <w:color w:val="000000"/>
               </w:rPr>
-              <w:t xml:space="preserve">9</w:t>
+              <w:t xml:space="preserve">4</w:t>
             </w:r>
           </w:p>
         </w:tc>
@@ -2269,7 +2269,7 @@
                 <w:szCs w:val="18"/>
                 <w:color w:val="000000"/>
               </w:rPr>
-              <w:t xml:space="preserve">Reference</w:t>
+              <w:t xml:space="preserve">0.38 (0.10–1.50)</w:t>
             </w:r>
           </w:p>
         </w:tc>
@@ -2324,7 +2324,7 @@
                 <w:szCs w:val="18"/>
                 <w:color w:val="000000"/>
               </w:rPr>
-              <w:t xml:space="preserve"/>
+              <w:t xml:space="preserve">0.169</w:t>
             </w:r>
           </w:p>
         </w:tc>
@@ -2439,282 +2439,282 @@
                 <w:szCs w:val="18"/>
                 <w:color w:val="000000"/>
               </w:rPr>
+              <w:t xml:space="preserve">Pathologic stage group</w:t>
+            </w:r>
+          </w:p>
+        </w:tc>
+        <w:tc>
+          <w:tcPr>
+            <w:tcBorders>
+              <w:bottom w:val="none" w:sz="0" w:space="0" w:color="000000"/>
+              <w:top w:val="none" w:sz="0" w:space="0" w:color="000000"/>
+              <w:left w:val="none" w:sz="0" w:space="0" w:color="000000"/>
+              <w:right w:val="none" w:sz="0" w:space="0" w:color="000000"/>
+            </w:tcBorders>
+            <w:shd w:val="clear" w:color="auto" w:fill="FFFFFF"/>
+            <w:tcMar>
+              <w:top w:w="0" w:type="dxa"/>
+              <w:bottom w:w="0" w:type="dxa"/>
+              <w:left w:w="0" w:type="dxa"/>
+              <w:right w:w="0" w:type="dxa"/>
+            </w:tcMar>
+            <w:vAlign w:val="center"/>
+          </w:tcPr>
+          <w:p>
+            <w:pPr>
+              <w:pStyle w:val="Normal"/>
+              <w:jc w:val="left"/>
+              <w:pBdr>
+                <w:bottom w:val="none" w:sz="0" w:space="0" w:color="000000"/>
+                <w:top w:val="none" w:sz="0" w:space="0" w:color="000000"/>
+                <w:left w:val="none" w:sz="0" w:space="0" w:color="000000"/>
+                <w:right w:val="none" w:sz="0" w:space="0" w:color="000000"/>
+              </w:pBdr>
+              <w:spacing w:after="100" w:before="100" w:line="240"/>
+              <w:ind w:left="100" w:right="100" w:firstLine="0" w:firstLineChars="0"/>
+              <w:rPr>
+                <w:rFonts w:ascii="Times New Roman" w:hAnsi="Times New Roman" w:eastAsia="Times New Roman" w:cs="Times New Roman"/>
+                <w:i w:val="false"/>
+                <w:b w:val="false"/>
+                <w:u w:val="none"/>
+                <w:strike w:val="false"/>
+                <w:sz w:val="18"/>
+                <w:szCs w:val="18"/>
+                <w:color w:val="000000"/>
+              </w:rPr>
+            </w:pPr>
+            <w:r>
+              <w:rPr>
+                <w:rFonts w:ascii="Times New Roman" w:hAnsi="Times New Roman" w:eastAsia="Times New Roman" w:cs="Times New Roman"/>
+                <w:i w:val="false"/>
+                <w:b w:val="false"/>
+                <w:u w:val="none"/>
+                <w:strike w:val="false"/>
+                <w:sz w:val="18"/>
+                <w:szCs w:val="18"/>
+                <w:color w:val="000000"/>
+              </w:rPr>
+              <w:t xml:space="preserve">I–II (ref)</w:t>
+            </w:r>
+          </w:p>
+        </w:tc>
+        <w:tc>
+          <w:tcPr>
+            <w:tcBorders>
+              <w:bottom w:val="none" w:sz="0" w:space="0" w:color="000000"/>
+              <w:top w:val="none" w:sz="0" w:space="0" w:color="000000"/>
+              <w:left w:val="none" w:sz="0" w:space="0" w:color="000000"/>
+              <w:right w:val="none" w:sz="0" w:space="0" w:color="000000"/>
+            </w:tcBorders>
+            <w:shd w:val="clear" w:color="auto" w:fill="FFFFFF"/>
+            <w:tcMar>
+              <w:top w:w="0" w:type="dxa"/>
+              <w:bottom w:w="0" w:type="dxa"/>
+              <w:left w:w="0" w:type="dxa"/>
+              <w:right w:w="0" w:type="dxa"/>
+            </w:tcMar>
+            <w:vAlign w:val="center"/>
+          </w:tcPr>
+          <w:p>
+            <w:pPr>
+              <w:pStyle w:val="Normal"/>
+              <w:jc w:val="right"/>
+              <w:pBdr>
+                <w:bottom w:val="none" w:sz="0" w:space="0" w:color="000000"/>
+                <w:top w:val="none" w:sz="0" w:space="0" w:color="000000"/>
+                <w:left w:val="none" w:sz="0" w:space="0" w:color="000000"/>
+                <w:right w:val="none" w:sz="0" w:space="0" w:color="000000"/>
+              </w:pBdr>
+              <w:spacing w:after="100" w:before="100" w:line="240"/>
+              <w:ind w:left="100" w:right="100" w:firstLine="0" w:firstLineChars="0"/>
+              <w:rPr>
+                <w:rFonts w:ascii="Times New Roman" w:hAnsi="Times New Roman" w:eastAsia="Times New Roman" w:cs="Times New Roman"/>
+                <w:i w:val="false"/>
+                <w:b w:val="false"/>
+                <w:u w:val="none"/>
+                <w:strike w:val="false"/>
+                <w:sz w:val="18"/>
+                <w:szCs w:val="18"/>
+                <w:color w:val="000000"/>
+              </w:rPr>
+            </w:pPr>
+            <w:r>
+              <w:rPr>
+                <w:rFonts w:ascii="Times New Roman" w:hAnsi="Times New Roman" w:eastAsia="Times New Roman" w:cs="Times New Roman"/>
+                <w:i w:val="false"/>
+                <w:b w:val="false"/>
+                <w:u w:val="none"/>
+                <w:strike w:val="false"/>
+                <w:sz w:val="18"/>
+                <w:szCs w:val="18"/>
+                <w:color w:val="000000"/>
+              </w:rPr>
+              <w:t xml:space="preserve">50</w:t>
+            </w:r>
+          </w:p>
+        </w:tc>
+        <w:tc>
+          <w:tcPr>
+            <w:tcBorders>
+              <w:bottom w:val="none" w:sz="0" w:space="0" w:color="000000"/>
+              <w:top w:val="none" w:sz="0" w:space="0" w:color="000000"/>
+              <w:left w:val="none" w:sz="0" w:space="0" w:color="000000"/>
+              <w:right w:val="none" w:sz="0" w:space="0" w:color="000000"/>
+            </w:tcBorders>
+            <w:shd w:val="clear" w:color="auto" w:fill="FFFFFF"/>
+            <w:tcMar>
+              <w:top w:w="0" w:type="dxa"/>
+              <w:bottom w:w="0" w:type="dxa"/>
+              <w:left w:w="0" w:type="dxa"/>
+              <w:right w:w="0" w:type="dxa"/>
+            </w:tcMar>
+            <w:vAlign w:val="center"/>
+          </w:tcPr>
+          <w:p>
+            <w:pPr>
+              <w:pStyle w:val="Normal"/>
+              <w:jc w:val="right"/>
+              <w:pBdr>
+                <w:bottom w:val="none" w:sz="0" w:space="0" w:color="000000"/>
+                <w:top w:val="none" w:sz="0" w:space="0" w:color="000000"/>
+                <w:left w:val="none" w:sz="0" w:space="0" w:color="000000"/>
+                <w:right w:val="none" w:sz="0" w:space="0" w:color="000000"/>
+              </w:pBdr>
+              <w:spacing w:after="100" w:before="100" w:line="240"/>
+              <w:ind w:left="100" w:right="100" w:firstLine="0" w:firstLineChars="0"/>
+              <w:rPr>
+                <w:rFonts w:ascii="Times New Roman" w:hAnsi="Times New Roman" w:eastAsia="Times New Roman" w:cs="Times New Roman"/>
+                <w:i w:val="false"/>
+                <w:b w:val="false"/>
+                <w:u w:val="none"/>
+                <w:strike w:val="false"/>
+                <w:sz w:val="18"/>
+                <w:szCs w:val="18"/>
+                <w:color w:val="000000"/>
+              </w:rPr>
+            </w:pPr>
+            <w:r>
+              <w:rPr>
+                <w:rFonts w:ascii="Times New Roman" w:hAnsi="Times New Roman" w:eastAsia="Times New Roman" w:cs="Times New Roman"/>
+                <w:i w:val="false"/>
+                <w:b w:val="false"/>
+                <w:u w:val="none"/>
+                <w:strike w:val="false"/>
+                <w:sz w:val="18"/>
+                <w:szCs w:val="18"/>
+                <w:color w:val="000000"/>
+              </w:rPr>
+              <w:t xml:space="preserve">5</w:t>
+            </w:r>
+          </w:p>
+        </w:tc>
+        <w:tc>
+          <w:tcPr>
+            <w:tcBorders>
+              <w:bottom w:val="none" w:sz="0" w:space="0" w:color="000000"/>
+              <w:top w:val="none" w:sz="0" w:space="0" w:color="000000"/>
+              <w:left w:val="none" w:sz="0" w:space="0" w:color="000000"/>
+              <w:right w:val="none" w:sz="0" w:space="0" w:color="000000"/>
+            </w:tcBorders>
+            <w:shd w:val="clear" w:color="auto" w:fill="FFFFFF"/>
+            <w:tcMar>
+              <w:top w:w="0" w:type="dxa"/>
+              <w:bottom w:w="0" w:type="dxa"/>
+              <w:left w:w="0" w:type="dxa"/>
+              <w:right w:w="0" w:type="dxa"/>
+            </w:tcMar>
+            <w:vAlign w:val="center"/>
+          </w:tcPr>
+          <w:p>
+            <w:pPr>
+              <w:pStyle w:val="Normal"/>
+              <w:jc w:val="left"/>
+              <w:pBdr>
+                <w:bottom w:val="none" w:sz="0" w:space="0" w:color="000000"/>
+                <w:top w:val="none" w:sz="0" w:space="0" w:color="000000"/>
+                <w:left w:val="none" w:sz="0" w:space="0" w:color="000000"/>
+                <w:right w:val="none" w:sz="0" w:space="0" w:color="000000"/>
+              </w:pBdr>
+              <w:spacing w:after="100" w:before="100" w:line="240"/>
+              <w:ind w:left="100" w:right="100" w:firstLine="0" w:firstLineChars="0"/>
+              <w:rPr>
+                <w:rFonts w:ascii="Times New Roman" w:hAnsi="Times New Roman" w:eastAsia="Times New Roman" w:cs="Times New Roman"/>
+                <w:i w:val="false"/>
+                <w:b w:val="false"/>
+                <w:u w:val="none"/>
+                <w:strike w:val="false"/>
+                <w:sz w:val="18"/>
+                <w:szCs w:val="18"/>
+                <w:color w:val="000000"/>
+              </w:rPr>
+            </w:pPr>
+            <w:r>
+              <w:rPr>
+                <w:rFonts w:ascii="Times New Roman" w:hAnsi="Times New Roman" w:eastAsia="Times New Roman" w:cs="Times New Roman"/>
+                <w:i w:val="false"/>
+                <w:b w:val="false"/>
+                <w:u w:val="none"/>
+                <w:strike w:val="false"/>
+                <w:sz w:val="18"/>
+                <w:szCs w:val="18"/>
+                <w:color w:val="000000"/>
+              </w:rPr>
+              <w:t xml:space="preserve">Reference</w:t>
+            </w:r>
+          </w:p>
+        </w:tc>
+        <w:tc>
+          <w:tcPr>
+            <w:tcBorders>
+              <w:bottom w:val="none" w:sz="0" w:space="0" w:color="000000"/>
+              <w:top w:val="none" w:sz="0" w:space="0" w:color="000000"/>
+              <w:left w:val="none" w:sz="0" w:space="0" w:color="000000"/>
+              <w:right w:val="none" w:sz="0" w:space="0" w:color="000000"/>
+            </w:tcBorders>
+            <w:shd w:val="clear" w:color="auto" w:fill="FFFFFF"/>
+            <w:tcMar>
+              <w:top w:w="0" w:type="dxa"/>
+              <w:bottom w:w="0" w:type="dxa"/>
+              <w:left w:w="0" w:type="dxa"/>
+              <w:right w:w="0" w:type="dxa"/>
+            </w:tcMar>
+            <w:vAlign w:val="center"/>
+          </w:tcPr>
+          <w:p>
+            <w:pPr>
+              <w:pStyle w:val="Normal"/>
+              <w:jc w:val="left"/>
+              <w:pBdr>
+                <w:bottom w:val="none" w:sz="0" w:space="0" w:color="000000"/>
+                <w:top w:val="none" w:sz="0" w:space="0" w:color="000000"/>
+                <w:left w:val="none" w:sz="0" w:space="0" w:color="000000"/>
+                <w:right w:val="none" w:sz="0" w:space="0" w:color="000000"/>
+              </w:pBdr>
+              <w:spacing w:after="100" w:before="100" w:line="240"/>
+              <w:ind w:left="100" w:right="100" w:firstLine="0" w:firstLineChars="0"/>
+              <w:rPr>
+                <w:rFonts w:ascii="Times New Roman" w:hAnsi="Times New Roman" w:eastAsia="Times New Roman" w:cs="Times New Roman"/>
+                <w:i w:val="false"/>
+                <w:b w:val="false"/>
+                <w:u w:val="none"/>
+                <w:strike w:val="false"/>
+                <w:sz w:val="18"/>
+                <w:szCs w:val="18"/>
+                <w:color w:val="000000"/>
+              </w:rPr>
+            </w:pPr>
+            <w:r>
+              <w:rPr>
+                <w:rFonts w:ascii="Times New Roman" w:hAnsi="Times New Roman" w:eastAsia="Times New Roman" w:cs="Times New Roman"/>
+                <w:i w:val="false"/>
+                <w:b w:val="false"/>
+                <w:u w:val="none"/>
+                <w:strike w:val="false"/>
+                <w:sz w:val="18"/>
+                <w:szCs w:val="18"/>
+                <w:color w:val="000000"/>
+              </w:rPr>
               <w:t xml:space="preserve"/>
-            </w:r>
-          </w:p>
-        </w:tc>
-        <w:tc>
-          <w:tcPr>
-            <w:tcBorders>
-              <w:bottom w:val="none" w:sz="0" w:space="0" w:color="000000"/>
-              <w:top w:val="none" w:sz="0" w:space="0" w:color="000000"/>
-              <w:left w:val="none" w:sz="0" w:space="0" w:color="000000"/>
-              <w:right w:val="none" w:sz="0" w:space="0" w:color="000000"/>
-            </w:tcBorders>
-            <w:shd w:val="clear" w:color="auto" w:fill="FFFFFF"/>
-            <w:tcMar>
-              <w:top w:w="0" w:type="dxa"/>
-              <w:bottom w:w="0" w:type="dxa"/>
-              <w:left w:w="0" w:type="dxa"/>
-              <w:right w:w="0" w:type="dxa"/>
-            </w:tcMar>
-            <w:vAlign w:val="center"/>
-          </w:tcPr>
-          <w:p>
-            <w:pPr>
-              <w:pStyle w:val="Normal"/>
-              <w:jc w:val="left"/>
-              <w:pBdr>
-                <w:bottom w:val="none" w:sz="0" w:space="0" w:color="000000"/>
-                <w:top w:val="none" w:sz="0" w:space="0" w:color="000000"/>
-                <w:left w:val="none" w:sz="0" w:space="0" w:color="000000"/>
-                <w:right w:val="none" w:sz="0" w:space="0" w:color="000000"/>
-              </w:pBdr>
-              <w:spacing w:after="100" w:before="100" w:line="240"/>
-              <w:ind w:left="100" w:right="100" w:firstLine="0" w:firstLineChars="0"/>
-              <w:rPr>
-                <w:rFonts w:ascii="Times New Roman" w:hAnsi="Times New Roman" w:eastAsia="Times New Roman" w:cs="Times New Roman"/>
-                <w:i w:val="false"/>
-                <w:b w:val="false"/>
-                <w:u w:val="none"/>
-                <w:strike w:val="false"/>
-                <w:sz w:val="18"/>
-                <w:szCs w:val="18"/>
-                <w:color w:val="000000"/>
-              </w:rPr>
-            </w:pPr>
-            <w:r>
-              <w:rPr>
-                <w:rFonts w:ascii="Times New Roman" w:hAnsi="Times New Roman" w:eastAsia="Times New Roman" w:cs="Times New Roman"/>
-                <w:i w:val="false"/>
-                <w:b w:val="false"/>
-                <w:u w:val="none"/>
-                <w:strike w:val="false"/>
-                <w:sz w:val="18"/>
-                <w:szCs w:val="18"/>
-                <w:color w:val="000000"/>
-              </w:rPr>
-              <w:t xml:space="preserve">Female</w:t>
-            </w:r>
-          </w:p>
-        </w:tc>
-        <w:tc>
-          <w:tcPr>
-            <w:tcBorders>
-              <w:bottom w:val="none" w:sz="0" w:space="0" w:color="000000"/>
-              <w:top w:val="none" w:sz="0" w:space="0" w:color="000000"/>
-              <w:left w:val="none" w:sz="0" w:space="0" w:color="000000"/>
-              <w:right w:val="none" w:sz="0" w:space="0" w:color="000000"/>
-            </w:tcBorders>
-            <w:shd w:val="clear" w:color="auto" w:fill="FFFFFF"/>
-            <w:tcMar>
-              <w:top w:w="0" w:type="dxa"/>
-              <w:bottom w:w="0" w:type="dxa"/>
-              <w:left w:w="0" w:type="dxa"/>
-              <w:right w:w="0" w:type="dxa"/>
-            </w:tcMar>
-            <w:vAlign w:val="center"/>
-          </w:tcPr>
-          <w:p>
-            <w:pPr>
-              <w:pStyle w:val="Normal"/>
-              <w:jc w:val="right"/>
-              <w:pBdr>
-                <w:bottom w:val="none" w:sz="0" w:space="0" w:color="000000"/>
-                <w:top w:val="none" w:sz="0" w:space="0" w:color="000000"/>
-                <w:left w:val="none" w:sz="0" w:space="0" w:color="000000"/>
-                <w:right w:val="none" w:sz="0" w:space="0" w:color="000000"/>
-              </w:pBdr>
-              <w:spacing w:after="100" w:before="100" w:line="240"/>
-              <w:ind w:left="100" w:right="100" w:firstLine="0" w:firstLineChars="0"/>
-              <w:rPr>
-                <w:rFonts w:ascii="Times New Roman" w:hAnsi="Times New Roman" w:eastAsia="Times New Roman" w:cs="Times New Roman"/>
-                <w:i w:val="false"/>
-                <w:b w:val="false"/>
-                <w:u w:val="none"/>
-                <w:strike w:val="false"/>
-                <w:sz w:val="18"/>
-                <w:szCs w:val="18"/>
-                <w:color w:val="000000"/>
-              </w:rPr>
-            </w:pPr>
-            <w:r>
-              <w:rPr>
-                <w:rFonts w:ascii="Times New Roman" w:hAnsi="Times New Roman" w:eastAsia="Times New Roman" w:cs="Times New Roman"/>
-                <w:i w:val="false"/>
-                <w:b w:val="false"/>
-                <w:u w:val="none"/>
-                <w:strike w:val="false"/>
-                <w:sz w:val="18"/>
-                <w:szCs w:val="18"/>
-                <w:color w:val="000000"/>
-              </w:rPr>
-              <w:t xml:space="preserve">41</w:t>
-            </w:r>
-          </w:p>
-        </w:tc>
-        <w:tc>
-          <w:tcPr>
-            <w:tcBorders>
-              <w:bottom w:val="none" w:sz="0" w:space="0" w:color="000000"/>
-              <w:top w:val="none" w:sz="0" w:space="0" w:color="000000"/>
-              <w:left w:val="none" w:sz="0" w:space="0" w:color="000000"/>
-              <w:right w:val="none" w:sz="0" w:space="0" w:color="000000"/>
-            </w:tcBorders>
-            <w:shd w:val="clear" w:color="auto" w:fill="FFFFFF"/>
-            <w:tcMar>
-              <w:top w:w="0" w:type="dxa"/>
-              <w:bottom w:w="0" w:type="dxa"/>
-              <w:left w:w="0" w:type="dxa"/>
-              <w:right w:w="0" w:type="dxa"/>
-            </w:tcMar>
-            <w:vAlign w:val="center"/>
-          </w:tcPr>
-          <w:p>
-            <w:pPr>
-              <w:pStyle w:val="Normal"/>
-              <w:jc w:val="right"/>
-              <w:pBdr>
-                <w:bottom w:val="none" w:sz="0" w:space="0" w:color="000000"/>
-                <w:top w:val="none" w:sz="0" w:space="0" w:color="000000"/>
-                <w:left w:val="none" w:sz="0" w:space="0" w:color="000000"/>
-                <w:right w:val="none" w:sz="0" w:space="0" w:color="000000"/>
-              </w:pBdr>
-              <w:spacing w:after="100" w:before="100" w:line="240"/>
-              <w:ind w:left="100" w:right="100" w:firstLine="0" w:firstLineChars="0"/>
-              <w:rPr>
-                <w:rFonts w:ascii="Times New Roman" w:hAnsi="Times New Roman" w:eastAsia="Times New Roman" w:cs="Times New Roman"/>
-                <w:i w:val="false"/>
-                <w:b w:val="false"/>
-                <w:u w:val="none"/>
-                <w:strike w:val="false"/>
-                <w:sz w:val="18"/>
-                <w:szCs w:val="18"/>
-                <w:color w:val="000000"/>
-              </w:rPr>
-            </w:pPr>
-            <w:r>
-              <w:rPr>
-                <w:rFonts w:ascii="Times New Roman" w:hAnsi="Times New Roman" w:eastAsia="Times New Roman" w:cs="Times New Roman"/>
-                <w:i w:val="false"/>
-                <w:b w:val="false"/>
-                <w:u w:val="none"/>
-                <w:strike w:val="false"/>
-                <w:sz w:val="18"/>
-                <w:szCs w:val="18"/>
-                <w:color w:val="000000"/>
-              </w:rPr>
-              <w:t xml:space="preserve">4</w:t>
-            </w:r>
-          </w:p>
-        </w:tc>
-        <w:tc>
-          <w:tcPr>
-            <w:tcBorders>
-              <w:bottom w:val="none" w:sz="0" w:space="0" w:color="000000"/>
-              <w:top w:val="none" w:sz="0" w:space="0" w:color="000000"/>
-              <w:left w:val="none" w:sz="0" w:space="0" w:color="000000"/>
-              <w:right w:val="none" w:sz="0" w:space="0" w:color="000000"/>
-            </w:tcBorders>
-            <w:shd w:val="clear" w:color="auto" w:fill="FFFFFF"/>
-            <w:tcMar>
-              <w:top w:w="0" w:type="dxa"/>
-              <w:bottom w:w="0" w:type="dxa"/>
-              <w:left w:w="0" w:type="dxa"/>
-              <w:right w:w="0" w:type="dxa"/>
-            </w:tcMar>
-            <w:vAlign w:val="center"/>
-          </w:tcPr>
-          <w:p>
-            <w:pPr>
-              <w:pStyle w:val="Normal"/>
-              <w:jc w:val="left"/>
-              <w:pBdr>
-                <w:bottom w:val="none" w:sz="0" w:space="0" w:color="000000"/>
-                <w:top w:val="none" w:sz="0" w:space="0" w:color="000000"/>
-                <w:left w:val="none" w:sz="0" w:space="0" w:color="000000"/>
-                <w:right w:val="none" w:sz="0" w:space="0" w:color="000000"/>
-              </w:pBdr>
-              <w:spacing w:after="100" w:before="100" w:line="240"/>
-              <w:ind w:left="100" w:right="100" w:firstLine="0" w:firstLineChars="0"/>
-              <w:rPr>
-                <w:rFonts w:ascii="Times New Roman" w:hAnsi="Times New Roman" w:eastAsia="Times New Roman" w:cs="Times New Roman"/>
-                <w:i w:val="false"/>
-                <w:b w:val="false"/>
-                <w:u w:val="none"/>
-                <w:strike w:val="false"/>
-                <w:sz w:val="18"/>
-                <w:szCs w:val="18"/>
-                <w:color w:val="000000"/>
-              </w:rPr>
-            </w:pPr>
-            <w:r>
-              <w:rPr>
-                <w:rFonts w:ascii="Times New Roman" w:hAnsi="Times New Roman" w:eastAsia="Times New Roman" w:cs="Times New Roman"/>
-                <w:i w:val="false"/>
-                <w:b w:val="false"/>
-                <w:u w:val="none"/>
-                <w:strike w:val="false"/>
-                <w:sz w:val="18"/>
-                <w:szCs w:val="18"/>
-                <w:color w:val="000000"/>
-              </w:rPr>
-              <w:t xml:space="preserve">0.62 (0.18–2.17)</w:t>
-            </w:r>
-          </w:p>
-        </w:tc>
-        <w:tc>
-          <w:tcPr>
-            <w:tcBorders>
-              <w:bottom w:val="none" w:sz="0" w:space="0" w:color="000000"/>
-              <w:top w:val="none" w:sz="0" w:space="0" w:color="000000"/>
-              <w:left w:val="none" w:sz="0" w:space="0" w:color="000000"/>
-              <w:right w:val="none" w:sz="0" w:space="0" w:color="000000"/>
-            </w:tcBorders>
-            <w:shd w:val="clear" w:color="auto" w:fill="FFFFFF"/>
-            <w:tcMar>
-              <w:top w:w="0" w:type="dxa"/>
-              <w:bottom w:w="0" w:type="dxa"/>
-              <w:left w:w="0" w:type="dxa"/>
-              <w:right w:w="0" w:type="dxa"/>
-            </w:tcMar>
-            <w:vAlign w:val="center"/>
-          </w:tcPr>
-          <w:p>
-            <w:pPr>
-              <w:pStyle w:val="Normal"/>
-              <w:jc w:val="left"/>
-              <w:pBdr>
-                <w:bottom w:val="none" w:sz="0" w:space="0" w:color="000000"/>
-                <w:top w:val="none" w:sz="0" w:space="0" w:color="000000"/>
-                <w:left w:val="none" w:sz="0" w:space="0" w:color="000000"/>
-                <w:right w:val="none" w:sz="0" w:space="0" w:color="000000"/>
-              </w:pBdr>
-              <w:spacing w:after="100" w:before="100" w:line="240"/>
-              <w:ind w:left="100" w:right="100" w:firstLine="0" w:firstLineChars="0"/>
-              <w:rPr>
-                <w:rFonts w:ascii="Times New Roman" w:hAnsi="Times New Roman" w:eastAsia="Times New Roman" w:cs="Times New Roman"/>
-                <w:i w:val="false"/>
-                <w:b w:val="false"/>
-                <w:u w:val="none"/>
-                <w:strike w:val="false"/>
-                <w:sz w:val="18"/>
-                <w:szCs w:val="18"/>
-                <w:color w:val="000000"/>
-              </w:rPr>
-            </w:pPr>
-            <w:r>
-              <w:rPr>
-                <w:rFonts w:ascii="Times New Roman" w:hAnsi="Times New Roman" w:eastAsia="Times New Roman" w:cs="Times New Roman"/>
-                <w:i w:val="false"/>
-                <w:b w:val="false"/>
-                <w:u w:val="none"/>
-                <w:strike w:val="false"/>
-                <w:sz w:val="18"/>
-                <w:szCs w:val="18"/>
-                <w:color w:val="000000"/>
-              </w:rPr>
-              <w:t xml:space="preserve">0.459</w:t>
             </w:r>
           </w:p>
         </w:tc>
@@ -2829,7 +2829,7 @@
                 <w:szCs w:val="18"/>
                 <w:color w:val="000000"/>
               </w:rPr>
-              <w:t xml:space="preserve">Pathologic stage group</w:t>
+              <w:t xml:space="preserve"/>
             </w:r>
           </w:p>
         </w:tc>
@@ -2884,7 +2884,7 @@
                 <w:szCs w:val="18"/>
                 <w:color w:val="000000"/>
               </w:rPr>
-              <w:t xml:space="preserve">I–II (ref)</w:t>
+              <w:t xml:space="preserve">III–IV</w:t>
             </w:r>
           </w:p>
         </w:tc>
@@ -2939,7 +2939,7 @@
                 <w:szCs w:val="18"/>
                 <w:color w:val="000000"/>
               </w:rPr>
-              <w:t xml:space="preserve">50</w:t>
+              <w:t xml:space="preserve">52</w:t>
             </w:r>
           </w:p>
         </w:tc>
@@ -2994,7 +2994,7 @@
                 <w:szCs w:val="18"/>
                 <w:color w:val="000000"/>
               </w:rPr>
-              <w:t xml:space="preserve">5</w:t>
+              <w:t xml:space="preserve">8</w:t>
             </w:r>
           </w:p>
         </w:tc>
@@ -3049,7 +3049,7 @@
                 <w:szCs w:val="18"/>
                 <w:color w:val="000000"/>
               </w:rPr>
-              <w:t xml:space="preserve">Reference</w:t>
+              <w:t xml:space="preserve">2.49 (0.65–9.55)</w:t>
             </w:r>
           </w:p>
         </w:tc>
@@ -3104,7 +3104,7 @@
                 <w:szCs w:val="18"/>
                 <w:color w:val="000000"/>
               </w:rPr>
-              <w:t xml:space="preserve"/>
+              <w:t xml:space="preserve">0.185</w:t>
             </w:r>
           </w:p>
         </w:tc>
@@ -3219,396 +3219,6 @@
                 <w:szCs w:val="18"/>
                 <w:color w:val="000000"/>
               </w:rPr>
-              <w:t xml:space="preserve"/>
-            </w:r>
-          </w:p>
-        </w:tc>
-        <w:tc>
-          <w:tcPr>
-            <w:tcBorders>
-              <w:bottom w:val="none" w:sz="0" w:space="0" w:color="000000"/>
-              <w:top w:val="none" w:sz="0" w:space="0" w:color="000000"/>
-              <w:left w:val="none" w:sz="0" w:space="0" w:color="000000"/>
-              <w:right w:val="none" w:sz="0" w:space="0" w:color="000000"/>
-            </w:tcBorders>
-            <w:shd w:val="clear" w:color="auto" w:fill="FFFFFF"/>
-            <w:tcMar>
-              <w:top w:w="0" w:type="dxa"/>
-              <w:bottom w:w="0" w:type="dxa"/>
-              <w:left w:w="0" w:type="dxa"/>
-              <w:right w:w="0" w:type="dxa"/>
-            </w:tcMar>
-            <w:vAlign w:val="center"/>
-          </w:tcPr>
-          <w:p>
-            <w:pPr>
-              <w:pStyle w:val="Normal"/>
-              <w:jc w:val="left"/>
-              <w:pBdr>
-                <w:bottom w:val="none" w:sz="0" w:space="0" w:color="000000"/>
-                <w:top w:val="none" w:sz="0" w:space="0" w:color="000000"/>
-                <w:left w:val="none" w:sz="0" w:space="0" w:color="000000"/>
-                <w:right w:val="none" w:sz="0" w:space="0" w:color="000000"/>
-              </w:pBdr>
-              <w:spacing w:after="100" w:before="100" w:line="240"/>
-              <w:ind w:left="100" w:right="100" w:firstLine="0" w:firstLineChars="0"/>
-              <w:rPr>
-                <w:rFonts w:ascii="Times New Roman" w:hAnsi="Times New Roman" w:eastAsia="Times New Roman" w:cs="Times New Roman"/>
-                <w:i w:val="false"/>
-                <w:b w:val="false"/>
-                <w:u w:val="none"/>
-                <w:strike w:val="false"/>
-                <w:sz w:val="18"/>
-                <w:szCs w:val="18"/>
-                <w:color w:val="000000"/>
-              </w:rPr>
-            </w:pPr>
-            <w:r>
-              <w:rPr>
-                <w:rFonts w:ascii="Times New Roman" w:hAnsi="Times New Roman" w:eastAsia="Times New Roman" w:cs="Times New Roman"/>
-                <w:i w:val="false"/>
-                <w:b w:val="false"/>
-                <w:u w:val="none"/>
-                <w:strike w:val="false"/>
-                <w:sz w:val="18"/>
-                <w:szCs w:val="18"/>
-                <w:color w:val="000000"/>
-              </w:rPr>
-              <w:t xml:space="preserve">III–IV</w:t>
-            </w:r>
-          </w:p>
-        </w:tc>
-        <w:tc>
-          <w:tcPr>
-            <w:tcBorders>
-              <w:bottom w:val="none" w:sz="0" w:space="0" w:color="000000"/>
-              <w:top w:val="none" w:sz="0" w:space="0" w:color="000000"/>
-              <w:left w:val="none" w:sz="0" w:space="0" w:color="000000"/>
-              <w:right w:val="none" w:sz="0" w:space="0" w:color="000000"/>
-            </w:tcBorders>
-            <w:shd w:val="clear" w:color="auto" w:fill="FFFFFF"/>
-            <w:tcMar>
-              <w:top w:w="0" w:type="dxa"/>
-              <w:bottom w:w="0" w:type="dxa"/>
-              <w:left w:w="0" w:type="dxa"/>
-              <w:right w:w="0" w:type="dxa"/>
-            </w:tcMar>
-            <w:vAlign w:val="center"/>
-          </w:tcPr>
-          <w:p>
-            <w:pPr>
-              <w:pStyle w:val="Normal"/>
-              <w:jc w:val="right"/>
-              <w:pBdr>
-                <w:bottom w:val="none" w:sz="0" w:space="0" w:color="000000"/>
-                <w:top w:val="none" w:sz="0" w:space="0" w:color="000000"/>
-                <w:left w:val="none" w:sz="0" w:space="0" w:color="000000"/>
-                <w:right w:val="none" w:sz="0" w:space="0" w:color="000000"/>
-              </w:pBdr>
-              <w:spacing w:after="100" w:before="100" w:line="240"/>
-              <w:ind w:left="100" w:right="100" w:firstLine="0" w:firstLineChars="0"/>
-              <w:rPr>
-                <w:rFonts w:ascii="Times New Roman" w:hAnsi="Times New Roman" w:eastAsia="Times New Roman" w:cs="Times New Roman"/>
-                <w:i w:val="false"/>
-                <w:b w:val="false"/>
-                <w:u w:val="none"/>
-                <w:strike w:val="false"/>
-                <w:sz w:val="18"/>
-                <w:szCs w:val="18"/>
-                <w:color w:val="000000"/>
-              </w:rPr>
-            </w:pPr>
-            <w:r>
-              <w:rPr>
-                <w:rFonts w:ascii="Times New Roman" w:hAnsi="Times New Roman" w:eastAsia="Times New Roman" w:cs="Times New Roman"/>
-                <w:i w:val="false"/>
-                <w:b w:val="false"/>
-                <w:u w:val="none"/>
-                <w:strike w:val="false"/>
-                <w:sz w:val="18"/>
-                <w:szCs w:val="18"/>
-                <w:color w:val="000000"/>
-              </w:rPr>
-              <w:t xml:space="preserve">52</w:t>
-            </w:r>
-          </w:p>
-        </w:tc>
-        <w:tc>
-          <w:tcPr>
-            <w:tcBorders>
-              <w:bottom w:val="none" w:sz="0" w:space="0" w:color="000000"/>
-              <w:top w:val="none" w:sz="0" w:space="0" w:color="000000"/>
-              <w:left w:val="none" w:sz="0" w:space="0" w:color="000000"/>
-              <w:right w:val="none" w:sz="0" w:space="0" w:color="000000"/>
-            </w:tcBorders>
-            <w:shd w:val="clear" w:color="auto" w:fill="FFFFFF"/>
-            <w:tcMar>
-              <w:top w:w="0" w:type="dxa"/>
-              <w:bottom w:w="0" w:type="dxa"/>
-              <w:left w:w="0" w:type="dxa"/>
-              <w:right w:w="0" w:type="dxa"/>
-            </w:tcMar>
-            <w:vAlign w:val="center"/>
-          </w:tcPr>
-          <w:p>
-            <w:pPr>
-              <w:pStyle w:val="Normal"/>
-              <w:jc w:val="right"/>
-              <w:pBdr>
-                <w:bottom w:val="none" w:sz="0" w:space="0" w:color="000000"/>
-                <w:top w:val="none" w:sz="0" w:space="0" w:color="000000"/>
-                <w:left w:val="none" w:sz="0" w:space="0" w:color="000000"/>
-                <w:right w:val="none" w:sz="0" w:space="0" w:color="000000"/>
-              </w:pBdr>
-              <w:spacing w:after="100" w:before="100" w:line="240"/>
-              <w:ind w:left="100" w:right="100" w:firstLine="0" w:firstLineChars="0"/>
-              <w:rPr>
-                <w:rFonts w:ascii="Times New Roman" w:hAnsi="Times New Roman" w:eastAsia="Times New Roman" w:cs="Times New Roman"/>
-                <w:i w:val="false"/>
-                <w:b w:val="false"/>
-                <w:u w:val="none"/>
-                <w:strike w:val="false"/>
-                <w:sz w:val="18"/>
-                <w:szCs w:val="18"/>
-                <w:color w:val="000000"/>
-              </w:rPr>
-            </w:pPr>
-            <w:r>
-              <w:rPr>
-                <w:rFonts w:ascii="Times New Roman" w:hAnsi="Times New Roman" w:eastAsia="Times New Roman" w:cs="Times New Roman"/>
-                <w:i w:val="false"/>
-                <w:b w:val="false"/>
-                <w:u w:val="none"/>
-                <w:strike w:val="false"/>
-                <w:sz w:val="18"/>
-                <w:szCs w:val="18"/>
-                <w:color w:val="000000"/>
-              </w:rPr>
-              <w:t xml:space="preserve">8</w:t>
-            </w:r>
-          </w:p>
-        </w:tc>
-        <w:tc>
-          <w:tcPr>
-            <w:tcBorders>
-              <w:bottom w:val="none" w:sz="0" w:space="0" w:color="000000"/>
-              <w:top w:val="none" w:sz="0" w:space="0" w:color="000000"/>
-              <w:left w:val="none" w:sz="0" w:space="0" w:color="000000"/>
-              <w:right w:val="none" w:sz="0" w:space="0" w:color="000000"/>
-            </w:tcBorders>
-            <w:shd w:val="clear" w:color="auto" w:fill="FFFFFF"/>
-            <w:tcMar>
-              <w:top w:w="0" w:type="dxa"/>
-              <w:bottom w:w="0" w:type="dxa"/>
-              <w:left w:w="0" w:type="dxa"/>
-              <w:right w:w="0" w:type="dxa"/>
-            </w:tcMar>
-            <w:vAlign w:val="center"/>
-          </w:tcPr>
-          <w:p>
-            <w:pPr>
-              <w:pStyle w:val="Normal"/>
-              <w:jc w:val="left"/>
-              <w:pBdr>
-                <w:bottom w:val="none" w:sz="0" w:space="0" w:color="000000"/>
-                <w:top w:val="none" w:sz="0" w:space="0" w:color="000000"/>
-                <w:left w:val="none" w:sz="0" w:space="0" w:color="000000"/>
-                <w:right w:val="none" w:sz="0" w:space="0" w:color="000000"/>
-              </w:pBdr>
-              <w:spacing w:after="100" w:before="100" w:line="240"/>
-              <w:ind w:left="100" w:right="100" w:firstLine="0" w:firstLineChars="0"/>
-              <w:rPr>
-                <w:rFonts w:ascii="Times New Roman" w:hAnsi="Times New Roman" w:eastAsia="Times New Roman" w:cs="Times New Roman"/>
-                <w:i w:val="false"/>
-                <w:b w:val="false"/>
-                <w:u w:val="none"/>
-                <w:strike w:val="false"/>
-                <w:sz w:val="18"/>
-                <w:szCs w:val="18"/>
-                <w:color w:val="000000"/>
-              </w:rPr>
-            </w:pPr>
-            <w:r>
-              <w:rPr>
-                <w:rFonts w:ascii="Times New Roman" w:hAnsi="Times New Roman" w:eastAsia="Times New Roman" w:cs="Times New Roman"/>
-                <w:i w:val="false"/>
-                <w:b w:val="false"/>
-                <w:u w:val="none"/>
-                <w:strike w:val="false"/>
-                <w:sz w:val="18"/>
-                <w:szCs w:val="18"/>
-                <w:color w:val="000000"/>
-              </w:rPr>
-              <w:t xml:space="preserve">1.75 (0.50–6.10)</w:t>
-            </w:r>
-          </w:p>
-        </w:tc>
-        <w:tc>
-          <w:tcPr>
-            <w:tcBorders>
-              <w:bottom w:val="none" w:sz="0" w:space="0" w:color="000000"/>
-              <w:top w:val="none" w:sz="0" w:space="0" w:color="000000"/>
-              <w:left w:val="none" w:sz="0" w:space="0" w:color="000000"/>
-              <w:right w:val="none" w:sz="0" w:space="0" w:color="000000"/>
-            </w:tcBorders>
-            <w:shd w:val="clear" w:color="auto" w:fill="FFFFFF"/>
-            <w:tcMar>
-              <w:top w:w="0" w:type="dxa"/>
-              <w:bottom w:w="0" w:type="dxa"/>
-              <w:left w:w="0" w:type="dxa"/>
-              <w:right w:w="0" w:type="dxa"/>
-            </w:tcMar>
-            <w:vAlign w:val="center"/>
-          </w:tcPr>
-          <w:p>
-            <w:pPr>
-              <w:pStyle w:val="Normal"/>
-              <w:jc w:val="left"/>
-              <w:pBdr>
-                <w:bottom w:val="none" w:sz="0" w:space="0" w:color="000000"/>
-                <w:top w:val="none" w:sz="0" w:space="0" w:color="000000"/>
-                <w:left w:val="none" w:sz="0" w:space="0" w:color="000000"/>
-                <w:right w:val="none" w:sz="0" w:space="0" w:color="000000"/>
-              </w:pBdr>
-              <w:spacing w:after="100" w:before="100" w:line="240"/>
-              <w:ind w:left="100" w:right="100" w:firstLine="0" w:firstLineChars="0"/>
-              <w:rPr>
-                <w:rFonts w:ascii="Times New Roman" w:hAnsi="Times New Roman" w:eastAsia="Times New Roman" w:cs="Times New Roman"/>
-                <w:i w:val="false"/>
-                <w:b w:val="false"/>
-                <w:u w:val="none"/>
-                <w:strike w:val="false"/>
-                <w:sz w:val="18"/>
-                <w:szCs w:val="18"/>
-                <w:color w:val="000000"/>
-              </w:rPr>
-            </w:pPr>
-            <w:r>
-              <w:rPr>
-                <w:rFonts w:ascii="Times New Roman" w:hAnsi="Times New Roman" w:eastAsia="Times New Roman" w:cs="Times New Roman"/>
-                <w:i w:val="false"/>
-                <w:b w:val="false"/>
-                <w:u w:val="none"/>
-                <w:strike w:val="false"/>
-                <w:sz w:val="18"/>
-                <w:szCs w:val="18"/>
-                <w:color w:val="000000"/>
-              </w:rPr>
-              <w:t xml:space="preserve">0.381</w:t>
-            </w:r>
-          </w:p>
-        </w:tc>
-        <w:tc>
-          <w:tcPr>
-            <w:tcBorders>
-              <w:bottom w:val="none" w:sz="0" w:space="0" w:color="000000"/>
-              <w:top w:val="none" w:sz="0" w:space="0" w:color="000000"/>
-              <w:left w:val="none" w:sz="0" w:space="0" w:color="000000"/>
-              <w:right w:val="none" w:sz="0" w:space="0" w:color="000000"/>
-            </w:tcBorders>
-            <w:shd w:val="clear" w:color="auto" w:fill="FFFFFF"/>
-            <w:tcMar>
-              <w:top w:w="0" w:type="dxa"/>
-              <w:bottom w:w="0" w:type="dxa"/>
-              <w:left w:w="0" w:type="dxa"/>
-              <w:right w:w="0" w:type="dxa"/>
-            </w:tcMar>
-            <w:vAlign w:val="center"/>
-          </w:tcPr>
-          <w:p>
-            <w:pPr>
-              <w:pStyle w:val="Normal"/>
-              <w:jc w:val="left"/>
-              <w:pBdr>
-                <w:bottom w:val="none" w:sz="0" w:space="0" w:color="000000"/>
-                <w:top w:val="none" w:sz="0" w:space="0" w:color="000000"/>
-                <w:left w:val="none" w:sz="0" w:space="0" w:color="000000"/>
-                <w:right w:val="none" w:sz="0" w:space="0" w:color="000000"/>
-              </w:pBdr>
-              <w:spacing w:after="100" w:before="100" w:line="240"/>
-              <w:ind w:left="100" w:right="100" w:firstLine="0" w:firstLineChars="0"/>
-              <w:rPr>
-                <w:rFonts w:ascii="Times New Roman" w:hAnsi="Times New Roman" w:eastAsia="Times New Roman" w:cs="Times New Roman"/>
-                <w:i w:val="false"/>
-                <w:b w:val="false"/>
-                <w:u w:val="none"/>
-                <w:strike w:val="false"/>
-                <w:sz w:val="18"/>
-                <w:szCs w:val="18"/>
-                <w:color w:val="000000"/>
-              </w:rPr>
-            </w:pPr>
-            <w:r>
-              <w:rPr>
-                <w:rFonts w:ascii="Times New Roman" w:hAnsi="Times New Roman" w:eastAsia="Times New Roman" w:cs="Times New Roman"/>
-                <w:i w:val="false"/>
-                <w:b w:val="false"/>
-                <w:u w:val="none"/>
-                <w:strike w:val="false"/>
-                <w:sz w:val="18"/>
-                <w:szCs w:val="18"/>
-                <w:color w:val="000000"/>
-              </w:rPr>
-              <w:t xml:space="preserve"/>
-            </w:r>
-          </w:p>
-        </w:tc>
-      </w:tr>
-      <w:tr>
-        <w:trPr>
-          <w:trHeight w:val="560" w:hRule="auto"/>
-        </w:trPr>
-        <w:tc>
-          <w:tcPr>
-            <w:tcBorders>
-              <w:bottom w:val="none" w:sz="0" w:space="0" w:color="000000"/>
-              <w:top w:val="none" w:sz="0" w:space="0" w:color="000000"/>
-              <w:left w:val="none" w:sz="0" w:space="0" w:color="000000"/>
-              <w:right w:val="none" w:sz="0" w:space="0" w:color="000000"/>
-            </w:tcBorders>
-            <w:shd w:val="clear" w:color="auto" w:fill="FFFFFF"/>
-            <w:tcMar>
-              <w:top w:w="0" w:type="dxa"/>
-              <w:bottom w:w="0" w:type="dxa"/>
-              <w:left w:w="0" w:type="dxa"/>
-              <w:right w:w="0" w:type="dxa"/>
-            </w:tcMar>
-            <w:vAlign w:val="center"/>
-          </w:tcPr>
-          <w:p>
-            <w:pPr>
-              <w:pStyle w:val="Normal"/>
-              <w:jc w:val="left"/>
-              <w:pBdr>
-                <w:bottom w:val="none" w:sz="0" w:space="0" w:color="000000"/>
-                <w:top w:val="none" w:sz="0" w:space="0" w:color="000000"/>
-                <w:left w:val="none" w:sz="0" w:space="0" w:color="000000"/>
-                <w:right w:val="none" w:sz="0" w:space="0" w:color="000000"/>
-              </w:pBdr>
-              <w:spacing w:after="100" w:before="100" w:line="240"/>
-              <w:ind w:left="100" w:right="100" w:firstLine="0" w:firstLineChars="0"/>
-              <w:rPr>
-                <w:rFonts w:ascii="Times New Roman" w:hAnsi="Times New Roman" w:eastAsia="Times New Roman" w:cs="Times New Roman"/>
-                <w:i w:val="false"/>
-                <w:b w:val="false"/>
-                <w:u w:val="none"/>
-                <w:strike w:val="false"/>
-                <w:sz w:val="18"/>
-                <w:szCs w:val="18"/>
-                <w:color w:val="000000"/>
-              </w:rPr>
-            </w:pPr>
-            <w:r>
-              <w:rPr>
-                <w:rFonts w:ascii="Times New Roman" w:hAnsi="Times New Roman" w:eastAsia="Times New Roman" w:cs="Times New Roman"/>
-                <w:i w:val="false"/>
-                <w:b w:val="false"/>
-                <w:u w:val="none"/>
-                <w:strike w:val="false"/>
-                <w:sz w:val="18"/>
-                <w:szCs w:val="18"/>
-                <w:color w:val="000000"/>
-              </w:rPr>
               <w:t xml:space="preserve">Pretreatment CEA</w:t>
             </w:r>
           </w:p>
@@ -4219,7 +3829,7 @@
                 <w:szCs w:val="18"/>
                 <w:color w:val="000000"/>
               </w:rPr>
-              <w:t xml:space="preserve">1.68 (0.48–5.84)</w:t>
+              <w:t xml:space="preserve">1.39 (0.36–5.37)</w:t>
             </w:r>
           </w:p>
         </w:tc>
@@ -4274,7 +3884,7 @@
                 <w:szCs w:val="18"/>
                 <w:color w:val="000000"/>
               </w:rPr>
-              <w:t xml:space="preserve">0.416</w:t>
+              <w:t xml:space="preserve">0.633</w:t>
             </w:r>
           </w:p>
         </w:tc>

--- a/output/tables/READ/READ_cox_multi_MS4A1.docx
+++ b/output/tables/READ/READ_cox_multi_MS4A1.docx
@@ -25,7 +25,7 @@
         <w:ind w:left="60" w:right="60" w:firstLine="0" w:firstLineChars="0"/>
       </w:pPr>
       <w:r>
-        <w:t xml:space="preserve">Multivariable Cox regression for overall survival: MS4A1 expression, TCGA-READ (n = 102, events = 13, EPV = 2.6; exploratory)</w:t>
+        <w:t xml:space="preserve">Multivariable Cox regression for overall survival: MS4A1 expression, TCGA-READ (n = 102, events = 13, EPV = 3.2; exploratory)</w:t>
       </w:r>
     </w:p>
     <w:tbl xmlns:a="http://schemas.openxmlformats.org/drawingml/2006/main" xmlns:pic="http://schemas.openxmlformats.org/drawingml/2006/picture">
@@ -37,7 +37,7 @@
       <w:tblGrid>
         <w:gridCol w:w="2060"/>
         <w:gridCol w:w="1489"/>
-        <w:gridCol w:w="681"/>
+        <w:gridCol w:w="591"/>
         <w:gridCol w:w="931"/>
         <w:gridCol w:w="1611"/>
         <w:gridCol w:w="816"/>
@@ -1099,7 +1099,7 @@
                 <w:szCs w:val="18"/>
                 <w:color w:val="000000"/>
               </w:rPr>
-              <w:t xml:space="preserve">0.13 (0.03–0.52)</w:t>
+              <w:t xml:space="preserve">0.13 (0.03–0.51)</w:t>
             </w:r>
           </w:p>
         </w:tc>
@@ -1154,7 +1154,7 @@
                 <w:szCs w:val="18"/>
                 <w:color w:val="000000"/>
               </w:rPr>
-              <w:t xml:space="preserve">0.004</w:t>
+              <w:t xml:space="preserve">0.003</w:t>
             </w:r>
           </w:p>
         </w:tc>
@@ -1269,7 +1269,7 @@
                 <w:szCs w:val="18"/>
                 <w:color w:val="000000"/>
               </w:rPr>
-              <w:t xml:space="preserve">Age (per 10 years)</w:t>
+              <w:t xml:space="preserve">Sex</w:t>
             </w:r>
           </w:p>
         </w:tc>
@@ -1324,7 +1324,7 @@
                 <w:szCs w:val="18"/>
                 <w:color w:val="000000"/>
               </w:rPr>
-              <w:t xml:space="preserve"/>
+              <w:t xml:space="preserve">Male (ref)</w:t>
             </w:r>
           </w:p>
         </w:tc>
@@ -1379,7 +1379,7 @@
                 <w:szCs w:val="18"/>
                 <w:color w:val="000000"/>
               </w:rPr>
-              <w:t xml:space="preserve">102</w:t>
+              <w:t xml:space="preserve">61</w:t>
             </w:r>
           </w:p>
         </w:tc>
@@ -1434,7 +1434,7 @@
                 <w:szCs w:val="18"/>
                 <w:color w:val="000000"/>
               </w:rPr>
-              <w:t xml:space="preserve">13</w:t>
+              <w:t xml:space="preserve">9</w:t>
             </w:r>
           </w:p>
         </w:tc>
@@ -1489,7 +1489,7 @@
                 <w:szCs w:val="18"/>
                 <w:color w:val="000000"/>
               </w:rPr>
-              <w:t xml:space="preserve">1.10 (1.03–1.18)</w:t>
+              <w:t xml:space="preserve">Reference</w:t>
             </w:r>
           </w:p>
         </w:tc>
@@ -1544,7 +1544,7 @@
                 <w:szCs w:val="18"/>
                 <w:color w:val="000000"/>
               </w:rPr>
-              <w:t xml:space="preserve">0.006</w:t>
+              <w:t xml:space="preserve"/>
             </w:r>
           </w:p>
         </w:tc>
@@ -1659,7 +1659,7 @@
                 <w:szCs w:val="18"/>
                 <w:color w:val="000000"/>
               </w:rPr>
-              <w:t xml:space="preserve">Sex</w:t>
+              <w:t xml:space="preserve"/>
             </w:r>
           </w:p>
         </w:tc>
@@ -1714,7 +1714,7 @@
                 <w:szCs w:val="18"/>
                 <w:color w:val="000000"/>
               </w:rPr>
-              <w:t xml:space="preserve">Male (ref)</w:t>
+              <w:t xml:space="preserve">Female</w:t>
             </w:r>
           </w:p>
         </w:tc>
@@ -1769,7 +1769,7 @@
                 <w:szCs w:val="18"/>
                 <w:color w:val="000000"/>
               </w:rPr>
-              <w:t xml:space="preserve">61</w:t>
+              <w:t xml:space="preserve">41</w:t>
             </w:r>
           </w:p>
         </w:tc>
@@ -1824,7 +1824,7 @@
                 <w:szCs w:val="18"/>
                 <w:color w:val="000000"/>
               </w:rPr>
-              <w:t xml:space="preserve">9</w:t>
+              <w:t xml:space="preserve">4</w:t>
             </w:r>
           </w:p>
         </w:tc>
@@ -1879,7 +1879,7 @@
                 <w:szCs w:val="18"/>
                 <w:color w:val="000000"/>
               </w:rPr>
-              <w:t xml:space="preserve">Reference</w:t>
+              <w:t xml:space="preserve">0.64 (0.18–2.25)</w:t>
             </w:r>
           </w:p>
         </w:tc>
@@ -1934,7 +1934,7 @@
                 <w:szCs w:val="18"/>
                 <w:color w:val="000000"/>
               </w:rPr>
-              <w:t xml:space="preserve"/>
+              <w:t xml:space="preserve">0.485</w:t>
             </w:r>
           </w:p>
         </w:tc>
@@ -2049,7 +2049,7 @@
                 <w:szCs w:val="18"/>
                 <w:color w:val="000000"/>
               </w:rPr>
-              <w:t xml:space="preserve"/>
+              <w:t xml:space="preserve">Pathologic stage group</w:t>
             </w:r>
           </w:p>
         </w:tc>
@@ -2104,7 +2104,7 @@
                 <w:szCs w:val="18"/>
                 <w:color w:val="000000"/>
               </w:rPr>
-              <w:t xml:space="preserve">Female</w:t>
+              <w:t xml:space="preserve">I–II (ref)</w:t>
             </w:r>
           </w:p>
         </w:tc>
@@ -2159,7 +2159,7 @@
                 <w:szCs w:val="18"/>
                 <w:color w:val="000000"/>
               </w:rPr>
-              <w:t xml:space="preserve">41</w:t>
+              <w:t xml:space="preserve">50</w:t>
             </w:r>
           </w:p>
         </w:tc>
@@ -2214,7 +2214,7 @@
                 <w:szCs w:val="18"/>
                 <w:color w:val="000000"/>
               </w:rPr>
-              <w:t xml:space="preserve">4</w:t>
+              <w:t xml:space="preserve">5</w:t>
             </w:r>
           </w:p>
         </w:tc>
@@ -2269,7 +2269,7 @@
                 <w:szCs w:val="18"/>
                 <w:color w:val="000000"/>
               </w:rPr>
-              <w:t xml:space="preserve">0.38 (0.10–1.50)</w:t>
+              <w:t xml:space="preserve">Reference</w:t>
             </w:r>
           </w:p>
         </w:tc>
@@ -2324,7 +2324,7 @@
                 <w:szCs w:val="18"/>
                 <w:color w:val="000000"/>
               </w:rPr>
-              <w:t xml:space="preserve">0.169</w:t>
+              <w:t xml:space="preserve"/>
             </w:r>
           </w:p>
         </w:tc>
@@ -2439,7 +2439,7 @@
                 <w:szCs w:val="18"/>
                 <w:color w:val="000000"/>
               </w:rPr>
-              <w:t xml:space="preserve">Pathologic stage group</w:t>
+              <w:t xml:space="preserve"/>
             </w:r>
           </w:p>
         </w:tc>
@@ -2494,7 +2494,7 @@
                 <w:szCs w:val="18"/>
                 <w:color w:val="000000"/>
               </w:rPr>
-              <w:t xml:space="preserve">I–II (ref)</w:t>
+              <w:t xml:space="preserve">III–IV</w:t>
             </w:r>
           </w:p>
         </w:tc>
@@ -2549,7 +2549,7 @@
                 <w:szCs w:val="18"/>
                 <w:color w:val="000000"/>
               </w:rPr>
-              <w:t xml:space="preserve">50</w:t>
+              <w:t xml:space="preserve">52</w:t>
             </w:r>
           </w:p>
         </w:tc>
@@ -2604,7 +2604,7 @@
                 <w:szCs w:val="18"/>
                 <w:color w:val="000000"/>
               </w:rPr>
-              <w:t xml:space="preserve">5</w:t>
+              <w:t xml:space="preserve">8</w:t>
             </w:r>
           </w:p>
         </w:tc>
@@ -2659,7 +2659,7 @@
                 <w:szCs w:val="18"/>
                 <w:color w:val="000000"/>
               </w:rPr>
-              <w:t xml:space="preserve">Reference</w:t>
+              <w:t xml:space="preserve">2.22 (0.64–7.63)</w:t>
             </w:r>
           </w:p>
         </w:tc>
@@ -2714,7 +2714,7 @@
                 <w:szCs w:val="18"/>
                 <w:color w:val="000000"/>
               </w:rPr>
-              <w:t xml:space="preserve"/>
+              <w:t xml:space="preserve">0.207</w:t>
             </w:r>
           </w:p>
         </w:tc>
@@ -2829,396 +2829,6 @@
                 <w:szCs w:val="18"/>
                 <w:color w:val="000000"/>
               </w:rPr>
-              <w:t xml:space="preserve"/>
-            </w:r>
-          </w:p>
-        </w:tc>
-        <w:tc>
-          <w:tcPr>
-            <w:tcBorders>
-              <w:bottom w:val="none" w:sz="0" w:space="0" w:color="000000"/>
-              <w:top w:val="none" w:sz="0" w:space="0" w:color="000000"/>
-              <w:left w:val="none" w:sz="0" w:space="0" w:color="000000"/>
-              <w:right w:val="none" w:sz="0" w:space="0" w:color="000000"/>
-            </w:tcBorders>
-            <w:shd w:val="clear" w:color="auto" w:fill="FFFFFF"/>
-            <w:tcMar>
-              <w:top w:w="0" w:type="dxa"/>
-              <w:bottom w:w="0" w:type="dxa"/>
-              <w:left w:w="0" w:type="dxa"/>
-              <w:right w:w="0" w:type="dxa"/>
-            </w:tcMar>
-            <w:vAlign w:val="center"/>
-          </w:tcPr>
-          <w:p>
-            <w:pPr>
-              <w:pStyle w:val="Normal"/>
-              <w:jc w:val="left"/>
-              <w:pBdr>
-                <w:bottom w:val="none" w:sz="0" w:space="0" w:color="000000"/>
-                <w:top w:val="none" w:sz="0" w:space="0" w:color="000000"/>
-                <w:left w:val="none" w:sz="0" w:space="0" w:color="000000"/>
-                <w:right w:val="none" w:sz="0" w:space="0" w:color="000000"/>
-              </w:pBdr>
-              <w:spacing w:after="100" w:before="100" w:line="240"/>
-              <w:ind w:left="100" w:right="100" w:firstLine="0" w:firstLineChars="0"/>
-              <w:rPr>
-                <w:rFonts w:ascii="Times New Roman" w:hAnsi="Times New Roman" w:eastAsia="Times New Roman" w:cs="Times New Roman"/>
-                <w:i w:val="false"/>
-                <w:b w:val="false"/>
-                <w:u w:val="none"/>
-                <w:strike w:val="false"/>
-                <w:sz w:val="18"/>
-                <w:szCs w:val="18"/>
-                <w:color w:val="000000"/>
-              </w:rPr>
-            </w:pPr>
-            <w:r>
-              <w:rPr>
-                <w:rFonts w:ascii="Times New Roman" w:hAnsi="Times New Roman" w:eastAsia="Times New Roman" w:cs="Times New Roman"/>
-                <w:i w:val="false"/>
-                <w:b w:val="false"/>
-                <w:u w:val="none"/>
-                <w:strike w:val="false"/>
-                <w:sz w:val="18"/>
-                <w:szCs w:val="18"/>
-                <w:color w:val="000000"/>
-              </w:rPr>
-              <w:t xml:space="preserve">III–IV</w:t>
-            </w:r>
-          </w:p>
-        </w:tc>
-        <w:tc>
-          <w:tcPr>
-            <w:tcBorders>
-              <w:bottom w:val="none" w:sz="0" w:space="0" w:color="000000"/>
-              <w:top w:val="none" w:sz="0" w:space="0" w:color="000000"/>
-              <w:left w:val="none" w:sz="0" w:space="0" w:color="000000"/>
-              <w:right w:val="none" w:sz="0" w:space="0" w:color="000000"/>
-            </w:tcBorders>
-            <w:shd w:val="clear" w:color="auto" w:fill="FFFFFF"/>
-            <w:tcMar>
-              <w:top w:w="0" w:type="dxa"/>
-              <w:bottom w:w="0" w:type="dxa"/>
-              <w:left w:w="0" w:type="dxa"/>
-              <w:right w:w="0" w:type="dxa"/>
-            </w:tcMar>
-            <w:vAlign w:val="center"/>
-          </w:tcPr>
-          <w:p>
-            <w:pPr>
-              <w:pStyle w:val="Normal"/>
-              <w:jc w:val="right"/>
-              <w:pBdr>
-                <w:bottom w:val="none" w:sz="0" w:space="0" w:color="000000"/>
-                <w:top w:val="none" w:sz="0" w:space="0" w:color="000000"/>
-                <w:left w:val="none" w:sz="0" w:space="0" w:color="000000"/>
-                <w:right w:val="none" w:sz="0" w:space="0" w:color="000000"/>
-              </w:pBdr>
-              <w:spacing w:after="100" w:before="100" w:line="240"/>
-              <w:ind w:left="100" w:right="100" w:firstLine="0" w:firstLineChars="0"/>
-              <w:rPr>
-                <w:rFonts w:ascii="Times New Roman" w:hAnsi="Times New Roman" w:eastAsia="Times New Roman" w:cs="Times New Roman"/>
-                <w:i w:val="false"/>
-                <w:b w:val="false"/>
-                <w:u w:val="none"/>
-                <w:strike w:val="false"/>
-                <w:sz w:val="18"/>
-                <w:szCs w:val="18"/>
-                <w:color w:val="000000"/>
-              </w:rPr>
-            </w:pPr>
-            <w:r>
-              <w:rPr>
-                <w:rFonts w:ascii="Times New Roman" w:hAnsi="Times New Roman" w:eastAsia="Times New Roman" w:cs="Times New Roman"/>
-                <w:i w:val="false"/>
-                <w:b w:val="false"/>
-                <w:u w:val="none"/>
-                <w:strike w:val="false"/>
-                <w:sz w:val="18"/>
-                <w:szCs w:val="18"/>
-                <w:color w:val="000000"/>
-              </w:rPr>
-              <w:t xml:space="preserve">52</w:t>
-            </w:r>
-          </w:p>
-        </w:tc>
-        <w:tc>
-          <w:tcPr>
-            <w:tcBorders>
-              <w:bottom w:val="none" w:sz="0" w:space="0" w:color="000000"/>
-              <w:top w:val="none" w:sz="0" w:space="0" w:color="000000"/>
-              <w:left w:val="none" w:sz="0" w:space="0" w:color="000000"/>
-              <w:right w:val="none" w:sz="0" w:space="0" w:color="000000"/>
-            </w:tcBorders>
-            <w:shd w:val="clear" w:color="auto" w:fill="FFFFFF"/>
-            <w:tcMar>
-              <w:top w:w="0" w:type="dxa"/>
-              <w:bottom w:w="0" w:type="dxa"/>
-              <w:left w:w="0" w:type="dxa"/>
-              <w:right w:w="0" w:type="dxa"/>
-            </w:tcMar>
-            <w:vAlign w:val="center"/>
-          </w:tcPr>
-          <w:p>
-            <w:pPr>
-              <w:pStyle w:val="Normal"/>
-              <w:jc w:val="right"/>
-              <w:pBdr>
-                <w:bottom w:val="none" w:sz="0" w:space="0" w:color="000000"/>
-                <w:top w:val="none" w:sz="0" w:space="0" w:color="000000"/>
-                <w:left w:val="none" w:sz="0" w:space="0" w:color="000000"/>
-                <w:right w:val="none" w:sz="0" w:space="0" w:color="000000"/>
-              </w:pBdr>
-              <w:spacing w:after="100" w:before="100" w:line="240"/>
-              <w:ind w:left="100" w:right="100" w:firstLine="0" w:firstLineChars="0"/>
-              <w:rPr>
-                <w:rFonts w:ascii="Times New Roman" w:hAnsi="Times New Roman" w:eastAsia="Times New Roman" w:cs="Times New Roman"/>
-                <w:i w:val="false"/>
-                <w:b w:val="false"/>
-                <w:u w:val="none"/>
-                <w:strike w:val="false"/>
-                <w:sz w:val="18"/>
-                <w:szCs w:val="18"/>
-                <w:color w:val="000000"/>
-              </w:rPr>
-            </w:pPr>
-            <w:r>
-              <w:rPr>
-                <w:rFonts w:ascii="Times New Roman" w:hAnsi="Times New Roman" w:eastAsia="Times New Roman" w:cs="Times New Roman"/>
-                <w:i w:val="false"/>
-                <w:b w:val="false"/>
-                <w:u w:val="none"/>
-                <w:strike w:val="false"/>
-                <w:sz w:val="18"/>
-                <w:szCs w:val="18"/>
-                <w:color w:val="000000"/>
-              </w:rPr>
-              <w:t xml:space="preserve">8</w:t>
-            </w:r>
-          </w:p>
-        </w:tc>
-        <w:tc>
-          <w:tcPr>
-            <w:tcBorders>
-              <w:bottom w:val="none" w:sz="0" w:space="0" w:color="000000"/>
-              <w:top w:val="none" w:sz="0" w:space="0" w:color="000000"/>
-              <w:left w:val="none" w:sz="0" w:space="0" w:color="000000"/>
-              <w:right w:val="none" w:sz="0" w:space="0" w:color="000000"/>
-            </w:tcBorders>
-            <w:shd w:val="clear" w:color="auto" w:fill="FFFFFF"/>
-            <w:tcMar>
-              <w:top w:w="0" w:type="dxa"/>
-              <w:bottom w:w="0" w:type="dxa"/>
-              <w:left w:w="0" w:type="dxa"/>
-              <w:right w:w="0" w:type="dxa"/>
-            </w:tcMar>
-            <w:vAlign w:val="center"/>
-          </w:tcPr>
-          <w:p>
-            <w:pPr>
-              <w:pStyle w:val="Normal"/>
-              <w:jc w:val="left"/>
-              <w:pBdr>
-                <w:bottom w:val="none" w:sz="0" w:space="0" w:color="000000"/>
-                <w:top w:val="none" w:sz="0" w:space="0" w:color="000000"/>
-                <w:left w:val="none" w:sz="0" w:space="0" w:color="000000"/>
-                <w:right w:val="none" w:sz="0" w:space="0" w:color="000000"/>
-              </w:pBdr>
-              <w:spacing w:after="100" w:before="100" w:line="240"/>
-              <w:ind w:left="100" w:right="100" w:firstLine="0" w:firstLineChars="0"/>
-              <w:rPr>
-                <w:rFonts w:ascii="Times New Roman" w:hAnsi="Times New Roman" w:eastAsia="Times New Roman" w:cs="Times New Roman"/>
-                <w:i w:val="false"/>
-                <w:b w:val="false"/>
-                <w:u w:val="none"/>
-                <w:strike w:val="false"/>
-                <w:sz w:val="18"/>
-                <w:szCs w:val="18"/>
-                <w:color w:val="000000"/>
-              </w:rPr>
-            </w:pPr>
-            <w:r>
-              <w:rPr>
-                <w:rFonts w:ascii="Times New Roman" w:hAnsi="Times New Roman" w:eastAsia="Times New Roman" w:cs="Times New Roman"/>
-                <w:i w:val="false"/>
-                <w:b w:val="false"/>
-                <w:u w:val="none"/>
-                <w:strike w:val="false"/>
-                <w:sz w:val="18"/>
-                <w:szCs w:val="18"/>
-                <w:color w:val="000000"/>
-              </w:rPr>
-              <w:t xml:space="preserve">2.49 (0.65–9.55)</w:t>
-            </w:r>
-          </w:p>
-        </w:tc>
-        <w:tc>
-          <w:tcPr>
-            <w:tcBorders>
-              <w:bottom w:val="none" w:sz="0" w:space="0" w:color="000000"/>
-              <w:top w:val="none" w:sz="0" w:space="0" w:color="000000"/>
-              <w:left w:val="none" w:sz="0" w:space="0" w:color="000000"/>
-              <w:right w:val="none" w:sz="0" w:space="0" w:color="000000"/>
-            </w:tcBorders>
-            <w:shd w:val="clear" w:color="auto" w:fill="FFFFFF"/>
-            <w:tcMar>
-              <w:top w:w="0" w:type="dxa"/>
-              <w:bottom w:w="0" w:type="dxa"/>
-              <w:left w:w="0" w:type="dxa"/>
-              <w:right w:w="0" w:type="dxa"/>
-            </w:tcMar>
-            <w:vAlign w:val="center"/>
-          </w:tcPr>
-          <w:p>
-            <w:pPr>
-              <w:pStyle w:val="Normal"/>
-              <w:jc w:val="left"/>
-              <w:pBdr>
-                <w:bottom w:val="none" w:sz="0" w:space="0" w:color="000000"/>
-                <w:top w:val="none" w:sz="0" w:space="0" w:color="000000"/>
-                <w:left w:val="none" w:sz="0" w:space="0" w:color="000000"/>
-                <w:right w:val="none" w:sz="0" w:space="0" w:color="000000"/>
-              </w:pBdr>
-              <w:spacing w:after="100" w:before="100" w:line="240"/>
-              <w:ind w:left="100" w:right="100" w:firstLine="0" w:firstLineChars="0"/>
-              <w:rPr>
-                <w:rFonts w:ascii="Times New Roman" w:hAnsi="Times New Roman" w:eastAsia="Times New Roman" w:cs="Times New Roman"/>
-                <w:i w:val="false"/>
-                <w:b w:val="false"/>
-                <w:u w:val="none"/>
-                <w:strike w:val="false"/>
-                <w:sz w:val="18"/>
-                <w:szCs w:val="18"/>
-                <w:color w:val="000000"/>
-              </w:rPr>
-            </w:pPr>
-            <w:r>
-              <w:rPr>
-                <w:rFonts w:ascii="Times New Roman" w:hAnsi="Times New Roman" w:eastAsia="Times New Roman" w:cs="Times New Roman"/>
-                <w:i w:val="false"/>
-                <w:b w:val="false"/>
-                <w:u w:val="none"/>
-                <w:strike w:val="false"/>
-                <w:sz w:val="18"/>
-                <w:szCs w:val="18"/>
-                <w:color w:val="000000"/>
-              </w:rPr>
-              <w:t xml:space="preserve">0.185</w:t>
-            </w:r>
-          </w:p>
-        </w:tc>
-        <w:tc>
-          <w:tcPr>
-            <w:tcBorders>
-              <w:bottom w:val="none" w:sz="0" w:space="0" w:color="000000"/>
-              <w:top w:val="none" w:sz="0" w:space="0" w:color="000000"/>
-              <w:left w:val="none" w:sz="0" w:space="0" w:color="000000"/>
-              <w:right w:val="none" w:sz="0" w:space="0" w:color="000000"/>
-            </w:tcBorders>
-            <w:shd w:val="clear" w:color="auto" w:fill="FFFFFF"/>
-            <w:tcMar>
-              <w:top w:w="0" w:type="dxa"/>
-              <w:bottom w:w="0" w:type="dxa"/>
-              <w:left w:w="0" w:type="dxa"/>
-              <w:right w:w="0" w:type="dxa"/>
-            </w:tcMar>
-            <w:vAlign w:val="center"/>
-          </w:tcPr>
-          <w:p>
-            <w:pPr>
-              <w:pStyle w:val="Normal"/>
-              <w:jc w:val="left"/>
-              <w:pBdr>
-                <w:bottom w:val="none" w:sz="0" w:space="0" w:color="000000"/>
-                <w:top w:val="none" w:sz="0" w:space="0" w:color="000000"/>
-                <w:left w:val="none" w:sz="0" w:space="0" w:color="000000"/>
-                <w:right w:val="none" w:sz="0" w:space="0" w:color="000000"/>
-              </w:pBdr>
-              <w:spacing w:after="100" w:before="100" w:line="240"/>
-              <w:ind w:left="100" w:right="100" w:firstLine="0" w:firstLineChars="0"/>
-              <w:rPr>
-                <w:rFonts w:ascii="Times New Roman" w:hAnsi="Times New Roman" w:eastAsia="Times New Roman" w:cs="Times New Roman"/>
-                <w:i w:val="false"/>
-                <w:b w:val="false"/>
-                <w:u w:val="none"/>
-                <w:strike w:val="false"/>
-                <w:sz w:val="18"/>
-                <w:szCs w:val="18"/>
-                <w:color w:val="000000"/>
-              </w:rPr>
-            </w:pPr>
-            <w:r>
-              <w:rPr>
-                <w:rFonts w:ascii="Times New Roman" w:hAnsi="Times New Roman" w:eastAsia="Times New Roman" w:cs="Times New Roman"/>
-                <w:i w:val="false"/>
-                <w:b w:val="false"/>
-                <w:u w:val="none"/>
-                <w:strike w:val="false"/>
-                <w:sz w:val="18"/>
-                <w:szCs w:val="18"/>
-                <w:color w:val="000000"/>
-              </w:rPr>
-              <w:t xml:space="preserve"/>
-            </w:r>
-          </w:p>
-        </w:tc>
-      </w:tr>
-      <w:tr>
-        <w:trPr>
-          <w:trHeight w:val="560" w:hRule="auto"/>
-        </w:trPr>
-        <w:tc>
-          <w:tcPr>
-            <w:tcBorders>
-              <w:bottom w:val="none" w:sz="0" w:space="0" w:color="000000"/>
-              <w:top w:val="none" w:sz="0" w:space="0" w:color="000000"/>
-              <w:left w:val="none" w:sz="0" w:space="0" w:color="000000"/>
-              <w:right w:val="none" w:sz="0" w:space="0" w:color="000000"/>
-            </w:tcBorders>
-            <w:shd w:val="clear" w:color="auto" w:fill="FFFFFF"/>
-            <w:tcMar>
-              <w:top w:w="0" w:type="dxa"/>
-              <w:bottom w:w="0" w:type="dxa"/>
-              <w:left w:w="0" w:type="dxa"/>
-              <w:right w:w="0" w:type="dxa"/>
-            </w:tcMar>
-            <w:vAlign w:val="center"/>
-          </w:tcPr>
-          <w:p>
-            <w:pPr>
-              <w:pStyle w:val="Normal"/>
-              <w:jc w:val="left"/>
-              <w:pBdr>
-                <w:bottom w:val="none" w:sz="0" w:space="0" w:color="000000"/>
-                <w:top w:val="none" w:sz="0" w:space="0" w:color="000000"/>
-                <w:left w:val="none" w:sz="0" w:space="0" w:color="000000"/>
-                <w:right w:val="none" w:sz="0" w:space="0" w:color="000000"/>
-              </w:pBdr>
-              <w:spacing w:after="100" w:before="100" w:line="240"/>
-              <w:ind w:left="100" w:right="100" w:firstLine="0" w:firstLineChars="0"/>
-              <w:rPr>
-                <w:rFonts w:ascii="Times New Roman" w:hAnsi="Times New Roman" w:eastAsia="Times New Roman" w:cs="Times New Roman"/>
-                <w:i w:val="false"/>
-                <w:b w:val="false"/>
-                <w:u w:val="none"/>
-                <w:strike w:val="false"/>
-                <w:sz w:val="18"/>
-                <w:szCs w:val="18"/>
-                <w:color w:val="000000"/>
-              </w:rPr>
-            </w:pPr>
-            <w:r>
-              <w:rPr>
-                <w:rFonts w:ascii="Times New Roman" w:hAnsi="Times New Roman" w:eastAsia="Times New Roman" w:cs="Times New Roman"/>
-                <w:i w:val="false"/>
-                <w:b w:val="false"/>
-                <w:u w:val="none"/>
-                <w:strike w:val="false"/>
-                <w:sz w:val="18"/>
-                <w:szCs w:val="18"/>
-                <w:color w:val="000000"/>
-              </w:rPr>
               <w:t xml:space="preserve">Pretreatment CEA</w:t>
             </w:r>
           </w:p>
@@ -3829,7 +3439,7 @@
                 <w:szCs w:val="18"/>
                 <w:color w:val="000000"/>
               </w:rPr>
-              <w:t xml:space="preserve">1.39 (0.36–5.37)</w:t>
+              <w:t xml:space="preserve">1.46 (0.44–4.89)</w:t>
             </w:r>
           </w:p>
         </w:tc>
@@ -3884,7 +3494,7 @@
                 <w:szCs w:val="18"/>
                 <w:color w:val="000000"/>
               </w:rPr>
-              <w:t xml:space="preserve">0.633</w:t>
+              <w:t xml:space="preserve">0.540</w:t>
             </w:r>
           </w:p>
         </w:tc>

--- a/output/tables/READ/READ_cox_multi_MS4A1.docx
+++ b/output/tables/READ/READ_cox_multi_MS4A1.docx
@@ -35,9 +35,9 @@
         <w:tblLook w:firstRow="1" w:lastRow="0" w:firstColumn="0" w:lastColumn="0" w:noHBand="0" w:noVBand="1"/>
       </w:tblPr>
       <w:tblGrid>
-        <w:gridCol w:w="2060"/>
+        <w:gridCol w:w="3060"/>
         <w:gridCol w:w="1489"/>
-        <w:gridCol w:w="591"/>
+        <w:gridCol w:w="681"/>
         <w:gridCol w:w="931"/>
         <w:gridCol w:w="1611"/>
         <w:gridCol w:w="816"/>
@@ -489,7 +489,7 @@
                 <w:szCs w:val="18"/>
                 <w:color w:val="000000"/>
               </w:rPr>
-              <w:t xml:space="preserve">MS4A1 expression</w:t>
+              <w:t xml:space="preserve">MS4A1 expression, log2 (per 1 unit)</w:t>
             </w:r>
           </w:p>
         </w:tc>
@@ -544,7 +544,7 @@
                 <w:szCs w:val="18"/>
                 <w:color w:val="000000"/>
               </w:rPr>
-              <w:t xml:space="preserve">Low (ref)</w:t>
+              <w:t xml:space="preserve"/>
             </w:r>
           </w:p>
         </w:tc>
@@ -599,7 +599,7 @@
                 <w:szCs w:val="18"/>
                 <w:color w:val="000000"/>
               </w:rPr>
-              <w:t xml:space="preserve">47</w:t>
+              <w:t xml:space="preserve">102</w:t>
             </w:r>
           </w:p>
         </w:tc>
@@ -654,7 +654,7 @@
                 <w:szCs w:val="18"/>
                 <w:color w:val="000000"/>
               </w:rPr>
-              <w:t xml:space="preserve">10</w:t>
+              <w:t xml:space="preserve">13</w:t>
             </w:r>
           </w:p>
         </w:tc>
@@ -709,7 +709,7 @@
                 <w:szCs w:val="18"/>
                 <w:color w:val="000000"/>
               </w:rPr>
-              <w:t xml:space="preserve">Reference</w:t>
+              <w:t xml:space="preserve">0.71 (0.51–0.98)</w:t>
             </w:r>
           </w:p>
         </w:tc>
@@ -764,7 +764,7 @@
                 <w:szCs w:val="18"/>
                 <w:color w:val="000000"/>
               </w:rPr>
-              <w:t xml:space="preserve"/>
+              <w:t xml:space="preserve">0.040</w:t>
             </w:r>
           </w:p>
         </w:tc>
@@ -879,7 +879,7 @@
                 <w:szCs w:val="18"/>
                 <w:color w:val="000000"/>
               </w:rPr>
-              <w:t xml:space="preserve"/>
+              <w:t xml:space="preserve">Sex</w:t>
             </w:r>
           </w:p>
         </w:tc>
@@ -934,7 +934,7 @@
                 <w:szCs w:val="18"/>
                 <w:color w:val="000000"/>
               </w:rPr>
-              <w:t xml:space="preserve">High</w:t>
+              <w:t xml:space="preserve">Male (ref)</w:t>
             </w:r>
           </w:p>
         </w:tc>
@@ -989,7 +989,7 @@
                 <w:szCs w:val="18"/>
                 <w:color w:val="000000"/>
               </w:rPr>
-              <w:t xml:space="preserve">55</w:t>
+              <w:t xml:space="preserve">61</w:t>
             </w:r>
           </w:p>
         </w:tc>
@@ -1044,7 +1044,7 @@
                 <w:szCs w:val="18"/>
                 <w:color w:val="000000"/>
               </w:rPr>
-              <w:t xml:space="preserve">3</w:t>
+              <w:t xml:space="preserve">9</w:t>
             </w:r>
           </w:p>
         </w:tc>
@@ -1099,7 +1099,7 @@
                 <w:szCs w:val="18"/>
                 <w:color w:val="000000"/>
               </w:rPr>
-              <w:t xml:space="preserve">0.13 (0.03–0.51)</w:t>
+              <w:t xml:space="preserve">Reference</w:t>
             </w:r>
           </w:p>
         </w:tc>
@@ -1154,7 +1154,7 @@
                 <w:szCs w:val="18"/>
                 <w:color w:val="000000"/>
               </w:rPr>
-              <w:t xml:space="preserve">0.003</w:t>
+              <w:t xml:space="preserve"/>
             </w:r>
           </w:p>
         </w:tc>
@@ -1269,7 +1269,7 @@
                 <w:szCs w:val="18"/>
                 <w:color w:val="000000"/>
               </w:rPr>
-              <w:t xml:space="preserve">Sex</w:t>
+              <w:t xml:space="preserve"/>
             </w:r>
           </w:p>
         </w:tc>
@@ -1324,7 +1324,7 @@
                 <w:szCs w:val="18"/>
                 <w:color w:val="000000"/>
               </w:rPr>
-              <w:t xml:space="preserve">Male (ref)</w:t>
+              <w:t xml:space="preserve">Female</w:t>
             </w:r>
           </w:p>
         </w:tc>
@@ -1379,7 +1379,7 @@
                 <w:szCs w:val="18"/>
                 <w:color w:val="000000"/>
               </w:rPr>
-              <w:t xml:space="preserve">61</w:t>
+              <w:t xml:space="preserve">41</w:t>
             </w:r>
           </w:p>
         </w:tc>
@@ -1434,7 +1434,7 @@
                 <w:szCs w:val="18"/>
                 <w:color w:val="000000"/>
               </w:rPr>
-              <w:t xml:space="preserve">9</w:t>
+              <w:t xml:space="preserve">4</w:t>
             </w:r>
           </w:p>
         </w:tc>
@@ -1489,7 +1489,7 @@
                 <w:szCs w:val="18"/>
                 <w:color w:val="000000"/>
               </w:rPr>
-              <w:t xml:space="preserve">Reference</w:t>
+              <w:t xml:space="preserve">0.65 (0.18–2.33)</w:t>
             </w:r>
           </w:p>
         </w:tc>
@@ -1544,7 +1544,7 @@
                 <w:szCs w:val="18"/>
                 <w:color w:val="000000"/>
               </w:rPr>
-              <w:t xml:space="preserve"/>
+              <w:t xml:space="preserve">0.513</w:t>
             </w:r>
           </w:p>
         </w:tc>
@@ -1659,7 +1659,7 @@
                 <w:szCs w:val="18"/>
                 <w:color w:val="000000"/>
               </w:rPr>
-              <w:t xml:space="preserve"/>
+              <w:t xml:space="preserve">Pathologic stage group</w:t>
             </w:r>
           </w:p>
         </w:tc>
@@ -1714,7 +1714,7 @@
                 <w:szCs w:val="18"/>
                 <w:color w:val="000000"/>
               </w:rPr>
-              <w:t xml:space="preserve">Female</w:t>
+              <w:t xml:space="preserve">I–II (ref)</w:t>
             </w:r>
           </w:p>
         </w:tc>
@@ -1769,7 +1769,7 @@
                 <w:szCs w:val="18"/>
                 <w:color w:val="000000"/>
               </w:rPr>
-              <w:t xml:space="preserve">41</w:t>
+              <w:t xml:space="preserve">50</w:t>
             </w:r>
           </w:p>
         </w:tc>
@@ -1824,7 +1824,7 @@
                 <w:szCs w:val="18"/>
                 <w:color w:val="000000"/>
               </w:rPr>
-              <w:t xml:space="preserve">4</w:t>
+              <w:t xml:space="preserve">5</w:t>
             </w:r>
           </w:p>
         </w:tc>
@@ -1879,7 +1879,7 @@
                 <w:szCs w:val="18"/>
                 <w:color w:val="000000"/>
               </w:rPr>
-              <w:t xml:space="preserve">0.64 (0.18–2.25)</w:t>
+              <w:t xml:space="preserve">Reference</w:t>
             </w:r>
           </w:p>
         </w:tc>
@@ -1934,7 +1934,7 @@
                 <w:szCs w:val="18"/>
                 <w:color w:val="000000"/>
               </w:rPr>
-              <w:t xml:space="preserve">0.485</w:t>
+              <w:t xml:space="preserve"/>
             </w:r>
           </w:p>
         </w:tc>
@@ -2049,7 +2049,7 @@
                 <w:szCs w:val="18"/>
                 <w:color w:val="000000"/>
               </w:rPr>
-              <w:t xml:space="preserve">Pathologic stage group</w:t>
+              <w:t xml:space="preserve"/>
             </w:r>
           </w:p>
         </w:tc>
@@ -2104,7 +2104,7 @@
                 <w:szCs w:val="18"/>
                 <w:color w:val="000000"/>
               </w:rPr>
-              <w:t xml:space="preserve">I–II (ref)</w:t>
+              <w:t xml:space="preserve">III–IV</w:t>
             </w:r>
           </w:p>
         </w:tc>
@@ -2159,7 +2159,7 @@
                 <w:szCs w:val="18"/>
                 <w:color w:val="000000"/>
               </w:rPr>
-              <w:t xml:space="preserve">50</w:t>
+              <w:t xml:space="preserve">52</w:t>
             </w:r>
           </w:p>
         </w:tc>
@@ -2214,7 +2214,7 @@
                 <w:szCs w:val="18"/>
                 <w:color w:val="000000"/>
               </w:rPr>
-              <w:t xml:space="preserve">5</w:t>
+              <w:t xml:space="preserve">8</w:t>
             </w:r>
           </w:p>
         </w:tc>
@@ -2269,7 +2269,7 @@
                 <w:szCs w:val="18"/>
                 <w:color w:val="000000"/>
               </w:rPr>
-              <w:t xml:space="preserve">Reference</w:t>
+              <w:t xml:space="preserve">1.98 (0.61–6.40)</w:t>
             </w:r>
           </w:p>
         </w:tc>
@@ -2324,7 +2324,7 @@
                 <w:szCs w:val="18"/>
                 <w:color w:val="000000"/>
               </w:rPr>
-              <w:t xml:space="preserve"/>
+              <w:t xml:space="preserve">0.253</w:t>
             </w:r>
           </w:p>
         </w:tc>
@@ -2439,396 +2439,6 @@
                 <w:szCs w:val="18"/>
                 <w:color w:val="000000"/>
               </w:rPr>
-              <w:t xml:space="preserve"/>
-            </w:r>
-          </w:p>
-        </w:tc>
-        <w:tc>
-          <w:tcPr>
-            <w:tcBorders>
-              <w:bottom w:val="none" w:sz="0" w:space="0" w:color="000000"/>
-              <w:top w:val="none" w:sz="0" w:space="0" w:color="000000"/>
-              <w:left w:val="none" w:sz="0" w:space="0" w:color="000000"/>
-              <w:right w:val="none" w:sz="0" w:space="0" w:color="000000"/>
-            </w:tcBorders>
-            <w:shd w:val="clear" w:color="auto" w:fill="FFFFFF"/>
-            <w:tcMar>
-              <w:top w:w="0" w:type="dxa"/>
-              <w:bottom w:w="0" w:type="dxa"/>
-              <w:left w:w="0" w:type="dxa"/>
-              <w:right w:w="0" w:type="dxa"/>
-            </w:tcMar>
-            <w:vAlign w:val="center"/>
-          </w:tcPr>
-          <w:p>
-            <w:pPr>
-              <w:pStyle w:val="Normal"/>
-              <w:jc w:val="left"/>
-              <w:pBdr>
-                <w:bottom w:val="none" w:sz="0" w:space="0" w:color="000000"/>
-                <w:top w:val="none" w:sz="0" w:space="0" w:color="000000"/>
-                <w:left w:val="none" w:sz="0" w:space="0" w:color="000000"/>
-                <w:right w:val="none" w:sz="0" w:space="0" w:color="000000"/>
-              </w:pBdr>
-              <w:spacing w:after="100" w:before="100" w:line="240"/>
-              <w:ind w:left="100" w:right="100" w:firstLine="0" w:firstLineChars="0"/>
-              <w:rPr>
-                <w:rFonts w:ascii="Times New Roman" w:hAnsi="Times New Roman" w:eastAsia="Times New Roman" w:cs="Times New Roman"/>
-                <w:i w:val="false"/>
-                <w:b w:val="false"/>
-                <w:u w:val="none"/>
-                <w:strike w:val="false"/>
-                <w:sz w:val="18"/>
-                <w:szCs w:val="18"/>
-                <w:color w:val="000000"/>
-              </w:rPr>
-            </w:pPr>
-            <w:r>
-              <w:rPr>
-                <w:rFonts w:ascii="Times New Roman" w:hAnsi="Times New Roman" w:eastAsia="Times New Roman" w:cs="Times New Roman"/>
-                <w:i w:val="false"/>
-                <w:b w:val="false"/>
-                <w:u w:val="none"/>
-                <w:strike w:val="false"/>
-                <w:sz w:val="18"/>
-                <w:szCs w:val="18"/>
-                <w:color w:val="000000"/>
-              </w:rPr>
-              <w:t xml:space="preserve">III–IV</w:t>
-            </w:r>
-          </w:p>
-        </w:tc>
-        <w:tc>
-          <w:tcPr>
-            <w:tcBorders>
-              <w:bottom w:val="none" w:sz="0" w:space="0" w:color="000000"/>
-              <w:top w:val="none" w:sz="0" w:space="0" w:color="000000"/>
-              <w:left w:val="none" w:sz="0" w:space="0" w:color="000000"/>
-              <w:right w:val="none" w:sz="0" w:space="0" w:color="000000"/>
-            </w:tcBorders>
-            <w:shd w:val="clear" w:color="auto" w:fill="FFFFFF"/>
-            <w:tcMar>
-              <w:top w:w="0" w:type="dxa"/>
-              <w:bottom w:w="0" w:type="dxa"/>
-              <w:left w:w="0" w:type="dxa"/>
-              <w:right w:w="0" w:type="dxa"/>
-            </w:tcMar>
-            <w:vAlign w:val="center"/>
-          </w:tcPr>
-          <w:p>
-            <w:pPr>
-              <w:pStyle w:val="Normal"/>
-              <w:jc w:val="right"/>
-              <w:pBdr>
-                <w:bottom w:val="none" w:sz="0" w:space="0" w:color="000000"/>
-                <w:top w:val="none" w:sz="0" w:space="0" w:color="000000"/>
-                <w:left w:val="none" w:sz="0" w:space="0" w:color="000000"/>
-                <w:right w:val="none" w:sz="0" w:space="0" w:color="000000"/>
-              </w:pBdr>
-              <w:spacing w:after="100" w:before="100" w:line="240"/>
-              <w:ind w:left="100" w:right="100" w:firstLine="0" w:firstLineChars="0"/>
-              <w:rPr>
-                <w:rFonts w:ascii="Times New Roman" w:hAnsi="Times New Roman" w:eastAsia="Times New Roman" w:cs="Times New Roman"/>
-                <w:i w:val="false"/>
-                <w:b w:val="false"/>
-                <w:u w:val="none"/>
-                <w:strike w:val="false"/>
-                <w:sz w:val="18"/>
-                <w:szCs w:val="18"/>
-                <w:color w:val="000000"/>
-              </w:rPr>
-            </w:pPr>
-            <w:r>
-              <w:rPr>
-                <w:rFonts w:ascii="Times New Roman" w:hAnsi="Times New Roman" w:eastAsia="Times New Roman" w:cs="Times New Roman"/>
-                <w:i w:val="false"/>
-                <w:b w:val="false"/>
-                <w:u w:val="none"/>
-                <w:strike w:val="false"/>
-                <w:sz w:val="18"/>
-                <w:szCs w:val="18"/>
-                <w:color w:val="000000"/>
-              </w:rPr>
-              <w:t xml:space="preserve">52</w:t>
-            </w:r>
-          </w:p>
-        </w:tc>
-        <w:tc>
-          <w:tcPr>
-            <w:tcBorders>
-              <w:bottom w:val="none" w:sz="0" w:space="0" w:color="000000"/>
-              <w:top w:val="none" w:sz="0" w:space="0" w:color="000000"/>
-              <w:left w:val="none" w:sz="0" w:space="0" w:color="000000"/>
-              <w:right w:val="none" w:sz="0" w:space="0" w:color="000000"/>
-            </w:tcBorders>
-            <w:shd w:val="clear" w:color="auto" w:fill="FFFFFF"/>
-            <w:tcMar>
-              <w:top w:w="0" w:type="dxa"/>
-              <w:bottom w:w="0" w:type="dxa"/>
-              <w:left w:w="0" w:type="dxa"/>
-              <w:right w:w="0" w:type="dxa"/>
-            </w:tcMar>
-            <w:vAlign w:val="center"/>
-          </w:tcPr>
-          <w:p>
-            <w:pPr>
-              <w:pStyle w:val="Normal"/>
-              <w:jc w:val="right"/>
-              <w:pBdr>
-                <w:bottom w:val="none" w:sz="0" w:space="0" w:color="000000"/>
-                <w:top w:val="none" w:sz="0" w:space="0" w:color="000000"/>
-                <w:left w:val="none" w:sz="0" w:space="0" w:color="000000"/>
-                <w:right w:val="none" w:sz="0" w:space="0" w:color="000000"/>
-              </w:pBdr>
-              <w:spacing w:after="100" w:before="100" w:line="240"/>
-              <w:ind w:left="100" w:right="100" w:firstLine="0" w:firstLineChars="0"/>
-              <w:rPr>
-                <w:rFonts w:ascii="Times New Roman" w:hAnsi="Times New Roman" w:eastAsia="Times New Roman" w:cs="Times New Roman"/>
-                <w:i w:val="false"/>
-                <w:b w:val="false"/>
-                <w:u w:val="none"/>
-                <w:strike w:val="false"/>
-                <w:sz w:val="18"/>
-                <w:szCs w:val="18"/>
-                <w:color w:val="000000"/>
-              </w:rPr>
-            </w:pPr>
-            <w:r>
-              <w:rPr>
-                <w:rFonts w:ascii="Times New Roman" w:hAnsi="Times New Roman" w:eastAsia="Times New Roman" w:cs="Times New Roman"/>
-                <w:i w:val="false"/>
-                <w:b w:val="false"/>
-                <w:u w:val="none"/>
-                <w:strike w:val="false"/>
-                <w:sz w:val="18"/>
-                <w:szCs w:val="18"/>
-                <w:color w:val="000000"/>
-              </w:rPr>
-              <w:t xml:space="preserve">8</w:t>
-            </w:r>
-          </w:p>
-        </w:tc>
-        <w:tc>
-          <w:tcPr>
-            <w:tcBorders>
-              <w:bottom w:val="none" w:sz="0" w:space="0" w:color="000000"/>
-              <w:top w:val="none" w:sz="0" w:space="0" w:color="000000"/>
-              <w:left w:val="none" w:sz="0" w:space="0" w:color="000000"/>
-              <w:right w:val="none" w:sz="0" w:space="0" w:color="000000"/>
-            </w:tcBorders>
-            <w:shd w:val="clear" w:color="auto" w:fill="FFFFFF"/>
-            <w:tcMar>
-              <w:top w:w="0" w:type="dxa"/>
-              <w:bottom w:w="0" w:type="dxa"/>
-              <w:left w:w="0" w:type="dxa"/>
-              <w:right w:w="0" w:type="dxa"/>
-            </w:tcMar>
-            <w:vAlign w:val="center"/>
-          </w:tcPr>
-          <w:p>
-            <w:pPr>
-              <w:pStyle w:val="Normal"/>
-              <w:jc w:val="left"/>
-              <w:pBdr>
-                <w:bottom w:val="none" w:sz="0" w:space="0" w:color="000000"/>
-                <w:top w:val="none" w:sz="0" w:space="0" w:color="000000"/>
-                <w:left w:val="none" w:sz="0" w:space="0" w:color="000000"/>
-                <w:right w:val="none" w:sz="0" w:space="0" w:color="000000"/>
-              </w:pBdr>
-              <w:spacing w:after="100" w:before="100" w:line="240"/>
-              <w:ind w:left="100" w:right="100" w:firstLine="0" w:firstLineChars="0"/>
-              <w:rPr>
-                <w:rFonts w:ascii="Times New Roman" w:hAnsi="Times New Roman" w:eastAsia="Times New Roman" w:cs="Times New Roman"/>
-                <w:i w:val="false"/>
-                <w:b w:val="false"/>
-                <w:u w:val="none"/>
-                <w:strike w:val="false"/>
-                <w:sz w:val="18"/>
-                <w:szCs w:val="18"/>
-                <w:color w:val="000000"/>
-              </w:rPr>
-            </w:pPr>
-            <w:r>
-              <w:rPr>
-                <w:rFonts w:ascii="Times New Roman" w:hAnsi="Times New Roman" w:eastAsia="Times New Roman" w:cs="Times New Roman"/>
-                <w:i w:val="false"/>
-                <w:b w:val="false"/>
-                <w:u w:val="none"/>
-                <w:strike w:val="false"/>
-                <w:sz w:val="18"/>
-                <w:szCs w:val="18"/>
-                <w:color w:val="000000"/>
-              </w:rPr>
-              <w:t xml:space="preserve">2.22 (0.64–7.63)</w:t>
-            </w:r>
-          </w:p>
-        </w:tc>
-        <w:tc>
-          <w:tcPr>
-            <w:tcBorders>
-              <w:bottom w:val="none" w:sz="0" w:space="0" w:color="000000"/>
-              <w:top w:val="none" w:sz="0" w:space="0" w:color="000000"/>
-              <w:left w:val="none" w:sz="0" w:space="0" w:color="000000"/>
-              <w:right w:val="none" w:sz="0" w:space="0" w:color="000000"/>
-            </w:tcBorders>
-            <w:shd w:val="clear" w:color="auto" w:fill="FFFFFF"/>
-            <w:tcMar>
-              <w:top w:w="0" w:type="dxa"/>
-              <w:bottom w:w="0" w:type="dxa"/>
-              <w:left w:w="0" w:type="dxa"/>
-              <w:right w:w="0" w:type="dxa"/>
-            </w:tcMar>
-            <w:vAlign w:val="center"/>
-          </w:tcPr>
-          <w:p>
-            <w:pPr>
-              <w:pStyle w:val="Normal"/>
-              <w:jc w:val="left"/>
-              <w:pBdr>
-                <w:bottom w:val="none" w:sz="0" w:space="0" w:color="000000"/>
-                <w:top w:val="none" w:sz="0" w:space="0" w:color="000000"/>
-                <w:left w:val="none" w:sz="0" w:space="0" w:color="000000"/>
-                <w:right w:val="none" w:sz="0" w:space="0" w:color="000000"/>
-              </w:pBdr>
-              <w:spacing w:after="100" w:before="100" w:line="240"/>
-              <w:ind w:left="100" w:right="100" w:firstLine="0" w:firstLineChars="0"/>
-              <w:rPr>
-                <w:rFonts w:ascii="Times New Roman" w:hAnsi="Times New Roman" w:eastAsia="Times New Roman" w:cs="Times New Roman"/>
-                <w:i w:val="false"/>
-                <w:b w:val="false"/>
-                <w:u w:val="none"/>
-                <w:strike w:val="false"/>
-                <w:sz w:val="18"/>
-                <w:szCs w:val="18"/>
-                <w:color w:val="000000"/>
-              </w:rPr>
-            </w:pPr>
-            <w:r>
-              <w:rPr>
-                <w:rFonts w:ascii="Times New Roman" w:hAnsi="Times New Roman" w:eastAsia="Times New Roman" w:cs="Times New Roman"/>
-                <w:i w:val="false"/>
-                <w:b w:val="false"/>
-                <w:u w:val="none"/>
-                <w:strike w:val="false"/>
-                <w:sz w:val="18"/>
-                <w:szCs w:val="18"/>
-                <w:color w:val="000000"/>
-              </w:rPr>
-              <w:t xml:space="preserve">0.207</w:t>
-            </w:r>
-          </w:p>
-        </w:tc>
-        <w:tc>
-          <w:tcPr>
-            <w:tcBorders>
-              <w:bottom w:val="none" w:sz="0" w:space="0" w:color="000000"/>
-              <w:top w:val="none" w:sz="0" w:space="0" w:color="000000"/>
-              <w:left w:val="none" w:sz="0" w:space="0" w:color="000000"/>
-              <w:right w:val="none" w:sz="0" w:space="0" w:color="000000"/>
-            </w:tcBorders>
-            <w:shd w:val="clear" w:color="auto" w:fill="FFFFFF"/>
-            <w:tcMar>
-              <w:top w:w="0" w:type="dxa"/>
-              <w:bottom w:w="0" w:type="dxa"/>
-              <w:left w:w="0" w:type="dxa"/>
-              <w:right w:w="0" w:type="dxa"/>
-            </w:tcMar>
-            <w:vAlign w:val="center"/>
-          </w:tcPr>
-          <w:p>
-            <w:pPr>
-              <w:pStyle w:val="Normal"/>
-              <w:jc w:val="left"/>
-              <w:pBdr>
-                <w:bottom w:val="none" w:sz="0" w:space="0" w:color="000000"/>
-                <w:top w:val="none" w:sz="0" w:space="0" w:color="000000"/>
-                <w:left w:val="none" w:sz="0" w:space="0" w:color="000000"/>
-                <w:right w:val="none" w:sz="0" w:space="0" w:color="000000"/>
-              </w:pBdr>
-              <w:spacing w:after="100" w:before="100" w:line="240"/>
-              <w:ind w:left="100" w:right="100" w:firstLine="0" w:firstLineChars="0"/>
-              <w:rPr>
-                <w:rFonts w:ascii="Times New Roman" w:hAnsi="Times New Roman" w:eastAsia="Times New Roman" w:cs="Times New Roman"/>
-                <w:i w:val="false"/>
-                <w:b w:val="false"/>
-                <w:u w:val="none"/>
-                <w:strike w:val="false"/>
-                <w:sz w:val="18"/>
-                <w:szCs w:val="18"/>
-                <w:color w:val="000000"/>
-              </w:rPr>
-            </w:pPr>
-            <w:r>
-              <w:rPr>
-                <w:rFonts w:ascii="Times New Roman" w:hAnsi="Times New Roman" w:eastAsia="Times New Roman" w:cs="Times New Roman"/>
-                <w:i w:val="false"/>
-                <w:b w:val="false"/>
-                <w:u w:val="none"/>
-                <w:strike w:val="false"/>
-                <w:sz w:val="18"/>
-                <w:szCs w:val="18"/>
-                <w:color w:val="000000"/>
-              </w:rPr>
-              <w:t xml:space="preserve"/>
-            </w:r>
-          </w:p>
-        </w:tc>
-      </w:tr>
-      <w:tr>
-        <w:trPr>
-          <w:trHeight w:val="560" w:hRule="auto"/>
-        </w:trPr>
-        <w:tc>
-          <w:tcPr>
-            <w:tcBorders>
-              <w:bottom w:val="none" w:sz="0" w:space="0" w:color="000000"/>
-              <w:top w:val="none" w:sz="0" w:space="0" w:color="000000"/>
-              <w:left w:val="none" w:sz="0" w:space="0" w:color="000000"/>
-              <w:right w:val="none" w:sz="0" w:space="0" w:color="000000"/>
-            </w:tcBorders>
-            <w:shd w:val="clear" w:color="auto" w:fill="FFFFFF"/>
-            <w:tcMar>
-              <w:top w:w="0" w:type="dxa"/>
-              <w:bottom w:w="0" w:type="dxa"/>
-              <w:left w:w="0" w:type="dxa"/>
-              <w:right w:w="0" w:type="dxa"/>
-            </w:tcMar>
-            <w:vAlign w:val="center"/>
-          </w:tcPr>
-          <w:p>
-            <w:pPr>
-              <w:pStyle w:val="Normal"/>
-              <w:jc w:val="left"/>
-              <w:pBdr>
-                <w:bottom w:val="none" w:sz="0" w:space="0" w:color="000000"/>
-                <w:top w:val="none" w:sz="0" w:space="0" w:color="000000"/>
-                <w:left w:val="none" w:sz="0" w:space="0" w:color="000000"/>
-                <w:right w:val="none" w:sz="0" w:space="0" w:color="000000"/>
-              </w:pBdr>
-              <w:spacing w:after="100" w:before="100" w:line="240"/>
-              <w:ind w:left="100" w:right="100" w:firstLine="0" w:firstLineChars="0"/>
-              <w:rPr>
-                <w:rFonts w:ascii="Times New Roman" w:hAnsi="Times New Roman" w:eastAsia="Times New Roman" w:cs="Times New Roman"/>
-                <w:i w:val="false"/>
-                <w:b w:val="false"/>
-                <w:u w:val="none"/>
-                <w:strike w:val="false"/>
-                <w:sz w:val="18"/>
-                <w:szCs w:val="18"/>
-                <w:color w:val="000000"/>
-              </w:rPr>
-            </w:pPr>
-            <w:r>
-              <w:rPr>
-                <w:rFonts w:ascii="Times New Roman" w:hAnsi="Times New Roman" w:eastAsia="Times New Roman" w:cs="Times New Roman"/>
-                <w:i w:val="false"/>
-                <w:b w:val="false"/>
-                <w:u w:val="none"/>
-                <w:strike w:val="false"/>
-                <w:sz w:val="18"/>
-                <w:szCs w:val="18"/>
-                <w:color w:val="000000"/>
-              </w:rPr>
               <w:t xml:space="preserve">Pretreatment CEA</w:t>
             </w:r>
           </w:p>
@@ -3439,7 +3049,7 @@
                 <w:szCs w:val="18"/>
                 <w:color w:val="000000"/>
               </w:rPr>
-              <w:t xml:space="preserve">1.46 (0.44–4.89)</w:t>
+              <w:t xml:space="preserve">1.67 (0.51–5.44)</w:t>
             </w:r>
           </w:p>
         </w:tc>
@@ -3494,7 +3104,7 @@
                 <w:szCs w:val="18"/>
                 <w:color w:val="000000"/>
               </w:rPr>
-              <w:t xml:space="preserve">0.540</w:t>
+              <w:t xml:space="preserve">0.392</w:t>
             </w:r>
           </w:p>
         </w:tc>

--- a/output/tables/READ/READ_cox_multi_MS4A1.docx
+++ b/output/tables/READ/READ_cox_multi_MS4A1.docx
@@ -25,7 +25,7 @@
         <w:ind w:left="60" w:right="60" w:firstLine="0" w:firstLineChars="0"/>
       </w:pPr>
       <w:r>
-        <w:t xml:space="preserve">Multivariable Cox regression for overall survival: MS4A1 expression, TCGA-READ (n = 102, events = 13, EPV = 3.2; exploratory)</w:t>
+        <w:t xml:space="preserve">Multivariable Cox regression for overall survival: MS4A1 expression, TCGA-READ (n = 102, events = 13, EPV = 2.6; exploratory)</w:t>
       </w:r>
     </w:p>
     <w:tbl xmlns:a="http://schemas.openxmlformats.org/drawingml/2006/main" xmlns:pic="http://schemas.openxmlformats.org/drawingml/2006/picture">
@@ -39,7 +39,7 @@
         <w:gridCol w:w="1489"/>
         <w:gridCol w:w="681"/>
         <w:gridCol w:w="931"/>
-        <w:gridCol w:w="1611"/>
+        <w:gridCol w:w="1701"/>
         <w:gridCol w:w="816"/>
         <w:gridCol w:w="1136"/>
       </w:tblGrid>
@@ -709,7 +709,7 @@
                 <w:szCs w:val="18"/>
                 <w:color w:val="000000"/>
               </w:rPr>
-              <w:t xml:space="preserve">0.71 (0.51–0.98)</w:t>
+              <w:t xml:space="preserve">0.71 (0.51–0.99)</w:t>
             </w:r>
           </w:p>
         </w:tc>
@@ -764,7 +764,7 @@
                 <w:szCs w:val="18"/>
                 <w:color w:val="000000"/>
               </w:rPr>
-              <w:t xml:space="preserve">0.040</w:t>
+              <w:t xml:space="preserve">0.042</w:t>
             </w:r>
           </w:p>
         </w:tc>
@@ -879,7 +879,7 @@
                 <w:szCs w:val="18"/>
                 <w:color w:val="000000"/>
               </w:rPr>
-              <w:t xml:space="preserve">Sex</w:t>
+              <w:t xml:space="preserve">Age group, years</w:t>
             </w:r>
           </w:p>
         </w:tc>
@@ -934,7 +934,7 @@
                 <w:szCs w:val="18"/>
                 <w:color w:val="000000"/>
               </w:rPr>
-              <w:t xml:space="preserve">Male (ref)</w:t>
+              <w:t xml:space="preserve">≤65 (ref)</w:t>
             </w:r>
           </w:p>
         </w:tc>
@@ -989,7 +989,7 @@
                 <w:szCs w:val="18"/>
                 <w:color w:val="000000"/>
               </w:rPr>
-              <w:t xml:space="preserve">61</w:t>
+              <w:t xml:space="preserve">54</w:t>
             </w:r>
           </w:p>
         </w:tc>
@@ -1044,7 +1044,7 @@
                 <w:szCs w:val="18"/>
                 <w:color w:val="000000"/>
               </w:rPr>
-              <w:t xml:space="preserve">9</w:t>
+              <w:t xml:space="preserve">3</w:t>
             </w:r>
           </w:p>
         </w:tc>
@@ -1324,7 +1324,7 @@
                 <w:szCs w:val="18"/>
                 <w:color w:val="000000"/>
               </w:rPr>
-              <w:t xml:space="preserve">Female</w:t>
+              <w:t xml:space="preserve">≥66</w:t>
             </w:r>
           </w:p>
         </w:tc>
@@ -1379,7 +1379,7 @@
                 <w:szCs w:val="18"/>
                 <w:color w:val="000000"/>
               </w:rPr>
-              <w:t xml:space="preserve">41</w:t>
+              <w:t xml:space="preserve">48</w:t>
             </w:r>
           </w:p>
         </w:tc>
@@ -1434,7 +1434,7 @@
                 <w:szCs w:val="18"/>
                 <w:color w:val="000000"/>
               </w:rPr>
-              <w:t xml:space="preserve">4</w:t>
+              <w:t xml:space="preserve">10</w:t>
             </w:r>
           </w:p>
         </w:tc>
@@ -1489,7 +1489,7 @@
                 <w:szCs w:val="18"/>
                 <w:color w:val="000000"/>
               </w:rPr>
-              <w:t xml:space="preserve">0.65 (0.18–2.33)</w:t>
+              <w:t xml:space="preserve">3.94 (1.06–14.58)</w:t>
             </w:r>
           </w:p>
         </w:tc>
@@ -1544,7 +1544,7 @@
                 <w:szCs w:val="18"/>
                 <w:color w:val="000000"/>
               </w:rPr>
-              <w:t xml:space="preserve">0.513</w:t>
+              <w:t xml:space="preserve">0.040</w:t>
             </w:r>
           </w:p>
         </w:tc>
@@ -1659,7 +1659,7 @@
                 <w:szCs w:val="18"/>
                 <w:color w:val="000000"/>
               </w:rPr>
-              <w:t xml:space="preserve">Pathologic stage group</w:t>
+              <w:t xml:space="preserve">Sex</w:t>
             </w:r>
           </w:p>
         </w:tc>
@@ -1714,7 +1714,7 @@
                 <w:szCs w:val="18"/>
                 <w:color w:val="000000"/>
               </w:rPr>
-              <w:t xml:space="preserve">I–II (ref)</w:t>
+              <w:t xml:space="preserve">Male (ref)</w:t>
             </w:r>
           </w:p>
         </w:tc>
@@ -1769,7 +1769,7 @@
                 <w:szCs w:val="18"/>
                 <w:color w:val="000000"/>
               </w:rPr>
-              <w:t xml:space="preserve">50</w:t>
+              <w:t xml:space="preserve">61</w:t>
             </w:r>
           </w:p>
         </w:tc>
@@ -1824,7 +1824,7 @@
                 <w:szCs w:val="18"/>
                 <w:color w:val="000000"/>
               </w:rPr>
-              <w:t xml:space="preserve">5</w:t>
+              <w:t xml:space="preserve">9</w:t>
             </w:r>
           </w:p>
         </w:tc>
@@ -2104,7 +2104,7 @@
                 <w:szCs w:val="18"/>
                 <w:color w:val="000000"/>
               </w:rPr>
-              <w:t xml:space="preserve">III–IV</w:t>
+              <w:t xml:space="preserve">Female</w:t>
             </w:r>
           </w:p>
         </w:tc>
@@ -2159,7 +2159,7 @@
                 <w:szCs w:val="18"/>
                 <w:color w:val="000000"/>
               </w:rPr>
-              <w:t xml:space="preserve">52</w:t>
+              <w:t xml:space="preserve">41</w:t>
             </w:r>
           </w:p>
         </w:tc>
@@ -2214,7 +2214,7 @@
                 <w:szCs w:val="18"/>
                 <w:color w:val="000000"/>
               </w:rPr>
-              <w:t xml:space="preserve">8</w:t>
+              <w:t xml:space="preserve">4</w:t>
             </w:r>
           </w:p>
         </w:tc>
@@ -2269,7 +2269,7 @@
                 <w:szCs w:val="18"/>
                 <w:color w:val="000000"/>
               </w:rPr>
-              <w:t xml:space="preserve">1.98 (0.61–6.40)</w:t>
+              <w:t xml:space="preserve">0.61 (0.16–2.28)</w:t>
             </w:r>
           </w:p>
         </w:tc>
@@ -2324,7 +2324,7 @@
                 <w:szCs w:val="18"/>
                 <w:color w:val="000000"/>
               </w:rPr>
-              <w:t xml:space="preserve">0.253</w:t>
+              <w:t xml:space="preserve">0.466</w:t>
             </w:r>
           </w:p>
         </w:tc>
@@ -2439,6 +2439,786 @@
                 <w:szCs w:val="18"/>
                 <w:color w:val="000000"/>
               </w:rPr>
+              <w:t xml:space="preserve">Pathologic stage group</w:t>
+            </w:r>
+          </w:p>
+        </w:tc>
+        <w:tc>
+          <w:tcPr>
+            <w:tcBorders>
+              <w:bottom w:val="none" w:sz="0" w:space="0" w:color="000000"/>
+              <w:top w:val="none" w:sz="0" w:space="0" w:color="000000"/>
+              <w:left w:val="none" w:sz="0" w:space="0" w:color="000000"/>
+              <w:right w:val="none" w:sz="0" w:space="0" w:color="000000"/>
+            </w:tcBorders>
+            <w:shd w:val="clear" w:color="auto" w:fill="FFFFFF"/>
+            <w:tcMar>
+              <w:top w:w="0" w:type="dxa"/>
+              <w:bottom w:w="0" w:type="dxa"/>
+              <w:left w:w="0" w:type="dxa"/>
+              <w:right w:w="0" w:type="dxa"/>
+            </w:tcMar>
+            <w:vAlign w:val="center"/>
+          </w:tcPr>
+          <w:p>
+            <w:pPr>
+              <w:pStyle w:val="Normal"/>
+              <w:jc w:val="left"/>
+              <w:pBdr>
+                <w:bottom w:val="none" w:sz="0" w:space="0" w:color="000000"/>
+                <w:top w:val="none" w:sz="0" w:space="0" w:color="000000"/>
+                <w:left w:val="none" w:sz="0" w:space="0" w:color="000000"/>
+                <w:right w:val="none" w:sz="0" w:space="0" w:color="000000"/>
+              </w:pBdr>
+              <w:spacing w:after="100" w:before="100" w:line="240"/>
+              <w:ind w:left="100" w:right="100" w:firstLine="0" w:firstLineChars="0"/>
+              <w:rPr>
+                <w:rFonts w:ascii="Times New Roman" w:hAnsi="Times New Roman" w:eastAsia="Times New Roman" w:cs="Times New Roman"/>
+                <w:i w:val="false"/>
+                <w:b w:val="false"/>
+                <w:u w:val="none"/>
+                <w:strike w:val="false"/>
+                <w:sz w:val="18"/>
+                <w:szCs w:val="18"/>
+                <w:color w:val="000000"/>
+              </w:rPr>
+            </w:pPr>
+            <w:r>
+              <w:rPr>
+                <w:rFonts w:ascii="Times New Roman" w:hAnsi="Times New Roman" w:eastAsia="Times New Roman" w:cs="Times New Roman"/>
+                <w:i w:val="false"/>
+                <w:b w:val="false"/>
+                <w:u w:val="none"/>
+                <w:strike w:val="false"/>
+                <w:sz w:val="18"/>
+                <w:szCs w:val="18"/>
+                <w:color w:val="000000"/>
+              </w:rPr>
+              <w:t xml:space="preserve">I–II (ref)</w:t>
+            </w:r>
+          </w:p>
+        </w:tc>
+        <w:tc>
+          <w:tcPr>
+            <w:tcBorders>
+              <w:bottom w:val="none" w:sz="0" w:space="0" w:color="000000"/>
+              <w:top w:val="none" w:sz="0" w:space="0" w:color="000000"/>
+              <w:left w:val="none" w:sz="0" w:space="0" w:color="000000"/>
+              <w:right w:val="none" w:sz="0" w:space="0" w:color="000000"/>
+            </w:tcBorders>
+            <w:shd w:val="clear" w:color="auto" w:fill="FFFFFF"/>
+            <w:tcMar>
+              <w:top w:w="0" w:type="dxa"/>
+              <w:bottom w:w="0" w:type="dxa"/>
+              <w:left w:w="0" w:type="dxa"/>
+              <w:right w:w="0" w:type="dxa"/>
+            </w:tcMar>
+            <w:vAlign w:val="center"/>
+          </w:tcPr>
+          <w:p>
+            <w:pPr>
+              <w:pStyle w:val="Normal"/>
+              <w:jc w:val="right"/>
+              <w:pBdr>
+                <w:bottom w:val="none" w:sz="0" w:space="0" w:color="000000"/>
+                <w:top w:val="none" w:sz="0" w:space="0" w:color="000000"/>
+                <w:left w:val="none" w:sz="0" w:space="0" w:color="000000"/>
+                <w:right w:val="none" w:sz="0" w:space="0" w:color="000000"/>
+              </w:pBdr>
+              <w:spacing w:after="100" w:before="100" w:line="240"/>
+              <w:ind w:left="100" w:right="100" w:firstLine="0" w:firstLineChars="0"/>
+              <w:rPr>
+                <w:rFonts w:ascii="Times New Roman" w:hAnsi="Times New Roman" w:eastAsia="Times New Roman" w:cs="Times New Roman"/>
+                <w:i w:val="false"/>
+                <w:b w:val="false"/>
+                <w:u w:val="none"/>
+                <w:strike w:val="false"/>
+                <w:sz w:val="18"/>
+                <w:szCs w:val="18"/>
+                <w:color w:val="000000"/>
+              </w:rPr>
+            </w:pPr>
+            <w:r>
+              <w:rPr>
+                <w:rFonts w:ascii="Times New Roman" w:hAnsi="Times New Roman" w:eastAsia="Times New Roman" w:cs="Times New Roman"/>
+                <w:i w:val="false"/>
+                <w:b w:val="false"/>
+                <w:u w:val="none"/>
+                <w:strike w:val="false"/>
+                <w:sz w:val="18"/>
+                <w:szCs w:val="18"/>
+                <w:color w:val="000000"/>
+              </w:rPr>
+              <w:t xml:space="preserve">50</w:t>
+            </w:r>
+          </w:p>
+        </w:tc>
+        <w:tc>
+          <w:tcPr>
+            <w:tcBorders>
+              <w:bottom w:val="none" w:sz="0" w:space="0" w:color="000000"/>
+              <w:top w:val="none" w:sz="0" w:space="0" w:color="000000"/>
+              <w:left w:val="none" w:sz="0" w:space="0" w:color="000000"/>
+              <w:right w:val="none" w:sz="0" w:space="0" w:color="000000"/>
+            </w:tcBorders>
+            <w:shd w:val="clear" w:color="auto" w:fill="FFFFFF"/>
+            <w:tcMar>
+              <w:top w:w="0" w:type="dxa"/>
+              <w:bottom w:w="0" w:type="dxa"/>
+              <w:left w:w="0" w:type="dxa"/>
+              <w:right w:w="0" w:type="dxa"/>
+            </w:tcMar>
+            <w:vAlign w:val="center"/>
+          </w:tcPr>
+          <w:p>
+            <w:pPr>
+              <w:pStyle w:val="Normal"/>
+              <w:jc w:val="right"/>
+              <w:pBdr>
+                <w:bottom w:val="none" w:sz="0" w:space="0" w:color="000000"/>
+                <w:top w:val="none" w:sz="0" w:space="0" w:color="000000"/>
+                <w:left w:val="none" w:sz="0" w:space="0" w:color="000000"/>
+                <w:right w:val="none" w:sz="0" w:space="0" w:color="000000"/>
+              </w:pBdr>
+              <w:spacing w:after="100" w:before="100" w:line="240"/>
+              <w:ind w:left="100" w:right="100" w:firstLine="0" w:firstLineChars="0"/>
+              <w:rPr>
+                <w:rFonts w:ascii="Times New Roman" w:hAnsi="Times New Roman" w:eastAsia="Times New Roman" w:cs="Times New Roman"/>
+                <w:i w:val="false"/>
+                <w:b w:val="false"/>
+                <w:u w:val="none"/>
+                <w:strike w:val="false"/>
+                <w:sz w:val="18"/>
+                <w:szCs w:val="18"/>
+                <w:color w:val="000000"/>
+              </w:rPr>
+            </w:pPr>
+            <w:r>
+              <w:rPr>
+                <w:rFonts w:ascii="Times New Roman" w:hAnsi="Times New Roman" w:eastAsia="Times New Roman" w:cs="Times New Roman"/>
+                <w:i w:val="false"/>
+                <w:b w:val="false"/>
+                <w:u w:val="none"/>
+                <w:strike w:val="false"/>
+                <w:sz w:val="18"/>
+                <w:szCs w:val="18"/>
+                <w:color w:val="000000"/>
+              </w:rPr>
+              <w:t xml:space="preserve">5</w:t>
+            </w:r>
+          </w:p>
+        </w:tc>
+        <w:tc>
+          <w:tcPr>
+            <w:tcBorders>
+              <w:bottom w:val="none" w:sz="0" w:space="0" w:color="000000"/>
+              <w:top w:val="none" w:sz="0" w:space="0" w:color="000000"/>
+              <w:left w:val="none" w:sz="0" w:space="0" w:color="000000"/>
+              <w:right w:val="none" w:sz="0" w:space="0" w:color="000000"/>
+            </w:tcBorders>
+            <w:shd w:val="clear" w:color="auto" w:fill="FFFFFF"/>
+            <w:tcMar>
+              <w:top w:w="0" w:type="dxa"/>
+              <w:bottom w:w="0" w:type="dxa"/>
+              <w:left w:w="0" w:type="dxa"/>
+              <w:right w:w="0" w:type="dxa"/>
+            </w:tcMar>
+            <w:vAlign w:val="center"/>
+          </w:tcPr>
+          <w:p>
+            <w:pPr>
+              <w:pStyle w:val="Normal"/>
+              <w:jc w:val="left"/>
+              <w:pBdr>
+                <w:bottom w:val="none" w:sz="0" w:space="0" w:color="000000"/>
+                <w:top w:val="none" w:sz="0" w:space="0" w:color="000000"/>
+                <w:left w:val="none" w:sz="0" w:space="0" w:color="000000"/>
+                <w:right w:val="none" w:sz="0" w:space="0" w:color="000000"/>
+              </w:pBdr>
+              <w:spacing w:after="100" w:before="100" w:line="240"/>
+              <w:ind w:left="100" w:right="100" w:firstLine="0" w:firstLineChars="0"/>
+              <w:rPr>
+                <w:rFonts w:ascii="Times New Roman" w:hAnsi="Times New Roman" w:eastAsia="Times New Roman" w:cs="Times New Roman"/>
+                <w:i w:val="false"/>
+                <w:b w:val="false"/>
+                <w:u w:val="none"/>
+                <w:strike w:val="false"/>
+                <w:sz w:val="18"/>
+                <w:szCs w:val="18"/>
+                <w:color w:val="000000"/>
+              </w:rPr>
+            </w:pPr>
+            <w:r>
+              <w:rPr>
+                <w:rFonts w:ascii="Times New Roman" w:hAnsi="Times New Roman" w:eastAsia="Times New Roman" w:cs="Times New Roman"/>
+                <w:i w:val="false"/>
+                <w:b w:val="false"/>
+                <w:u w:val="none"/>
+                <w:strike w:val="false"/>
+                <w:sz w:val="18"/>
+                <w:szCs w:val="18"/>
+                <w:color w:val="000000"/>
+              </w:rPr>
+              <w:t xml:space="preserve">Reference</w:t>
+            </w:r>
+          </w:p>
+        </w:tc>
+        <w:tc>
+          <w:tcPr>
+            <w:tcBorders>
+              <w:bottom w:val="none" w:sz="0" w:space="0" w:color="000000"/>
+              <w:top w:val="none" w:sz="0" w:space="0" w:color="000000"/>
+              <w:left w:val="none" w:sz="0" w:space="0" w:color="000000"/>
+              <w:right w:val="none" w:sz="0" w:space="0" w:color="000000"/>
+            </w:tcBorders>
+            <w:shd w:val="clear" w:color="auto" w:fill="FFFFFF"/>
+            <w:tcMar>
+              <w:top w:w="0" w:type="dxa"/>
+              <w:bottom w:w="0" w:type="dxa"/>
+              <w:left w:w="0" w:type="dxa"/>
+              <w:right w:w="0" w:type="dxa"/>
+            </w:tcMar>
+            <w:vAlign w:val="center"/>
+          </w:tcPr>
+          <w:p>
+            <w:pPr>
+              <w:pStyle w:val="Normal"/>
+              <w:jc w:val="left"/>
+              <w:pBdr>
+                <w:bottom w:val="none" w:sz="0" w:space="0" w:color="000000"/>
+                <w:top w:val="none" w:sz="0" w:space="0" w:color="000000"/>
+                <w:left w:val="none" w:sz="0" w:space="0" w:color="000000"/>
+                <w:right w:val="none" w:sz="0" w:space="0" w:color="000000"/>
+              </w:pBdr>
+              <w:spacing w:after="100" w:before="100" w:line="240"/>
+              <w:ind w:left="100" w:right="100" w:firstLine="0" w:firstLineChars="0"/>
+              <w:rPr>
+                <w:rFonts w:ascii="Times New Roman" w:hAnsi="Times New Roman" w:eastAsia="Times New Roman" w:cs="Times New Roman"/>
+                <w:i w:val="false"/>
+                <w:b w:val="false"/>
+                <w:u w:val="none"/>
+                <w:strike w:val="false"/>
+                <w:sz w:val="18"/>
+                <w:szCs w:val="18"/>
+                <w:color w:val="000000"/>
+              </w:rPr>
+            </w:pPr>
+            <w:r>
+              <w:rPr>
+                <w:rFonts w:ascii="Times New Roman" w:hAnsi="Times New Roman" w:eastAsia="Times New Roman" w:cs="Times New Roman"/>
+                <w:i w:val="false"/>
+                <w:b w:val="false"/>
+                <w:u w:val="none"/>
+                <w:strike w:val="false"/>
+                <w:sz w:val="18"/>
+                <w:szCs w:val="18"/>
+                <w:color w:val="000000"/>
+              </w:rPr>
+              <w:t xml:space="preserve"/>
+            </w:r>
+          </w:p>
+        </w:tc>
+        <w:tc>
+          <w:tcPr>
+            <w:tcBorders>
+              <w:bottom w:val="none" w:sz="0" w:space="0" w:color="000000"/>
+              <w:top w:val="none" w:sz="0" w:space="0" w:color="000000"/>
+              <w:left w:val="none" w:sz="0" w:space="0" w:color="000000"/>
+              <w:right w:val="none" w:sz="0" w:space="0" w:color="000000"/>
+            </w:tcBorders>
+            <w:shd w:val="clear" w:color="auto" w:fill="FFFFFF"/>
+            <w:tcMar>
+              <w:top w:w="0" w:type="dxa"/>
+              <w:bottom w:w="0" w:type="dxa"/>
+              <w:left w:w="0" w:type="dxa"/>
+              <w:right w:w="0" w:type="dxa"/>
+            </w:tcMar>
+            <w:vAlign w:val="center"/>
+          </w:tcPr>
+          <w:p>
+            <w:pPr>
+              <w:pStyle w:val="Normal"/>
+              <w:jc w:val="left"/>
+              <w:pBdr>
+                <w:bottom w:val="none" w:sz="0" w:space="0" w:color="000000"/>
+                <w:top w:val="none" w:sz="0" w:space="0" w:color="000000"/>
+                <w:left w:val="none" w:sz="0" w:space="0" w:color="000000"/>
+                <w:right w:val="none" w:sz="0" w:space="0" w:color="000000"/>
+              </w:pBdr>
+              <w:spacing w:after="100" w:before="100" w:line="240"/>
+              <w:ind w:left="100" w:right="100" w:firstLine="0" w:firstLineChars="0"/>
+              <w:rPr>
+                <w:rFonts w:ascii="Times New Roman" w:hAnsi="Times New Roman" w:eastAsia="Times New Roman" w:cs="Times New Roman"/>
+                <w:i w:val="false"/>
+                <w:b w:val="false"/>
+                <w:u w:val="none"/>
+                <w:strike w:val="false"/>
+                <w:sz w:val="18"/>
+                <w:szCs w:val="18"/>
+                <w:color w:val="000000"/>
+              </w:rPr>
+            </w:pPr>
+            <w:r>
+              <w:rPr>
+                <w:rFonts w:ascii="Times New Roman" w:hAnsi="Times New Roman" w:eastAsia="Times New Roman" w:cs="Times New Roman"/>
+                <w:i w:val="false"/>
+                <w:b w:val="false"/>
+                <w:u w:val="none"/>
+                <w:strike w:val="false"/>
+                <w:sz w:val="18"/>
+                <w:szCs w:val="18"/>
+                <w:color w:val="000000"/>
+              </w:rPr>
+              <w:t xml:space="preserve"/>
+            </w:r>
+          </w:p>
+        </w:tc>
+      </w:tr>
+      <w:tr>
+        <w:trPr>
+          <w:trHeight w:val="560" w:hRule="auto"/>
+        </w:trPr>
+        <w:tc>
+          <w:tcPr>
+            <w:tcBorders>
+              <w:bottom w:val="none" w:sz="0" w:space="0" w:color="000000"/>
+              <w:top w:val="none" w:sz="0" w:space="0" w:color="000000"/>
+              <w:left w:val="none" w:sz="0" w:space="0" w:color="000000"/>
+              <w:right w:val="none" w:sz="0" w:space="0" w:color="000000"/>
+            </w:tcBorders>
+            <w:shd w:val="clear" w:color="auto" w:fill="FFFFFF"/>
+            <w:tcMar>
+              <w:top w:w="0" w:type="dxa"/>
+              <w:bottom w:w="0" w:type="dxa"/>
+              <w:left w:w="0" w:type="dxa"/>
+              <w:right w:w="0" w:type="dxa"/>
+            </w:tcMar>
+            <w:vAlign w:val="center"/>
+          </w:tcPr>
+          <w:p>
+            <w:pPr>
+              <w:pStyle w:val="Normal"/>
+              <w:jc w:val="left"/>
+              <w:pBdr>
+                <w:bottom w:val="none" w:sz="0" w:space="0" w:color="000000"/>
+                <w:top w:val="none" w:sz="0" w:space="0" w:color="000000"/>
+                <w:left w:val="none" w:sz="0" w:space="0" w:color="000000"/>
+                <w:right w:val="none" w:sz="0" w:space="0" w:color="000000"/>
+              </w:pBdr>
+              <w:spacing w:after="100" w:before="100" w:line="240"/>
+              <w:ind w:left="100" w:right="100" w:firstLine="0" w:firstLineChars="0"/>
+              <w:rPr>
+                <w:rFonts w:ascii="Times New Roman" w:hAnsi="Times New Roman" w:eastAsia="Times New Roman" w:cs="Times New Roman"/>
+                <w:i w:val="false"/>
+                <w:b w:val="false"/>
+                <w:u w:val="none"/>
+                <w:strike w:val="false"/>
+                <w:sz w:val="18"/>
+                <w:szCs w:val="18"/>
+                <w:color w:val="000000"/>
+              </w:rPr>
+            </w:pPr>
+            <w:r>
+              <w:rPr>
+                <w:rFonts w:ascii="Times New Roman" w:hAnsi="Times New Roman" w:eastAsia="Times New Roman" w:cs="Times New Roman"/>
+                <w:i w:val="false"/>
+                <w:b w:val="false"/>
+                <w:u w:val="none"/>
+                <w:strike w:val="false"/>
+                <w:sz w:val="18"/>
+                <w:szCs w:val="18"/>
+                <w:color w:val="000000"/>
+              </w:rPr>
+              <w:t xml:space="preserve"/>
+            </w:r>
+          </w:p>
+        </w:tc>
+        <w:tc>
+          <w:tcPr>
+            <w:tcBorders>
+              <w:bottom w:val="none" w:sz="0" w:space="0" w:color="000000"/>
+              <w:top w:val="none" w:sz="0" w:space="0" w:color="000000"/>
+              <w:left w:val="none" w:sz="0" w:space="0" w:color="000000"/>
+              <w:right w:val="none" w:sz="0" w:space="0" w:color="000000"/>
+            </w:tcBorders>
+            <w:shd w:val="clear" w:color="auto" w:fill="FFFFFF"/>
+            <w:tcMar>
+              <w:top w:w="0" w:type="dxa"/>
+              <w:bottom w:w="0" w:type="dxa"/>
+              <w:left w:w="0" w:type="dxa"/>
+              <w:right w:w="0" w:type="dxa"/>
+            </w:tcMar>
+            <w:vAlign w:val="center"/>
+          </w:tcPr>
+          <w:p>
+            <w:pPr>
+              <w:pStyle w:val="Normal"/>
+              <w:jc w:val="left"/>
+              <w:pBdr>
+                <w:bottom w:val="none" w:sz="0" w:space="0" w:color="000000"/>
+                <w:top w:val="none" w:sz="0" w:space="0" w:color="000000"/>
+                <w:left w:val="none" w:sz="0" w:space="0" w:color="000000"/>
+                <w:right w:val="none" w:sz="0" w:space="0" w:color="000000"/>
+              </w:pBdr>
+              <w:spacing w:after="100" w:before="100" w:line="240"/>
+              <w:ind w:left="100" w:right="100" w:firstLine="0" w:firstLineChars="0"/>
+              <w:rPr>
+                <w:rFonts w:ascii="Times New Roman" w:hAnsi="Times New Roman" w:eastAsia="Times New Roman" w:cs="Times New Roman"/>
+                <w:i w:val="false"/>
+                <w:b w:val="false"/>
+                <w:u w:val="none"/>
+                <w:strike w:val="false"/>
+                <w:sz w:val="18"/>
+                <w:szCs w:val="18"/>
+                <w:color w:val="000000"/>
+              </w:rPr>
+            </w:pPr>
+            <w:r>
+              <w:rPr>
+                <w:rFonts w:ascii="Times New Roman" w:hAnsi="Times New Roman" w:eastAsia="Times New Roman" w:cs="Times New Roman"/>
+                <w:i w:val="false"/>
+                <w:b w:val="false"/>
+                <w:u w:val="none"/>
+                <w:strike w:val="false"/>
+                <w:sz w:val="18"/>
+                <w:szCs w:val="18"/>
+                <w:color w:val="000000"/>
+              </w:rPr>
+              <w:t xml:space="preserve">III–IV</w:t>
+            </w:r>
+          </w:p>
+        </w:tc>
+        <w:tc>
+          <w:tcPr>
+            <w:tcBorders>
+              <w:bottom w:val="none" w:sz="0" w:space="0" w:color="000000"/>
+              <w:top w:val="none" w:sz="0" w:space="0" w:color="000000"/>
+              <w:left w:val="none" w:sz="0" w:space="0" w:color="000000"/>
+              <w:right w:val="none" w:sz="0" w:space="0" w:color="000000"/>
+            </w:tcBorders>
+            <w:shd w:val="clear" w:color="auto" w:fill="FFFFFF"/>
+            <w:tcMar>
+              <w:top w:w="0" w:type="dxa"/>
+              <w:bottom w:w="0" w:type="dxa"/>
+              <w:left w:w="0" w:type="dxa"/>
+              <w:right w:w="0" w:type="dxa"/>
+            </w:tcMar>
+            <w:vAlign w:val="center"/>
+          </w:tcPr>
+          <w:p>
+            <w:pPr>
+              <w:pStyle w:val="Normal"/>
+              <w:jc w:val="right"/>
+              <w:pBdr>
+                <w:bottom w:val="none" w:sz="0" w:space="0" w:color="000000"/>
+                <w:top w:val="none" w:sz="0" w:space="0" w:color="000000"/>
+                <w:left w:val="none" w:sz="0" w:space="0" w:color="000000"/>
+                <w:right w:val="none" w:sz="0" w:space="0" w:color="000000"/>
+              </w:pBdr>
+              <w:spacing w:after="100" w:before="100" w:line="240"/>
+              <w:ind w:left="100" w:right="100" w:firstLine="0" w:firstLineChars="0"/>
+              <w:rPr>
+                <w:rFonts w:ascii="Times New Roman" w:hAnsi="Times New Roman" w:eastAsia="Times New Roman" w:cs="Times New Roman"/>
+                <w:i w:val="false"/>
+                <w:b w:val="false"/>
+                <w:u w:val="none"/>
+                <w:strike w:val="false"/>
+                <w:sz w:val="18"/>
+                <w:szCs w:val="18"/>
+                <w:color w:val="000000"/>
+              </w:rPr>
+            </w:pPr>
+            <w:r>
+              <w:rPr>
+                <w:rFonts w:ascii="Times New Roman" w:hAnsi="Times New Roman" w:eastAsia="Times New Roman" w:cs="Times New Roman"/>
+                <w:i w:val="false"/>
+                <w:b w:val="false"/>
+                <w:u w:val="none"/>
+                <w:strike w:val="false"/>
+                <w:sz w:val="18"/>
+                <w:szCs w:val="18"/>
+                <w:color w:val="000000"/>
+              </w:rPr>
+              <w:t xml:space="preserve">52</w:t>
+            </w:r>
+          </w:p>
+        </w:tc>
+        <w:tc>
+          <w:tcPr>
+            <w:tcBorders>
+              <w:bottom w:val="none" w:sz="0" w:space="0" w:color="000000"/>
+              <w:top w:val="none" w:sz="0" w:space="0" w:color="000000"/>
+              <w:left w:val="none" w:sz="0" w:space="0" w:color="000000"/>
+              <w:right w:val="none" w:sz="0" w:space="0" w:color="000000"/>
+            </w:tcBorders>
+            <w:shd w:val="clear" w:color="auto" w:fill="FFFFFF"/>
+            <w:tcMar>
+              <w:top w:w="0" w:type="dxa"/>
+              <w:bottom w:w="0" w:type="dxa"/>
+              <w:left w:w="0" w:type="dxa"/>
+              <w:right w:w="0" w:type="dxa"/>
+            </w:tcMar>
+            <w:vAlign w:val="center"/>
+          </w:tcPr>
+          <w:p>
+            <w:pPr>
+              <w:pStyle w:val="Normal"/>
+              <w:jc w:val="right"/>
+              <w:pBdr>
+                <w:bottom w:val="none" w:sz="0" w:space="0" w:color="000000"/>
+                <w:top w:val="none" w:sz="0" w:space="0" w:color="000000"/>
+                <w:left w:val="none" w:sz="0" w:space="0" w:color="000000"/>
+                <w:right w:val="none" w:sz="0" w:space="0" w:color="000000"/>
+              </w:pBdr>
+              <w:spacing w:after="100" w:before="100" w:line="240"/>
+              <w:ind w:left="100" w:right="100" w:firstLine="0" w:firstLineChars="0"/>
+              <w:rPr>
+                <w:rFonts w:ascii="Times New Roman" w:hAnsi="Times New Roman" w:eastAsia="Times New Roman" w:cs="Times New Roman"/>
+                <w:i w:val="false"/>
+                <w:b w:val="false"/>
+                <w:u w:val="none"/>
+                <w:strike w:val="false"/>
+                <w:sz w:val="18"/>
+                <w:szCs w:val="18"/>
+                <w:color w:val="000000"/>
+              </w:rPr>
+            </w:pPr>
+            <w:r>
+              <w:rPr>
+                <w:rFonts w:ascii="Times New Roman" w:hAnsi="Times New Roman" w:eastAsia="Times New Roman" w:cs="Times New Roman"/>
+                <w:i w:val="false"/>
+                <w:b w:val="false"/>
+                <w:u w:val="none"/>
+                <w:strike w:val="false"/>
+                <w:sz w:val="18"/>
+                <w:szCs w:val="18"/>
+                <w:color w:val="000000"/>
+              </w:rPr>
+              <w:t xml:space="preserve">8</w:t>
+            </w:r>
+          </w:p>
+        </w:tc>
+        <w:tc>
+          <w:tcPr>
+            <w:tcBorders>
+              <w:bottom w:val="none" w:sz="0" w:space="0" w:color="000000"/>
+              <w:top w:val="none" w:sz="0" w:space="0" w:color="000000"/>
+              <w:left w:val="none" w:sz="0" w:space="0" w:color="000000"/>
+              <w:right w:val="none" w:sz="0" w:space="0" w:color="000000"/>
+            </w:tcBorders>
+            <w:shd w:val="clear" w:color="auto" w:fill="FFFFFF"/>
+            <w:tcMar>
+              <w:top w:w="0" w:type="dxa"/>
+              <w:bottom w:w="0" w:type="dxa"/>
+              <w:left w:w="0" w:type="dxa"/>
+              <w:right w:w="0" w:type="dxa"/>
+            </w:tcMar>
+            <w:vAlign w:val="center"/>
+          </w:tcPr>
+          <w:p>
+            <w:pPr>
+              <w:pStyle w:val="Normal"/>
+              <w:jc w:val="left"/>
+              <w:pBdr>
+                <w:bottom w:val="none" w:sz="0" w:space="0" w:color="000000"/>
+                <w:top w:val="none" w:sz="0" w:space="0" w:color="000000"/>
+                <w:left w:val="none" w:sz="0" w:space="0" w:color="000000"/>
+                <w:right w:val="none" w:sz="0" w:space="0" w:color="000000"/>
+              </w:pBdr>
+              <w:spacing w:after="100" w:before="100" w:line="240"/>
+              <w:ind w:left="100" w:right="100" w:firstLine="0" w:firstLineChars="0"/>
+              <w:rPr>
+                <w:rFonts w:ascii="Times New Roman" w:hAnsi="Times New Roman" w:eastAsia="Times New Roman" w:cs="Times New Roman"/>
+                <w:i w:val="false"/>
+                <w:b w:val="false"/>
+                <w:u w:val="none"/>
+                <w:strike w:val="false"/>
+                <w:sz w:val="18"/>
+                <w:szCs w:val="18"/>
+                <w:color w:val="000000"/>
+              </w:rPr>
+            </w:pPr>
+            <w:r>
+              <w:rPr>
+                <w:rFonts w:ascii="Times New Roman" w:hAnsi="Times New Roman" w:eastAsia="Times New Roman" w:cs="Times New Roman"/>
+                <w:i w:val="false"/>
+                <w:b w:val="false"/>
+                <w:u w:val="none"/>
+                <w:strike w:val="false"/>
+                <w:sz w:val="18"/>
+                <w:szCs w:val="18"/>
+                <w:color w:val="000000"/>
+              </w:rPr>
+              <w:t xml:space="preserve">1.79 (0.56–5.67)</w:t>
+            </w:r>
+          </w:p>
+        </w:tc>
+        <w:tc>
+          <w:tcPr>
+            <w:tcBorders>
+              <w:bottom w:val="none" w:sz="0" w:space="0" w:color="000000"/>
+              <w:top w:val="none" w:sz="0" w:space="0" w:color="000000"/>
+              <w:left w:val="none" w:sz="0" w:space="0" w:color="000000"/>
+              <w:right w:val="none" w:sz="0" w:space="0" w:color="000000"/>
+            </w:tcBorders>
+            <w:shd w:val="clear" w:color="auto" w:fill="FFFFFF"/>
+            <w:tcMar>
+              <w:top w:w="0" w:type="dxa"/>
+              <w:bottom w:w="0" w:type="dxa"/>
+              <w:left w:w="0" w:type="dxa"/>
+              <w:right w:w="0" w:type="dxa"/>
+            </w:tcMar>
+            <w:vAlign w:val="center"/>
+          </w:tcPr>
+          <w:p>
+            <w:pPr>
+              <w:pStyle w:val="Normal"/>
+              <w:jc w:val="left"/>
+              <w:pBdr>
+                <w:bottom w:val="none" w:sz="0" w:space="0" w:color="000000"/>
+                <w:top w:val="none" w:sz="0" w:space="0" w:color="000000"/>
+                <w:left w:val="none" w:sz="0" w:space="0" w:color="000000"/>
+                <w:right w:val="none" w:sz="0" w:space="0" w:color="000000"/>
+              </w:pBdr>
+              <w:spacing w:after="100" w:before="100" w:line="240"/>
+              <w:ind w:left="100" w:right="100" w:firstLine="0" w:firstLineChars="0"/>
+              <w:rPr>
+                <w:rFonts w:ascii="Times New Roman" w:hAnsi="Times New Roman" w:eastAsia="Times New Roman" w:cs="Times New Roman"/>
+                <w:i w:val="false"/>
+                <w:b w:val="false"/>
+                <w:u w:val="none"/>
+                <w:strike w:val="false"/>
+                <w:sz w:val="18"/>
+                <w:szCs w:val="18"/>
+                <w:color w:val="000000"/>
+              </w:rPr>
+            </w:pPr>
+            <w:r>
+              <w:rPr>
+                <w:rFonts w:ascii="Times New Roman" w:hAnsi="Times New Roman" w:eastAsia="Times New Roman" w:cs="Times New Roman"/>
+                <w:i w:val="false"/>
+                <w:b w:val="false"/>
+                <w:u w:val="none"/>
+                <w:strike w:val="false"/>
+                <w:sz w:val="18"/>
+                <w:szCs w:val="18"/>
+                <w:color w:val="000000"/>
+              </w:rPr>
+              <w:t xml:space="preserve">0.326</w:t>
+            </w:r>
+          </w:p>
+        </w:tc>
+        <w:tc>
+          <w:tcPr>
+            <w:tcBorders>
+              <w:bottom w:val="none" w:sz="0" w:space="0" w:color="000000"/>
+              <w:top w:val="none" w:sz="0" w:space="0" w:color="000000"/>
+              <w:left w:val="none" w:sz="0" w:space="0" w:color="000000"/>
+              <w:right w:val="none" w:sz="0" w:space="0" w:color="000000"/>
+            </w:tcBorders>
+            <w:shd w:val="clear" w:color="auto" w:fill="FFFFFF"/>
+            <w:tcMar>
+              <w:top w:w="0" w:type="dxa"/>
+              <w:bottom w:w="0" w:type="dxa"/>
+              <w:left w:w="0" w:type="dxa"/>
+              <w:right w:w="0" w:type="dxa"/>
+            </w:tcMar>
+            <w:vAlign w:val="center"/>
+          </w:tcPr>
+          <w:p>
+            <w:pPr>
+              <w:pStyle w:val="Normal"/>
+              <w:jc w:val="left"/>
+              <w:pBdr>
+                <w:bottom w:val="none" w:sz="0" w:space="0" w:color="000000"/>
+                <w:top w:val="none" w:sz="0" w:space="0" w:color="000000"/>
+                <w:left w:val="none" w:sz="0" w:space="0" w:color="000000"/>
+                <w:right w:val="none" w:sz="0" w:space="0" w:color="000000"/>
+              </w:pBdr>
+              <w:spacing w:after="100" w:before="100" w:line="240"/>
+              <w:ind w:left="100" w:right="100" w:firstLine="0" w:firstLineChars="0"/>
+              <w:rPr>
+                <w:rFonts w:ascii="Times New Roman" w:hAnsi="Times New Roman" w:eastAsia="Times New Roman" w:cs="Times New Roman"/>
+                <w:i w:val="false"/>
+                <w:b w:val="false"/>
+                <w:u w:val="none"/>
+                <w:strike w:val="false"/>
+                <w:sz w:val="18"/>
+                <w:szCs w:val="18"/>
+                <w:color w:val="000000"/>
+              </w:rPr>
+            </w:pPr>
+            <w:r>
+              <w:rPr>
+                <w:rFonts w:ascii="Times New Roman" w:hAnsi="Times New Roman" w:eastAsia="Times New Roman" w:cs="Times New Roman"/>
+                <w:i w:val="false"/>
+                <w:b w:val="false"/>
+                <w:u w:val="none"/>
+                <w:strike w:val="false"/>
+                <w:sz w:val="18"/>
+                <w:szCs w:val="18"/>
+                <w:color w:val="000000"/>
+              </w:rPr>
+              <w:t xml:space="preserve"/>
+            </w:r>
+          </w:p>
+        </w:tc>
+      </w:tr>
+      <w:tr>
+        <w:trPr>
+          <w:trHeight w:val="560" w:hRule="auto"/>
+        </w:trPr>
+        <w:tc>
+          <w:tcPr>
+            <w:tcBorders>
+              <w:bottom w:val="none" w:sz="0" w:space="0" w:color="000000"/>
+              <w:top w:val="none" w:sz="0" w:space="0" w:color="000000"/>
+              <w:left w:val="none" w:sz="0" w:space="0" w:color="000000"/>
+              <w:right w:val="none" w:sz="0" w:space="0" w:color="000000"/>
+            </w:tcBorders>
+            <w:shd w:val="clear" w:color="auto" w:fill="FFFFFF"/>
+            <w:tcMar>
+              <w:top w:w="0" w:type="dxa"/>
+              <w:bottom w:w="0" w:type="dxa"/>
+              <w:left w:w="0" w:type="dxa"/>
+              <w:right w:w="0" w:type="dxa"/>
+            </w:tcMar>
+            <w:vAlign w:val="center"/>
+          </w:tcPr>
+          <w:p>
+            <w:pPr>
+              <w:pStyle w:val="Normal"/>
+              <w:jc w:val="left"/>
+              <w:pBdr>
+                <w:bottom w:val="none" w:sz="0" w:space="0" w:color="000000"/>
+                <w:top w:val="none" w:sz="0" w:space="0" w:color="000000"/>
+                <w:left w:val="none" w:sz="0" w:space="0" w:color="000000"/>
+                <w:right w:val="none" w:sz="0" w:space="0" w:color="000000"/>
+              </w:pBdr>
+              <w:spacing w:after="100" w:before="100" w:line="240"/>
+              <w:ind w:left="100" w:right="100" w:firstLine="0" w:firstLineChars="0"/>
+              <w:rPr>
+                <w:rFonts w:ascii="Times New Roman" w:hAnsi="Times New Roman" w:eastAsia="Times New Roman" w:cs="Times New Roman"/>
+                <w:i w:val="false"/>
+                <w:b w:val="false"/>
+                <w:u w:val="none"/>
+                <w:strike w:val="false"/>
+                <w:sz w:val="18"/>
+                <w:szCs w:val="18"/>
+                <w:color w:val="000000"/>
+              </w:rPr>
+            </w:pPr>
+            <w:r>
+              <w:rPr>
+                <w:rFonts w:ascii="Times New Roman" w:hAnsi="Times New Roman" w:eastAsia="Times New Roman" w:cs="Times New Roman"/>
+                <w:i w:val="false"/>
+                <w:b w:val="false"/>
+                <w:u w:val="none"/>
+                <w:strike w:val="false"/>
+                <w:sz w:val="18"/>
+                <w:szCs w:val="18"/>
+                <w:color w:val="000000"/>
+              </w:rPr>
               <w:t xml:space="preserve">Pretreatment CEA</w:t>
             </w:r>
           </w:p>
@@ -3049,7 +3829,7 @@
                 <w:szCs w:val="18"/>
                 <w:color w:val="000000"/>
               </w:rPr>
-              <w:t xml:space="preserve">1.67 (0.51–5.44)</w:t>
+              <w:t xml:space="preserve">1.86 (0.57–6.08)</w:t>
             </w:r>
           </w:p>
         </w:tc>
@@ -3104,7 +3884,7 @@
                 <w:szCs w:val="18"/>
                 <w:color w:val="000000"/>
               </w:rPr>
-              <w:t xml:space="preserve">0.392</w:t>
+              <w:t xml:space="preserve">0.305</w:t>
             </w:r>
           </w:p>
         </w:tc>
